--- a/backend/report/master_template.docx
+++ b/backend/report/master_template.docx
@@ -20,7 +20,7 @@
             <w:r>
               <w:drawing>
                 <wp:inline xmlns:a="http://schemas.openxmlformats.org/drawingml/2006/main" xmlns:pic="http://schemas.openxmlformats.org/drawingml/2006/picture">
-                  <wp:extent cx="1285714" cy="864000"/>
+                  <wp:extent cx="1071429" cy="720000"/>
                   <wp:docPr id="1" name="Picture 1"/>
                   <wp:cNvGraphicFramePr>
                     <a:graphicFrameLocks noChangeAspect="1"/>
@@ -41,7 +41,7 @@
                         <pic:spPr>
                           <a:xfrm>
                             <a:off x="0" y="0"/>
-                            <a:ext cx="1285714" cy="864000"/>
+                            <a:ext cx="1071429" cy="720000"/>
                           </a:xfrm>
                           <a:prstGeom prst="rect"/>
                         </pic:spPr>
@@ -64,7 +64,7 @@
             <w:r>
               <w:drawing>
                 <wp:inline xmlns:a="http://schemas.openxmlformats.org/drawingml/2006/main" xmlns:pic="http://schemas.openxmlformats.org/drawingml/2006/picture">
-                  <wp:extent cx="1234286" cy="864000"/>
+                  <wp:extent cx="1028571" cy="720000"/>
                   <wp:docPr id="2" name="Picture 2"/>
                   <wp:cNvGraphicFramePr>
                     <a:graphicFrameLocks noChangeAspect="1"/>
@@ -85,7 +85,7 @@
                         <pic:spPr>
                           <a:xfrm>
                             <a:off x="0" y="0"/>
-                            <a:ext cx="1234286" cy="864000"/>
+                            <a:ext cx="1028571" cy="720000"/>
                           </a:xfrm>
                           <a:prstGeom prst="rect"/>
                         </pic:spPr>
@@ -101,9 +101,136 @@
     </w:tbl>
     <w:p>
       <w:pPr>
-        <w:spacing w:after="80"/>
+        <w:spacing w:after="280"/>
         <w:jc w:val="left"/>
       </w:pPr>
+    </w:p>
+    <w:tbl>
+      <w:tblPr>
+        <w:tblW w:type="auto" w:w="0"/>
+        <w:jc w:val="center"/>
+        <w:tblLayout w:type="fixed"/>
+        <w:tblLook w:firstColumn="1" w:firstRow="1" w:lastColumn="0" w:lastRow="0" w:noHBand="0" w:noVBand="1" w:val="04A0"/>
+      </w:tblPr>
+      <w:tblGrid>
+        <w:gridCol w:w="9412"/>
+      </w:tblGrid>
+      <w:tr>
+        <w:tc>
+          <w:tcPr>
+            <w:tcW w:type="dxa" w:w="9411"/>
+            <w:shd w:val="clear" w:fill="0F3D6E"/>
+          </w:tcPr>
+          <w:p>
+            <w:pPr>
+              <w:spacing w:before="320" w:after="0"/>
+              <w:jc w:val="center"/>
+            </w:pPr>
+            <w:r>
+              <w:rPr>
+                <w:b/>
+                <w:color w:val="FFFFFF"/>
+                <w:sz w:val="60"/>
+              </w:rPr>
+              <w:t>AIR QUALITY</w:t>
+            </w:r>
+          </w:p>
+          <w:p>
+            <w:pPr>
+              <w:spacing w:before="0" w:after="0"/>
+              <w:jc w:val="center"/>
+            </w:pPr>
+            <w:r>
+              <w:rPr>
+                <w:b/>
+                <w:color w:val="FFFFFF"/>
+                <w:sz w:val="60"/>
+              </w:rPr>
+              <w:t>MONITORING REPORT</w:t>
+            </w:r>
+          </w:p>
+          <w:p>
+            <w:pPr>
+              <w:spacing w:before="80" w:after="280"/>
+              <w:jc w:val="center"/>
+            </w:pPr>
+            <w:r>
+              <w:rPr>
+                <w:b w:val="0"/>
+                <w:color w:val="BFD9EF"/>
+                <w:sz w:val="20"/>
+              </w:rPr>
+              <w:t>Ambient Air Quality  ·  KSA NCEC 2020 Standards</w:t>
+            </w:r>
+          </w:p>
+        </w:tc>
+      </w:tr>
+    </w:tbl>
+    <w:tbl>
+      <w:tblPr>
+        <w:tblW w:type="auto" w:w="0"/>
+        <w:jc w:val="center"/>
+        <w:tblLayout w:type="fixed"/>
+        <w:tblLook w:firstColumn="1" w:firstRow="1" w:lastColumn="0" w:lastRow="0" w:noHBand="0" w:noVBand="1" w:val="04A0"/>
+      </w:tblPr>
+      <w:tblGrid>
+        <w:gridCol w:w="9412"/>
+      </w:tblGrid>
+      <w:tr>
+        <w:tc>
+          <w:tcPr>
+            <w:tcW w:type="dxa" w:w="9411"/>
+            <w:shd w:val="clear" w:fill="2F9E63"/>
+          </w:tcPr>
+          <w:p>
+            <w:pPr>
+              <w:spacing w:after="0"/>
+            </w:pPr>
+            <w:r>
+              <w:rPr>
+                <w:sz w:val="4"/>
+              </w:rPr>
+              <w:t xml:space="preserve"> </w:t>
+            </w:r>
+          </w:p>
+        </w:tc>
+      </w:tr>
+    </w:tbl>
+    <w:p>
+      <w:pPr>
+        <w:spacing w:after="320"/>
+        <w:jc w:val="left"/>
+      </w:pPr>
+    </w:p>
+    <w:p>
+      <w:pPr>
+        <w:spacing w:after="40"/>
+        <w:jc w:val="center"/>
+      </w:pPr>
+      <w:r>
+        <w:rPr>
+          <w:b w:val="0"/>
+          <w:i w:val="0"/>
+          <w:color w:val="6B6B6B"/>
+          <w:sz w:val="24"/>
+        </w:rPr>
+        <w:t>prepared for</w:t>
+      </w:r>
+    </w:p>
+    <w:p>
+      <w:pPr>
+        <w:spacing w:after="320"/>
+        <w:jc w:val="center"/>
+      </w:pPr>
+      <w:r>
+        <w:rPr>
+          <w:b/>
+          <w:i w:val="0"/>
+          <w:color w:val="0F3D6E"/>
+          <w:sz w:val="48"/>
+        </w:rPr>
+        <w:t>{{ project_name }}</w:t>
+      </w:r>
     </w:p>
     <w:p>
       <w:pPr>
@@ -121,7 +248,7 @@
     </w:p>
     <w:p>
       <w:pPr>
-        <w:spacing w:after="160"/>
+        <w:spacing w:after="200"/>
         <w:jc w:val="center"/>
       </w:pPr>
       <w:r>
@@ -147,167 +274,299 @@
         <w:t>{%p endif %}</w:t>
       </w:r>
     </w:p>
+    <w:tbl>
+      <w:tblPr>
+        <w:tblStyle w:val="TableGrid"/>
+        <w:tblW w:type="auto" w:w="0"/>
+        <w:jc w:val="center"/>
+        <w:tblLook w:firstColumn="1" w:firstRow="1" w:lastColumn="0" w:lastRow="0" w:noHBand="0" w:noVBand="1" w:val="04A0"/>
+      </w:tblPr>
+      <w:tblGrid>
+        <w:gridCol w:w="4706"/>
+        <w:gridCol w:w="4706"/>
+      </w:tblGrid>
+      <w:tr>
+        <w:tc>
+          <w:tcPr>
+            <w:tcW w:type="dxa" w:w="2608"/>
+            <w:shd w:val="clear" w:fill="E8F1F9"/>
+          </w:tcPr>
+          <w:p>
+            <w:pPr>
+              <w:jc w:val="left"/>
+            </w:pPr>
+            <w:r>
+              <w:rPr>
+                <w:color w:val="0F3D6E"/>
+              </w:rPr>
+            </w:r>
+            <w:r>
+              <w:rPr>
+                <w:b/>
+                <w:i w:val="0"/>
+                <w:color w:val="0F3D6E"/>
+                <w:sz w:val="20"/>
+              </w:rPr>
+              <w:t>Client</w:t>
+            </w:r>
+          </w:p>
+        </w:tc>
+        <w:tc>
+          <w:tcPr>
+            <w:tcW w:type="dxa" w:w="6803"/>
+          </w:tcPr>
+          <w:p>
+            <w:pPr>
+              <w:jc w:val="left"/>
+            </w:pPr>
+            <w:r/>
+            <w:r>
+              <w:rPr>
+                <w:b w:val="0"/>
+                <w:i w:val="0"/>
+                <w:sz w:val="20"/>
+              </w:rPr>
+              <w:t>{{ client }}</w:t>
+            </w:r>
+          </w:p>
+        </w:tc>
+      </w:tr>
+      <w:tr>
+        <w:tc>
+          <w:tcPr>
+            <w:tcW w:type="dxa" w:w="2608"/>
+            <w:shd w:val="clear" w:fill="E8F1F9"/>
+          </w:tcPr>
+          <w:p>
+            <w:pPr>
+              <w:jc w:val="left"/>
+            </w:pPr>
+            <w:r>
+              <w:rPr>
+                <w:color w:val="0F3D6E"/>
+              </w:rPr>
+            </w:r>
+            <w:r>
+              <w:rPr>
+                <w:b/>
+                <w:i w:val="0"/>
+                <w:color w:val="0F3D6E"/>
+                <w:sz w:val="20"/>
+              </w:rPr>
+              <w:t>Report Number</w:t>
+            </w:r>
+          </w:p>
+        </w:tc>
+        <w:tc>
+          <w:tcPr>
+            <w:tcW w:type="dxa" w:w="6803"/>
+          </w:tcPr>
+          <w:p>
+            <w:pPr>
+              <w:jc w:val="left"/>
+            </w:pPr>
+            <w:r/>
+            <w:r>
+              <w:rPr>
+                <w:b w:val="0"/>
+                <w:i w:val="0"/>
+                <w:sz w:val="20"/>
+              </w:rPr>
+              <w:t>{{ report_number }}</w:t>
+            </w:r>
+          </w:p>
+        </w:tc>
+      </w:tr>
+      <w:tr>
+        <w:tc>
+          <w:tcPr>
+            <w:tcW w:type="dxa" w:w="2608"/>
+            <w:shd w:val="clear" w:fill="E8F1F9"/>
+          </w:tcPr>
+          <w:p>
+            <w:pPr>
+              <w:jc w:val="left"/>
+            </w:pPr>
+            <w:r>
+              <w:rPr>
+                <w:color w:val="0F3D6E"/>
+              </w:rPr>
+            </w:r>
+            <w:r>
+              <w:rPr>
+                <w:b/>
+                <w:i w:val="0"/>
+                <w:color w:val="0F3D6E"/>
+                <w:sz w:val="20"/>
+              </w:rPr>
+              <w:t>Monitoring Period</w:t>
+            </w:r>
+          </w:p>
+        </w:tc>
+        <w:tc>
+          <w:tcPr>
+            <w:tcW w:type="dxa" w:w="6803"/>
+          </w:tcPr>
+          <w:p>
+            <w:pPr>
+              <w:jc w:val="left"/>
+            </w:pPr>
+            <w:r/>
+            <w:r>
+              <w:rPr>
+                <w:b w:val="0"/>
+                <w:i w:val="0"/>
+                <w:sz w:val="20"/>
+              </w:rPr>
+              <w:t>{{ monitoring_window_text }}</w:t>
+            </w:r>
+          </w:p>
+        </w:tc>
+      </w:tr>
+      <w:tr>
+        <w:tc>
+          <w:tcPr>
+            <w:tcW w:type="dxa" w:w="2608"/>
+            <w:shd w:val="clear" w:fill="E8F1F9"/>
+          </w:tcPr>
+          <w:p>
+            <w:pPr>
+              <w:jc w:val="left"/>
+            </w:pPr>
+            <w:r>
+              <w:rPr>
+                <w:color w:val="0F3D6E"/>
+              </w:rPr>
+            </w:r>
+            <w:r>
+              <w:rPr>
+                <w:b/>
+                <w:i w:val="0"/>
+                <w:color w:val="0F3D6E"/>
+                <w:sz w:val="20"/>
+              </w:rPr>
+              <w:t>Revision / Date</w:t>
+            </w:r>
+          </w:p>
+        </w:tc>
+        <w:tc>
+          <w:tcPr>
+            <w:tcW w:type="dxa" w:w="6803"/>
+          </w:tcPr>
+          <w:p>
+            <w:pPr>
+              <w:jc w:val="left"/>
+            </w:pPr>
+            <w:r/>
+            <w:r>
+              <w:rPr>
+                <w:b w:val="0"/>
+                <w:i w:val="0"/>
+                <w:sz w:val="20"/>
+              </w:rPr>
+              <w:t>{{ revision }}  —  {{ reporting_date }}</w:t>
+            </w:r>
+          </w:p>
+        </w:tc>
+      </w:tr>
+    </w:tbl>
     <w:p>
       <w:pPr>
-        <w:spacing w:after="200"/>
+        <w:spacing w:after="360"/>
         <w:jc w:val="left"/>
       </w:pPr>
     </w:p>
     <w:p>
       <w:pPr>
-        <w:spacing w:after="40"/>
-        <w:jc w:val="center"/>
-      </w:pPr>
-      <w:r>
-        <w:rPr>
-          <w:b/>
-          <w:i w:val="0"/>
-          <w:color w:val="377D22"/>
-          <w:sz w:val="44"/>
-        </w:rPr>
-        <w:t>Air Quality Monitoring Report</w:t>
-      </w:r>
-    </w:p>
-    <w:p>
-      <w:pPr>
-        <w:spacing w:after="40"/>
+        <w:spacing w:after="20"/>
         <w:jc w:val="center"/>
       </w:pPr>
       <w:r>
         <w:rPr>
           <w:b w:val="0"/>
           <w:i w:val="0"/>
-          <w:sz w:val="32"/>
-        </w:rPr>
-        <w:t>for</w:t>
-      </w:r>
-    </w:p>
-    <w:p>
-      <w:pPr>
-        <w:spacing w:after="280"/>
-        <w:jc w:val="center"/>
-      </w:pPr>
-      <w:r>
-        <w:rPr>
-          <w:b/>
-          <w:i w:val="0"/>
-          <w:sz w:val="40"/>
-        </w:rPr>
-        <w:t>{{ project_name }}</w:t>
-      </w:r>
-    </w:p>
-    <w:p>
-      <w:pPr>
-        <w:spacing w:after="40"/>
-        <w:jc w:val="center"/>
-      </w:pPr>
-      <w:r>
-        <w:rPr>
-          <w:b w:val="0"/>
-          <w:i w:val="0"/>
-          <w:sz w:val="26"/>
+          <w:color w:val="6B6B6B"/>
+          <w:sz w:val="22"/>
         </w:rPr>
         <w:t>Prepared by</w:t>
       </w:r>
     </w:p>
     <w:p>
       <w:pPr>
-        <w:spacing w:after="200"/>
+        <w:spacing w:after="280"/>
         <w:jc w:val="center"/>
       </w:pPr>
       <w:r>
         <w:rPr>
           <w:b/>
           <w:i w:val="0"/>
-          <w:sz w:val="28"/>
+          <w:color w:val="0F3D6E"/>
+          <w:sz w:val="26"/>
         </w:rPr>
         <w:t>{{ provider }}</w:t>
       </w:r>
     </w:p>
-    <w:p>
-      <w:pPr>
-        <w:spacing w:after="40"/>
+    <w:tbl>
+      <w:tblPr>
+        <w:tblW w:type="auto" w:w="0"/>
         <w:jc w:val="center"/>
-      </w:pPr>
-      <w:r>
-        <w:rPr>
-          <w:b w:val="0"/>
-          <w:i w:val="0"/>
-          <w:sz w:val="26"/>
-        </w:rPr>
-        <w:t>Submitted to</w:t>
-      </w:r>
-    </w:p>
-    <w:p>
-      <w:pPr>
-        <w:spacing w:after="440"/>
-        <w:jc w:val="center"/>
-      </w:pPr>
-      <w:r>
-        <w:rPr>
-          <w:b/>
-          <w:i w:val="0"/>
-          <w:sz w:val="28"/>
-        </w:rPr>
-        <w:t>{{ client }}</w:t>
-      </w:r>
-    </w:p>
-    <w:p>
-      <w:pPr>
-        <w:spacing w:after="20"/>
-        <w:jc w:val="center"/>
-      </w:pPr>
-      <w:r>
-        <w:rPr>
-          <w:b/>
-          <w:i w:val="0"/>
-          <w:sz w:val="22"/>
-        </w:rPr>
-        <w:t>{{ provider_legal_name }}</w:t>
-      </w:r>
-    </w:p>
-    <w:p>
-      <w:pPr>
-        <w:spacing w:after="20"/>
-        <w:jc w:val="center"/>
-      </w:pPr>
-      <w:r>
-        <w:rPr>
-          <w:b w:val="0"/>
-          <w:i w:val="0"/>
-          <w:sz w:val="20"/>
-        </w:rPr>
-        <w:t>Tel.: {{ provider_tel }}    Fax: {{ provider_fax }}</w:t>
-      </w:r>
-    </w:p>
-    <w:p>
-      <w:pPr>
-        <w:spacing w:after="20"/>
-        <w:jc w:val="center"/>
-      </w:pPr>
-      <w:r>
-        <w:rPr>
-          <w:b w:val="0"/>
-          <w:i w:val="0"/>
-          <w:sz w:val="20"/>
-        </w:rPr>
-        <w:t>{{ provider_address }}</w:t>
-      </w:r>
-    </w:p>
-    <w:p>
-      <w:pPr>
-        <w:spacing w:after="20"/>
-        <w:jc w:val="center"/>
-      </w:pPr>
-      <w:r>
-        <w:rPr>
-          <w:b w:val="0"/>
-          <w:i w:val="0"/>
-          <w:sz w:val="20"/>
-        </w:rPr>
-        <w:t>E-mail: {{ provider_email }}</w:t>
-      </w:r>
-    </w:p>
+        <w:tblLayout w:type="fixed"/>
+        <w:tblLook w:firstColumn="1" w:firstRow="1" w:lastColumn="0" w:lastRow="0" w:noHBand="0" w:noVBand="1" w:val="04A0"/>
+      </w:tblPr>
+      <w:tblGrid>
+        <w:gridCol w:w="9412"/>
+      </w:tblGrid>
+      <w:tr>
+        <w:tc>
+          <w:tcPr>
+            <w:tcW w:type="dxa" w:w="9411"/>
+            <w:shd w:val="clear" w:fill="0F3D6E"/>
+          </w:tcPr>
+          <w:p>
+            <w:pPr>
+              <w:spacing w:before="160" w:after="0"/>
+              <w:jc w:val="center"/>
+            </w:pPr>
+            <w:r>
+              <w:rPr>
+                <w:b/>
+                <w:color w:val="FFFFFF"/>
+                <w:sz w:val="20"/>
+              </w:rPr>
+              <w:t>{{ provider_legal_name }}</w:t>
+            </w:r>
+          </w:p>
+          <w:p>
+            <w:pPr>
+              <w:spacing w:before="0" w:after="0"/>
+              <w:jc w:val="center"/>
+            </w:pPr>
+            <w:r>
+              <w:rPr>
+                <w:b w:val="0"/>
+                <w:color w:val="BFD9EF"/>
+                <w:sz w:val="18"/>
+              </w:rPr>
+              <w:t>Tel.: {{ provider_tel }}    Fax: {{ provider_fax }}    E-mail: {{ provider_email }}</w:t>
+            </w:r>
+          </w:p>
+          <w:p>
+            <w:pPr>
+              <w:spacing w:before="0" w:after="160"/>
+              <w:jc w:val="center"/>
+            </w:pPr>
+            <w:r>
+              <w:rPr>
+                <w:b w:val="0"/>
+                <w:color w:val="BFD9EF"/>
+                <w:sz w:val="18"/>
+              </w:rPr>
+              <w:t>{{ provider_address }}</w:t>
+            </w:r>
+          </w:p>
+        </w:tc>
+      </w:tr>
+    </w:tbl>
     <w:p>
       <w:pPr>
         <w:sectPr>
@@ -402,7 +661,31 @@
         <w:tc>
           <w:tcPr>
             <w:tcW w:type="dxa" w:w="4706"/>
-            <w:shd w:val="clear" w:fill="D9D9D9"/>
+            <w:shd w:val="clear" w:fill="0F3D6E"/>
+          </w:tcPr>
+          <w:p>
+            <w:pPr>
+              <w:jc w:val="left"/>
+            </w:pPr>
+            <w:r>
+              <w:rPr>
+                <w:color w:val="FFFFFF"/>
+              </w:rPr>
+            </w:r>
+            <w:r>
+              <w:rPr>
+                <w:b/>
+                <w:i w:val="0"/>
+                <w:color w:val="FFFFFF"/>
+                <w:sz w:val="20"/>
+              </w:rPr>
+              <w:t>Project</w:t>
+            </w:r>
+          </w:p>
+        </w:tc>
+        <w:tc>
+          <w:tcPr>
+            <w:tcW w:type="dxa" w:w="4706"/>
           </w:tcPr>
           <w:p>
             <w:pPr>
@@ -411,11 +694,38 @@
             <w:r/>
             <w:r>
               <w:rPr>
+                <w:b w:val="0"/>
+                <w:i w:val="0"/>
+                <w:sz w:val="20"/>
+              </w:rPr>
+              <w:t>{{ project_name }}</w:t>
+            </w:r>
+          </w:p>
+        </w:tc>
+      </w:tr>
+      <w:tr>
+        <w:tc>
+          <w:tcPr>
+            <w:tcW w:type="dxa" w:w="4706"/>
+            <w:shd w:val="clear" w:fill="0F3D6E"/>
+          </w:tcPr>
+          <w:p>
+            <w:pPr>
+              <w:jc w:val="left"/>
+            </w:pPr>
+            <w:r>
+              <w:rPr>
+                <w:color w:val="FFFFFF"/>
+              </w:rPr>
+            </w:r>
+            <w:r>
+              <w:rPr>
                 <w:b/>
                 <w:i w:val="0"/>
+                <w:color w:val="FFFFFF"/>
                 <w:sz w:val="20"/>
               </w:rPr>
-              <w:t>Project</w:t>
+              <w:t>Document Title</w:t>
             </w:r>
           </w:p>
         </w:tc>
@@ -434,7 +744,7 @@
                 <w:i w:val="0"/>
                 <w:sz w:val="20"/>
               </w:rPr>
-              <w:t>{{ project_name }}</w:t>
+              <w:t>Ambient Air Quality Monitoring Report</w:t>
             </w:r>
           </w:p>
         </w:tc>
@@ -443,7 +753,31 @@
         <w:tc>
           <w:tcPr>
             <w:tcW w:type="dxa" w:w="4706"/>
-            <w:shd w:val="clear" w:fill="D9D9D9"/>
+            <w:shd w:val="clear" w:fill="0F3D6E"/>
+          </w:tcPr>
+          <w:p>
+            <w:pPr>
+              <w:jc w:val="left"/>
+            </w:pPr>
+            <w:r>
+              <w:rPr>
+                <w:color w:val="FFFFFF"/>
+              </w:rPr>
+            </w:r>
+            <w:r>
+              <w:rPr>
+                <w:b/>
+                <w:i w:val="0"/>
+                <w:color w:val="FFFFFF"/>
+                <w:sz w:val="20"/>
+              </w:rPr>
+              <w:t>Client</w:t>
+            </w:r>
+          </w:p>
+        </w:tc>
+        <w:tc>
+          <w:tcPr>
+            <w:tcW w:type="dxa" w:w="4706"/>
           </w:tcPr>
           <w:p>
             <w:pPr>
@@ -452,90 +786,35 @@
             <w:r/>
             <w:r>
               <w:rPr>
-                <w:b/>
+                <w:b w:val="0"/>
                 <w:i w:val="0"/>
                 <w:sz w:val="20"/>
               </w:rPr>
-              <w:t>Document Title</w:t>
+              <w:t>{{ client }}</w:t>
             </w:r>
           </w:p>
         </w:tc>
+      </w:tr>
+      <w:tr>
         <w:tc>
           <w:tcPr>
             <w:tcW w:type="dxa" w:w="4706"/>
+            <w:shd w:val="clear" w:fill="0F3D6E"/>
           </w:tcPr>
           <w:p>
             <w:pPr>
               <w:jc w:val="left"/>
             </w:pPr>
-            <w:r/>
-            <w:r>
-              <w:rPr>
-                <w:b w:val="0"/>
-                <w:i w:val="0"/>
-                <w:sz w:val="20"/>
-              </w:rPr>
-              <w:t>Ambient Air Quality Monitoring Report</w:t>
-            </w:r>
-          </w:p>
-        </w:tc>
-      </w:tr>
-      <w:tr>
-        <w:tc>
-          <w:tcPr>
-            <w:tcW w:type="dxa" w:w="4706"/>
-            <w:shd w:val="clear" w:fill="D9D9D9"/>
-          </w:tcPr>
-          <w:p>
-            <w:pPr>
-              <w:jc w:val="left"/>
-            </w:pPr>
-            <w:r/>
+            <w:r>
+              <w:rPr>
+                <w:color w:val="FFFFFF"/>
+              </w:rPr>
+            </w:r>
             <w:r>
               <w:rPr>
                 <w:b/>
                 <w:i w:val="0"/>
-                <w:sz w:val="20"/>
-              </w:rPr>
-              <w:t>Client</w:t>
-            </w:r>
-          </w:p>
-        </w:tc>
-        <w:tc>
-          <w:tcPr>
-            <w:tcW w:type="dxa" w:w="4706"/>
-          </w:tcPr>
-          <w:p>
-            <w:pPr>
-              <w:jc w:val="left"/>
-            </w:pPr>
-            <w:r/>
-            <w:r>
-              <w:rPr>
-                <w:b w:val="0"/>
-                <w:i w:val="0"/>
-                <w:sz w:val="20"/>
-              </w:rPr>
-              <w:t>{{ client }}</w:t>
-            </w:r>
-          </w:p>
-        </w:tc>
-      </w:tr>
-      <w:tr>
-        <w:tc>
-          <w:tcPr>
-            <w:tcW w:type="dxa" w:w="4706"/>
-            <w:shd w:val="clear" w:fill="D9D9D9"/>
-          </w:tcPr>
-          <w:p>
-            <w:pPr>
-              <w:jc w:val="left"/>
-            </w:pPr>
-            <w:r/>
-            <w:r>
-              <w:rPr>
-                <w:b/>
-                <w:i w:val="0"/>
+                <w:color w:val="FFFFFF"/>
                 <w:sz w:val="20"/>
               </w:rPr>
               <w:t>Report Number</w:t>
@@ -585,17 +864,22 @@
         <w:tc>
           <w:tcPr>
             <w:tcW w:type="dxa" w:w="2353"/>
-            <w:shd w:val="clear" w:fill="D9D9D9"/>
+            <w:shd w:val="clear" w:fill="0F3D6E"/>
           </w:tcPr>
           <w:p>
             <w:pPr>
               <w:jc w:val="center"/>
             </w:pPr>
-            <w:r/>
+            <w:r>
+              <w:rPr>
+                <w:color w:val="FFFFFF"/>
+              </w:rPr>
+            </w:r>
             <w:r>
               <w:rPr>
                 <w:b/>
                 <w:i w:val="0"/>
+                <w:color w:val="FFFFFF"/>
                 <w:sz w:val="20"/>
               </w:rPr>
               <w:t>Rev</w:t>
@@ -605,17 +889,22 @@
         <w:tc>
           <w:tcPr>
             <w:tcW w:type="dxa" w:w="2353"/>
-            <w:shd w:val="clear" w:fill="D9D9D9"/>
+            <w:shd w:val="clear" w:fill="0F3D6E"/>
           </w:tcPr>
           <w:p>
             <w:pPr>
               <w:jc w:val="center"/>
             </w:pPr>
-            <w:r/>
+            <w:r>
+              <w:rPr>
+                <w:color w:val="FFFFFF"/>
+              </w:rPr>
+            </w:r>
             <w:r>
               <w:rPr>
                 <w:b/>
                 <w:i w:val="0"/>
+                <w:color w:val="FFFFFF"/>
                 <w:sz w:val="20"/>
               </w:rPr>
               <w:t>Reporting Date</w:t>
@@ -625,17 +914,22 @@
         <w:tc>
           <w:tcPr>
             <w:tcW w:type="dxa" w:w="2353"/>
-            <w:shd w:val="clear" w:fill="D9D9D9"/>
+            <w:shd w:val="clear" w:fill="0F3D6E"/>
           </w:tcPr>
           <w:p>
             <w:pPr>
               <w:jc w:val="center"/>
             </w:pPr>
-            <w:r/>
+            <w:r>
+              <w:rPr>
+                <w:color w:val="FFFFFF"/>
+              </w:rPr>
+            </w:r>
             <w:r>
               <w:rPr>
                 <w:b/>
                 <w:i w:val="0"/>
+                <w:color w:val="FFFFFF"/>
                 <w:sz w:val="20"/>
               </w:rPr>
               <w:t>Prepared by</w:t>
@@ -645,17 +939,22 @@
         <w:tc>
           <w:tcPr>
             <w:tcW w:type="dxa" w:w="2353"/>
-            <w:shd w:val="clear" w:fill="D9D9D9"/>
+            <w:shd w:val="clear" w:fill="0F3D6E"/>
           </w:tcPr>
           <w:p>
             <w:pPr>
               <w:jc w:val="center"/>
             </w:pPr>
-            <w:r/>
+            <w:r>
+              <w:rPr>
+                <w:color w:val="FFFFFF"/>
+              </w:rPr>
+            </w:r>
             <w:r>
               <w:rPr>
                 <w:b/>
                 <w:i w:val="0"/>
+                <w:color w:val="FFFFFF"/>
                 <w:sz w:val="20"/>
               </w:rPr>
               <w:t>Project supervision</w:t>
@@ -1733,17 +2032,22 @@
         <w:tc>
           <w:tcPr>
             <w:tcW w:type="dxa" w:w="4706"/>
-            <w:shd w:val="clear" w:fill="D9D9D9"/>
+            <w:shd w:val="clear" w:fill="0F3D6E"/>
           </w:tcPr>
           <w:p>
             <w:pPr>
               <w:jc w:val="left"/>
             </w:pPr>
-            <w:r/>
+            <w:r>
+              <w:rPr>
+                <w:color w:val="FFFFFF"/>
+              </w:rPr>
+            </w:r>
             <w:r>
               <w:rPr>
                 <w:b/>
                 <w:i w:val="0"/>
+                <w:color w:val="FFFFFF"/>
                 <w:sz w:val="20"/>
               </w:rPr>
               <w:t>Air Pollutants Monitored</w:t>
@@ -1753,17 +2057,22 @@
         <w:tc>
           <w:tcPr>
             <w:tcW w:type="dxa" w:w="4706"/>
-            <w:shd w:val="clear" w:fill="D9D9D9"/>
+            <w:shd w:val="clear" w:fill="0F3D6E"/>
           </w:tcPr>
           <w:p>
             <w:pPr>
               <w:jc w:val="left"/>
             </w:pPr>
-            <w:r/>
+            <w:r>
+              <w:rPr>
+                <w:color w:val="FFFFFF"/>
+              </w:rPr>
+            </w:r>
             <w:r>
               <w:rPr>
                 <w:b/>
                 <w:i w:val="0"/>
+                <w:color w:val="FFFFFF"/>
                 <w:sz w:val="20"/>
               </w:rPr>
               <w:t>Meteorological Parameters Monitored</w:t>
@@ -2079,7 +2388,7 @@
         <w:rPr>
           <w:b/>
           <w:i w:val="0"/>
-          <w:color w:val="1F1F1F"/>
+          <w:color w:val="0F3D6E"/>
           <w:sz w:val="20"/>
         </w:rPr>
         <w:t xml:space="preserve">Table </w:t>
@@ -2088,7 +2397,7 @@
         <w:rPr>
           <w:b/>
           <w:i w:val="0"/>
-          <w:color w:val="1F1F1F"/>
+          <w:color w:val="0F3D6E"/>
           <w:sz w:val="20"/>
         </w:rPr>
         <w:fldChar w:fldCharType="begin"/>
@@ -2123,17 +2432,22 @@
         <w:tc>
           <w:tcPr>
             <w:tcW w:type="dxa" w:w="1882"/>
-            <w:shd w:val="clear" w:fill="D9D9D9"/>
+            <w:shd w:val="clear" w:fill="0F3D6E"/>
           </w:tcPr>
           <w:p>
             <w:pPr>
               <w:jc w:val="center"/>
             </w:pPr>
-            <w:r/>
+            <w:r>
+              <w:rPr>
+                <w:color w:val="FFFFFF"/>
+              </w:rPr>
+            </w:r>
             <w:r>
               <w:rPr>
                 <w:b/>
                 <w:i w:val="0"/>
+                <w:color w:val="FFFFFF"/>
                 <w:sz w:val="18"/>
               </w:rPr>
               <w:t>Parameters</w:t>
@@ -2143,17 +2457,22 @@
         <w:tc>
           <w:tcPr>
             <w:tcW w:type="dxa" w:w="1882"/>
-            <w:shd w:val="clear" w:fill="D9D9D9"/>
+            <w:shd w:val="clear" w:fill="0F3D6E"/>
           </w:tcPr>
           <w:p>
             <w:pPr>
               <w:jc w:val="center"/>
             </w:pPr>
-            <w:r/>
+            <w:r>
+              <w:rPr>
+                <w:color w:val="FFFFFF"/>
+              </w:rPr>
+            </w:r>
             <w:r>
               <w:rPr>
                 <w:b/>
                 <w:i w:val="0"/>
+                <w:color w:val="FFFFFF"/>
                 <w:sz w:val="18"/>
               </w:rPr>
               <w:t>Total hours in monitoring period</w:t>
@@ -2163,17 +2482,22 @@
         <w:tc>
           <w:tcPr>
             <w:tcW w:type="dxa" w:w="1882"/>
-            <w:shd w:val="clear" w:fill="D9D9D9"/>
+            <w:shd w:val="clear" w:fill="0F3D6E"/>
           </w:tcPr>
           <w:p>
             <w:pPr>
               <w:jc w:val="center"/>
             </w:pPr>
-            <w:r/>
+            <w:r>
+              <w:rPr>
+                <w:color w:val="FFFFFF"/>
+              </w:rPr>
+            </w:r>
             <w:r>
               <w:rPr>
                 <w:b/>
                 <w:i w:val="0"/>
+                <w:color w:val="FFFFFF"/>
                 <w:sz w:val="18"/>
               </w:rPr>
               <w:t>Total available hours in monitoring period</w:t>
@@ -2183,17 +2507,22 @@
         <w:tc>
           <w:tcPr>
             <w:tcW w:type="dxa" w:w="1882"/>
-            <w:shd w:val="clear" w:fill="D9D9D9"/>
+            <w:shd w:val="clear" w:fill="0F3D6E"/>
           </w:tcPr>
           <w:p>
             <w:pPr>
               <w:jc w:val="center"/>
             </w:pPr>
-            <w:r/>
+            <w:r>
+              <w:rPr>
+                <w:color w:val="FFFFFF"/>
+              </w:rPr>
+            </w:r>
             <w:r>
               <w:rPr>
                 <w:b/>
                 <w:i w:val="0"/>
+                <w:color w:val="FFFFFF"/>
                 <w:sz w:val="18"/>
               </w:rPr>
               <w:t>Exception hours</w:t>
@@ -2203,17 +2532,22 @@
         <w:tc>
           <w:tcPr>
             <w:tcW w:type="dxa" w:w="1882"/>
-            <w:shd w:val="clear" w:fill="D9D9D9"/>
+            <w:shd w:val="clear" w:fill="0F3D6E"/>
           </w:tcPr>
           <w:p>
             <w:pPr>
               <w:jc w:val="center"/>
             </w:pPr>
-            <w:r/>
+            <w:r>
+              <w:rPr>
+                <w:color w:val="FFFFFF"/>
+              </w:rPr>
+            </w:r>
             <w:r>
               <w:rPr>
                 <w:b/>
                 <w:i w:val="0"/>
+                <w:color w:val="FFFFFF"/>
                 <w:sz w:val="18"/>
               </w:rPr>
               <w:t>AAQMS 1-Hour's data capture %</w:t>
@@ -2564,7 +2898,7 @@
         <w:rPr>
           <w:b/>
           <w:i w:val="0"/>
-          <w:color w:val="1F1F1F"/>
+          <w:color w:val="0F3D6E"/>
           <w:sz w:val="20"/>
         </w:rPr>
         <w:t xml:space="preserve">Table </w:t>
@@ -2573,7 +2907,7 @@
         <w:rPr>
           <w:b/>
           <w:i w:val="0"/>
-          <w:color w:val="1F1F1F"/>
+          <w:color w:val="0F3D6E"/>
           <w:sz w:val="20"/>
         </w:rPr>
         <w:fldChar w:fldCharType="begin"/>
@@ -2605,17 +2939,22 @@
         <w:tc>
           <w:tcPr>
             <w:tcW w:type="dxa" w:w="4706"/>
-            <w:shd w:val="clear" w:fill="D9D9D9"/>
+            <w:shd w:val="clear" w:fill="0F3D6E"/>
           </w:tcPr>
           <w:p>
             <w:pPr>
               <w:jc w:val="center"/>
             </w:pPr>
-            <w:r/>
+            <w:r>
+              <w:rPr>
+                <w:color w:val="FFFFFF"/>
+              </w:rPr>
+            </w:r>
             <w:r>
               <w:rPr>
                 <w:b/>
                 <w:i w:val="0"/>
+                <w:color w:val="FFFFFF"/>
                 <w:sz w:val="20"/>
               </w:rPr>
               <w:t>Site Name</w:t>
@@ -2625,17 +2964,22 @@
         <w:tc>
           <w:tcPr>
             <w:tcW w:type="dxa" w:w="4706"/>
-            <w:shd w:val="clear" w:fill="D9D9D9"/>
+            <w:shd w:val="clear" w:fill="0F3D6E"/>
           </w:tcPr>
           <w:p>
             <w:pPr>
               <w:jc w:val="center"/>
             </w:pPr>
-            <w:r/>
+            <w:r>
+              <w:rPr>
+                <w:color w:val="FFFFFF"/>
+              </w:rPr>
+            </w:r>
             <w:r>
               <w:rPr>
                 <w:b/>
                 <w:i w:val="0"/>
+                <w:color w:val="FFFFFF"/>
                 <w:sz w:val="20"/>
               </w:rPr>
               <w:t>Geographical Coordinates</w:t>
@@ -2735,7 +3079,7 @@
         <w:rPr>
           <w:b/>
           <w:i w:val="0"/>
-          <w:color w:val="1F1F1F"/>
+          <w:color w:val="0F3D6E"/>
           <w:sz w:val="20"/>
         </w:rPr>
         <w:t xml:space="preserve">Figure </w:t>
@@ -2744,7 +3088,7 @@
         <w:rPr>
           <w:b/>
           <w:i w:val="0"/>
-          <w:color w:val="1F1F1F"/>
+          <w:color w:val="0F3D6E"/>
           <w:sz w:val="20"/>
         </w:rPr>
         <w:fldChar w:fldCharType="begin"/>
@@ -2813,7 +3157,7 @@
         <w:rPr>
           <w:b/>
           <w:i w:val="0"/>
-          <w:color w:val="1F1F1F"/>
+          <w:color w:val="0F3D6E"/>
           <w:sz w:val="20"/>
         </w:rPr>
         <w:t xml:space="preserve">Figure </w:t>
@@ -2822,7 +3166,7 @@
         <w:rPr>
           <w:b/>
           <w:i w:val="0"/>
-          <w:color w:val="1F1F1F"/>
+          <w:color w:val="0F3D6E"/>
           <w:sz w:val="20"/>
         </w:rPr>
         <w:fldChar w:fldCharType="begin"/>
@@ -2874,7 +3218,7 @@
         <w:rPr>
           <w:b/>
           <w:i w:val="0"/>
-          <w:color w:val="1F1F1F"/>
+          <w:color w:val="0F3D6E"/>
           <w:sz w:val="20"/>
         </w:rPr>
         <w:t xml:space="preserve">Table </w:t>
@@ -2883,7 +3227,7 @@
         <w:rPr>
           <w:b/>
           <w:i w:val="0"/>
-          <w:color w:val="1F1F1F"/>
+          <w:color w:val="0F3D6E"/>
           <w:sz w:val="20"/>
         </w:rPr>
         <w:fldChar w:fldCharType="begin"/>
@@ -2918,17 +3262,22 @@
         <w:tc>
           <w:tcPr>
             <w:tcW w:type="dxa" w:w="1882"/>
-            <w:shd w:val="clear" w:fill="D9D9D9"/>
+            <w:shd w:val="clear" w:fill="0F3D6E"/>
           </w:tcPr>
           <w:p>
             <w:pPr>
               <w:jc w:val="center"/>
             </w:pPr>
-            <w:r/>
+            <w:r>
+              <w:rPr>
+                <w:color w:val="FFFFFF"/>
+              </w:rPr>
+            </w:r>
             <w:r>
               <w:rPr>
                 <w:b/>
                 <w:i w:val="0"/>
+                <w:color w:val="FFFFFF"/>
                 <w:sz w:val="18"/>
               </w:rPr>
               <w:t>Measured Parameter</w:t>
@@ -2938,17 +3287,22 @@
         <w:tc>
           <w:tcPr>
             <w:tcW w:type="dxa" w:w="1882"/>
-            <w:shd w:val="clear" w:fill="D9D9D9"/>
+            <w:shd w:val="clear" w:fill="0F3D6E"/>
           </w:tcPr>
           <w:p>
             <w:pPr>
               <w:jc w:val="center"/>
             </w:pPr>
-            <w:r/>
+            <w:r>
+              <w:rPr>
+                <w:color w:val="FFFFFF"/>
+              </w:rPr>
+            </w:r>
             <w:r>
               <w:rPr>
                 <w:b/>
                 <w:i w:val="0"/>
+                <w:color w:val="FFFFFF"/>
                 <w:sz w:val="18"/>
               </w:rPr>
               <w:t>Data Collection Methods Used</w:t>
@@ -2958,17 +3312,22 @@
         <w:tc>
           <w:tcPr>
             <w:tcW w:type="dxa" w:w="1882"/>
-            <w:shd w:val="clear" w:fill="D9D9D9"/>
+            <w:shd w:val="clear" w:fill="0F3D6E"/>
           </w:tcPr>
           <w:p>
             <w:pPr>
               <w:jc w:val="center"/>
             </w:pPr>
-            <w:r/>
+            <w:r>
+              <w:rPr>
+                <w:color w:val="FFFFFF"/>
+              </w:rPr>
+            </w:r>
             <w:r>
               <w:rPr>
                 <w:b/>
                 <w:i w:val="0"/>
+                <w:color w:val="FFFFFF"/>
                 <w:sz w:val="18"/>
               </w:rPr>
               <w:t>Description of the Method</w:t>
@@ -2978,17 +3337,22 @@
         <w:tc>
           <w:tcPr>
             <w:tcW w:type="dxa" w:w="1882"/>
-            <w:shd w:val="clear" w:fill="D9D9D9"/>
+            <w:shd w:val="clear" w:fill="0F3D6E"/>
           </w:tcPr>
           <w:p>
             <w:pPr>
               <w:jc w:val="center"/>
             </w:pPr>
-            <w:r/>
+            <w:r>
+              <w:rPr>
+                <w:color w:val="FFFFFF"/>
+              </w:rPr>
+            </w:r>
             <w:r>
               <w:rPr>
                 <w:b/>
                 <w:i w:val="0"/>
+                <w:color w:val="FFFFFF"/>
                 <w:sz w:val="18"/>
               </w:rPr>
               <w:t>Method Type</w:t>
@@ -2998,17 +3362,22 @@
         <w:tc>
           <w:tcPr>
             <w:tcW w:type="dxa" w:w="1882"/>
-            <w:shd w:val="clear" w:fill="D9D9D9"/>
+            <w:shd w:val="clear" w:fill="0F3D6E"/>
           </w:tcPr>
           <w:p>
             <w:pPr>
               <w:jc w:val="center"/>
             </w:pPr>
-            <w:r/>
+            <w:r>
+              <w:rPr>
+                <w:color w:val="FFFFFF"/>
+              </w:rPr>
+            </w:r>
             <w:r>
               <w:rPr>
                 <w:b/>
                 <w:i w:val="0"/>
+                <w:color w:val="FFFFFF"/>
                 <w:sz w:val="18"/>
               </w:rPr>
               <w:t>Automated Equivalent Reference Method ID</w:t>
@@ -3647,7 +4016,7 @@
         <w:rPr>
           <w:b/>
           <w:i w:val="0"/>
-          <w:color w:val="1F1F1F"/>
+          <w:color w:val="0F3D6E"/>
           <w:sz w:val="20"/>
         </w:rPr>
         <w:t xml:space="preserve">Table </w:t>
@@ -3656,7 +4025,7 @@
         <w:rPr>
           <w:b/>
           <w:i w:val="0"/>
-          <w:color w:val="1F1F1F"/>
+          <w:color w:val="0F3D6E"/>
           <w:sz w:val="20"/>
         </w:rPr>
         <w:fldChar w:fldCharType="begin"/>
@@ -3689,17 +4058,22 @@
         <w:tc>
           <w:tcPr>
             <w:tcW w:type="dxa" w:w="3137"/>
-            <w:shd w:val="clear" w:fill="D9D9D9"/>
+            <w:shd w:val="clear" w:fill="0F3D6E"/>
           </w:tcPr>
           <w:p>
             <w:pPr>
               <w:jc w:val="center"/>
             </w:pPr>
-            <w:r/>
+            <w:r>
+              <w:rPr>
+                <w:color w:val="FFFFFF"/>
+              </w:rPr>
+            </w:r>
             <w:r>
               <w:rPr>
                 <w:b/>
                 <w:i w:val="0"/>
+                <w:color w:val="FFFFFF"/>
                 <w:sz w:val="18"/>
               </w:rPr>
               <w:t>PARAMETERS MEASURED</w:t>
@@ -3709,17 +4083,22 @@
         <w:tc>
           <w:tcPr>
             <w:tcW w:type="dxa" w:w="3137"/>
-            <w:shd w:val="clear" w:fill="D9D9D9"/>
+            <w:shd w:val="clear" w:fill="0F3D6E"/>
           </w:tcPr>
           <w:p>
             <w:pPr>
               <w:jc w:val="center"/>
             </w:pPr>
-            <w:r/>
+            <w:r>
+              <w:rPr>
+                <w:color w:val="FFFFFF"/>
+              </w:rPr>
+            </w:r>
             <w:r>
               <w:rPr>
                 <w:b/>
                 <w:i w:val="0"/>
+                <w:color w:val="FFFFFF"/>
                 <w:sz w:val="18"/>
               </w:rPr>
               <w:t>SN</w:t>
@@ -3729,17 +4108,22 @@
         <w:tc>
           <w:tcPr>
             <w:tcW w:type="dxa" w:w="3137"/>
-            <w:shd w:val="clear" w:fill="D9D9D9"/>
+            <w:shd w:val="clear" w:fill="0F3D6E"/>
           </w:tcPr>
           <w:p>
             <w:pPr>
               <w:jc w:val="center"/>
             </w:pPr>
-            <w:r/>
+            <w:r>
+              <w:rPr>
+                <w:color w:val="FFFFFF"/>
+              </w:rPr>
+            </w:r>
             <w:r>
               <w:rPr>
                 <w:b/>
                 <w:i w:val="0"/>
+                <w:color w:val="FFFFFF"/>
                 <w:sz w:val="18"/>
               </w:rPr>
               <w:t>INSTRUMENT AND MEASUREMENTS TECHNIQUES</w:t>
@@ -4314,7 +4698,7 @@
         <w:rPr>
           <w:b/>
           <w:i w:val="0"/>
-          <w:color w:val="1F1F1F"/>
+          <w:color w:val="0F3D6E"/>
           <w:sz w:val="20"/>
         </w:rPr>
         <w:t xml:space="preserve">Table </w:t>
@@ -4323,7 +4707,7 @@
         <w:rPr>
           <w:b/>
           <w:i w:val="0"/>
-          <w:color w:val="1F1F1F"/>
+          <w:color w:val="0F3D6E"/>
           <w:sz w:val="20"/>
         </w:rPr>
         <w:fldChar w:fldCharType="begin"/>
@@ -4358,17 +4742,22 @@
         <w:tc>
           <w:tcPr>
             <w:tcW w:type="dxa" w:w="1882"/>
-            <w:shd w:val="clear" w:fill="D9D9D9"/>
+            <w:shd w:val="clear" w:fill="0F3D6E"/>
           </w:tcPr>
           <w:p>
             <w:pPr>
               <w:jc w:val="center"/>
             </w:pPr>
-            <w:r/>
+            <w:r>
+              <w:rPr>
+                <w:color w:val="FFFFFF"/>
+              </w:rPr>
+            </w:r>
             <w:r>
               <w:rPr>
                 <w:b/>
                 <w:i w:val="0"/>
+                <w:color w:val="FFFFFF"/>
                 <w:sz w:val="18"/>
               </w:rPr>
               <w:t>Parameter</w:t>
@@ -4378,17 +4767,22 @@
         <w:tc>
           <w:tcPr>
             <w:tcW w:type="dxa" w:w="1882"/>
-            <w:shd w:val="clear" w:fill="D9D9D9"/>
+            <w:shd w:val="clear" w:fill="0F3D6E"/>
           </w:tcPr>
           <w:p>
             <w:pPr>
               <w:jc w:val="center"/>
             </w:pPr>
-            <w:r/>
+            <w:r>
+              <w:rPr>
+                <w:color w:val="FFFFFF"/>
+              </w:rPr>
+            </w:r>
             <w:r>
               <w:rPr>
                 <w:b/>
                 <w:i w:val="0"/>
+                <w:color w:val="FFFFFF"/>
                 <w:sz w:val="18"/>
               </w:rPr>
               <w:t>Time Period</w:t>
@@ -4398,17 +4792,22 @@
         <w:tc>
           <w:tcPr>
             <w:tcW w:type="dxa" w:w="1882"/>
-            <w:shd w:val="clear" w:fill="D9D9D9"/>
+            <w:shd w:val="clear" w:fill="0F3D6E"/>
           </w:tcPr>
           <w:p>
             <w:pPr>
               <w:jc w:val="center"/>
             </w:pPr>
-            <w:r/>
+            <w:r>
+              <w:rPr>
+                <w:color w:val="FFFFFF"/>
+              </w:rPr>
+            </w:r>
             <w:r>
               <w:rPr>
                 <w:b/>
                 <w:i w:val="0"/>
+                <w:color w:val="FFFFFF"/>
                 <w:sz w:val="18"/>
               </w:rPr>
               <w:t>Exceedance Level</w:t>
@@ -4418,17 +4817,22 @@
         <w:tc>
           <w:tcPr>
             <w:tcW w:type="dxa" w:w="1882"/>
-            <w:shd w:val="clear" w:fill="D9D9D9"/>
+            <w:shd w:val="clear" w:fill="0F3D6E"/>
           </w:tcPr>
           <w:p>
             <w:pPr>
               <w:jc w:val="center"/>
             </w:pPr>
-            <w:r/>
+            <w:r>
+              <w:rPr>
+                <w:color w:val="FFFFFF"/>
+              </w:rPr>
+            </w:r>
             <w:r>
               <w:rPr>
                 <w:b/>
                 <w:i w:val="0"/>
+                <w:color w:val="FFFFFF"/>
                 <w:sz w:val="18"/>
               </w:rPr>
               <w:t>Units</w:t>
@@ -4438,17 +4842,22 @@
         <w:tc>
           <w:tcPr>
             <w:tcW w:type="dxa" w:w="1882"/>
-            <w:shd w:val="clear" w:fill="D9D9D9"/>
+            <w:shd w:val="clear" w:fill="0F3D6E"/>
           </w:tcPr>
           <w:p>
             <w:pPr>
               <w:jc w:val="center"/>
             </w:pPr>
-            <w:r/>
+            <w:r>
+              <w:rPr>
+                <w:color w:val="FFFFFF"/>
+              </w:rPr>
+            </w:r>
             <w:r>
               <w:rPr>
                 <w:b/>
                 <w:i w:val="0"/>
+                <w:color w:val="FFFFFF"/>
                 <w:sz w:val="18"/>
               </w:rPr>
               <w:t>Number of Allowable Exceedances</w:t>
@@ -4785,7 +5194,7 @@
         <w:rPr>
           <w:b/>
           <w:i w:val="0"/>
-          <w:color w:val="1F1F1F"/>
+          <w:color w:val="0F3D6E"/>
           <w:sz w:val="20"/>
         </w:rPr>
         <w:t xml:space="preserve">Table </w:t>
@@ -4794,7 +5203,7 @@
         <w:rPr>
           <w:b/>
           <w:i w:val="0"/>
-          <w:color w:val="1F1F1F"/>
+          <w:color w:val="0F3D6E"/>
           <w:sz w:val="20"/>
         </w:rPr>
         <w:fldChar w:fldCharType="begin"/>
@@ -4849,17 +5258,22 @@
           <w:tcPr>
             <w:tcW w:type="dxa" w:w="4706"/>
             <w:gridSpan w:val="2"/>
-            <w:shd w:val="clear" w:fill="D9D9D9"/>
+            <w:shd w:val="clear" w:fill="0F3D6E"/>
           </w:tcPr>
           <w:p>
             <w:pPr>
               <w:jc w:val="center"/>
             </w:pPr>
-            <w:r/>
+            <w:r>
+              <w:rPr>
+                <w:color w:val="FFFFFF"/>
+              </w:rPr>
+            </w:r>
             <w:r>
               <w:rPr>
                 <w:b/>
                 <w:i w:val="0"/>
+                <w:color w:val="FFFFFF"/>
                 <w:sz w:val="20"/>
               </w:rPr>
               <w:t>NCEC Exceedance Level µg/m³</w:t>
@@ -4878,17 +5292,22 @@
         <w:tc>
           <w:tcPr>
             <w:tcW w:type="dxa" w:w="2353"/>
-            <w:shd w:val="clear" w:fill="D9D9D9"/>
+            <w:shd w:val="clear" w:fill="0F3D6E"/>
           </w:tcPr>
           <w:p>
             <w:pPr>
               <w:jc w:val="center"/>
             </w:pPr>
-            <w:r/>
+            <w:r>
+              <w:rPr>
+                <w:color w:val="FFFFFF"/>
+              </w:rPr>
+            </w:r>
             <w:r>
               <w:rPr>
                 <w:b/>
                 <w:i w:val="0"/>
+                <w:color w:val="FFFFFF"/>
                 <w:sz w:val="20"/>
               </w:rPr>
               <w:t>1 Hour</w:t>
@@ -4898,17 +5317,22 @@
         <w:tc>
           <w:tcPr>
             <w:tcW w:type="dxa" w:w="2353"/>
-            <w:shd w:val="clear" w:fill="D9D9D9"/>
+            <w:shd w:val="clear" w:fill="0F3D6E"/>
           </w:tcPr>
           <w:p>
             <w:pPr>
               <w:jc w:val="center"/>
             </w:pPr>
-            <w:r/>
+            <w:r>
+              <w:rPr>
+                <w:color w:val="FFFFFF"/>
+              </w:rPr>
+            </w:r>
             <w:r>
               <w:rPr>
                 <w:b/>
                 <w:i w:val="0"/>
+                <w:color w:val="FFFFFF"/>
                 <w:sz w:val="20"/>
               </w:rPr>
               <w:t>24 Hour</w:t>
@@ -5250,7 +5674,7 @@
         <w:rPr>
           <w:b/>
           <w:i w:val="0"/>
-          <w:color w:val="1F1F1F"/>
+          <w:color w:val="0F3D6E"/>
           <w:sz w:val="20"/>
         </w:rPr>
         <w:t xml:space="preserve">Figure </w:t>
@@ -5259,7 +5683,7 @@
         <w:rPr>
           <w:b/>
           <w:i w:val="0"/>
-          <w:color w:val="1F1F1F"/>
+          <w:color w:val="0F3D6E"/>
           <w:sz w:val="20"/>
         </w:rPr>
         <w:fldChar w:fldCharType="begin"/>
@@ -5325,7 +5749,7 @@
         <w:rPr>
           <w:b/>
           <w:i w:val="0"/>
-          <w:color w:val="1F1F1F"/>
+          <w:color w:val="0F3D6E"/>
           <w:sz w:val="20"/>
         </w:rPr>
         <w:t xml:space="preserve">Table </w:t>
@@ -5334,7 +5758,7 @@
         <w:rPr>
           <w:b/>
           <w:i w:val="0"/>
-          <w:color w:val="1F1F1F"/>
+          <w:color w:val="0F3D6E"/>
           <w:sz w:val="20"/>
         </w:rPr>
         <w:fldChar w:fldCharType="begin"/>
@@ -5368,7 +5792,58 @@
           <w:tcPr>
             <w:tcW w:type="dxa" w:w="6274"/>
             <w:gridSpan w:val="2"/>
-            <w:shd w:val="clear" w:fill="D9D9D9"/>
+            <w:shd w:val="clear" w:fill="0F3D6E"/>
+          </w:tcPr>
+          <w:p>
+            <w:pPr>
+              <w:jc w:val="left"/>
+            </w:pPr>
+            <w:r>
+              <w:rPr>
+                <w:color w:val="FFFFFF"/>
+              </w:rPr>
+            </w:r>
+            <w:r>
+              <w:rPr>
+                <w:b/>
+                <w:i w:val="0"/>
+                <w:color w:val="FFFFFF"/>
+                <w:sz w:val="20"/>
+              </w:rPr>
+              <w:t>NO₂ Concentration at sampling point</w:t>
+            </w:r>
+          </w:p>
+        </w:tc>
+        <w:tc>
+          <w:tcPr>
+            <w:tcW w:type="dxa" w:w="3137"/>
+            <w:shd w:val="clear" w:fill="0F3D6E"/>
+          </w:tcPr>
+          <w:p>
+            <w:pPr>
+              <w:jc w:val="center"/>
+            </w:pPr>
+            <w:r>
+              <w:rPr>
+                <w:color w:val="FFFFFF"/>
+              </w:rPr>
+            </w:r>
+            <w:r>
+              <w:rPr>
+                <w:b/>
+                <w:i w:val="0"/>
+                <w:color w:val="FFFFFF"/>
+                <w:sz w:val="18"/>
+              </w:rPr>
+              <w:t>NCEC Exceedance Level µg/m³ — 1 Hour</w:t>
+            </w:r>
+          </w:p>
+        </w:tc>
+      </w:tr>
+      <w:tr>
+        <w:tc>
+          <w:tcPr>
+            <w:tcW w:type="dxa" w:w="3137"/>
           </w:tcPr>
           <w:p>
             <w:pPr>
@@ -5377,18 +5852,17 @@
             <w:r/>
             <w:r>
               <w:rPr>
-                <w:b/>
+                <w:b w:val="0"/>
                 <w:i w:val="0"/>
                 <w:sz w:val="20"/>
               </w:rPr>
-              <w:t>NO₂ Concentration at sampling point</w:t>
+              <w:t>Percentage data capture (Hourly Values)</w:t>
             </w:r>
           </w:p>
         </w:tc>
         <w:tc>
           <w:tcPr>
             <w:tcW w:type="dxa" w:w="3137"/>
-            <w:shd w:val="clear" w:fill="D9D9D9"/>
           </w:tcPr>
           <w:p>
             <w:pPr>
@@ -5397,11 +5871,31 @@
             <w:r/>
             <w:r>
               <w:rPr>
-                <w:b/>
+                <w:b w:val="0"/>
                 <w:i w:val="0"/>
-                <w:sz w:val="18"/>
-              </w:rPr>
-              <w:t>NCEC Exceedance Level µg/m³ — 1 Hour</w:t>
+                <w:sz w:val="20"/>
+              </w:rPr>
+              <w:t>{{ no2.capture }}</w:t>
+            </w:r>
+          </w:p>
+        </w:tc>
+        <w:tc>
+          <w:tcPr>
+            <w:tcW w:type="dxa" w:w="3137"/>
+            <w:vMerge w:val="restart"/>
+          </w:tcPr>
+          <w:p>
+            <w:pPr>
+              <w:jc w:val="center"/>
+            </w:pPr>
+            <w:r/>
+            <w:r>
+              <w:rPr>
+                <w:b w:val="0"/>
+                <w:i w:val="0"/>
+                <w:sz w:val="20"/>
+              </w:rPr>
+              <w:t>{{ no2.limit_1h }}</w:t>
             </w:r>
           </w:p>
         </w:tc>
@@ -5422,7 +5916,7 @@
                 <w:i w:val="0"/>
                 <w:sz w:val="20"/>
               </w:rPr>
-              <w:t>Percentage data capture (Hourly Values)</w:t>
+              <w:t>Hourly Maximum (ug/m³)</w:t>
             </w:r>
           </w:p>
         </w:tc>
@@ -5441,14 +5935,41 @@
                 <w:i w:val="0"/>
                 <w:sz w:val="20"/>
               </w:rPr>
-              <w:t>{{ no2.capture }}</w:t>
+              <w:t>{{ no2.h_max }}</w:t>
             </w:r>
           </w:p>
         </w:tc>
         <w:tc>
           <w:tcPr>
             <w:tcW w:type="dxa" w:w="3137"/>
-            <w:vMerge w:val="restart"/>
+            <w:vMerge/>
+          </w:tcPr>
+          <w:p/>
+        </w:tc>
+      </w:tr>
+      <w:tr>
+        <w:tc>
+          <w:tcPr>
+            <w:tcW w:type="dxa" w:w="3137"/>
+          </w:tcPr>
+          <w:p>
+            <w:pPr>
+              <w:jc w:val="left"/>
+            </w:pPr>
+            <w:r/>
+            <w:r>
+              <w:rPr>
+                <w:b w:val="0"/>
+                <w:i w:val="0"/>
+                <w:sz w:val="20"/>
+              </w:rPr>
+              <w:t>Hourly Minimum (ug/m³)</w:t>
+            </w:r>
+          </w:p>
+        </w:tc>
+        <w:tc>
+          <w:tcPr>
+            <w:tcW w:type="dxa" w:w="3137"/>
           </w:tcPr>
           <w:p>
             <w:pPr>
@@ -5461,9 +5982,16 @@
                 <w:i w:val="0"/>
                 <w:sz w:val="20"/>
               </w:rPr>
-              <w:t>{{ no2.limit_1h }}</w:t>
+              <w:t>{{ no2.h_min }}</w:t>
             </w:r>
           </w:p>
+        </w:tc>
+        <w:tc>
+          <w:tcPr>
+            <w:tcW w:type="dxa" w:w="3137"/>
+            <w:vMerge/>
+          </w:tcPr>
+          <w:p/>
         </w:tc>
       </w:tr>
       <w:tr>
@@ -5482,7 +6010,7 @@
                 <w:i w:val="0"/>
                 <w:sz w:val="20"/>
               </w:rPr>
-              <w:t>Hourly Maximum (ug/m³)</w:t>
+              <w:t>Hourly value &gt; {{ no2.limit_1h }} (ug/m³)</w:t>
             </w:r>
           </w:p>
         </w:tc>
@@ -5501,7 +6029,7 @@
                 <w:i w:val="0"/>
                 <w:sz w:val="20"/>
               </w:rPr>
-              <w:t>{{ no2.h_max }}</w:t>
+              <w:t>{{ no2.exceed_1h }}</w:t>
             </w:r>
           </w:p>
         </w:tc>
@@ -5529,7 +6057,7 @@
                 <w:i w:val="0"/>
                 <w:sz w:val="20"/>
               </w:rPr>
-              <w:t>Hourly Minimum (ug/m³)</w:t>
+              <w:t>Daily average (ug/m³)</w:t>
             </w:r>
           </w:p>
         </w:tc>
@@ -5548,7 +6076,7 @@
                 <w:i w:val="0"/>
                 <w:sz w:val="20"/>
               </w:rPr>
-              <w:t>{{ no2.h_min }}</w:t>
+              <w:t>{{ no2.daily_avg }}</w:t>
             </w:r>
           </w:p>
         </w:tc>
@@ -5558,6 +6086,53 @@
             <w:vMerge/>
           </w:tcPr>
           <w:p/>
+        </w:tc>
+      </w:tr>
+      <w:tr>
+        <w:tc>
+          <w:tcPr>
+            <w:tcW w:type="dxa" w:w="6274"/>
+            <w:gridSpan w:val="2"/>
+            <w:shd w:val="clear" w:fill="0F3D6E"/>
+          </w:tcPr>
+          <w:p>
+            <w:pPr>
+              <w:jc w:val="left"/>
+            </w:pPr>
+            <w:r>
+              <w:rPr>
+                <w:color w:val="FFFFFF"/>
+              </w:rPr>
+            </w:r>
+            <w:r>
+              <w:rPr>
+                <w:b/>
+                <w:i w:val="0"/>
+                <w:color w:val="FFFFFF"/>
+                <w:sz w:val="20"/>
+              </w:rPr>
+              <w:t>NO</w:t>
+            </w:r>
+          </w:p>
+        </w:tc>
+        <w:tc>
+          <w:tcPr>
+            <w:tcW w:type="dxa" w:w="3137"/>
+          </w:tcPr>
+          <w:p>
+            <w:pPr>
+              <w:jc w:val="center"/>
+            </w:pPr>
+            <w:r/>
+            <w:r>
+              <w:rPr>
+                <w:b w:val="0"/>
+                <w:i w:val="0"/>
+                <w:sz w:val="20"/>
+              </w:rPr>
+              <w:t>NA</w:t>
+            </w:r>
+          </w:p>
         </w:tc>
       </w:tr>
       <w:tr>
@@ -5576,7 +6151,7 @@
                 <w:i w:val="0"/>
                 <w:sz w:val="20"/>
               </w:rPr>
-              <w:t>Hourly value &gt; {{ no2.limit_1h }} (ug/m³)</w:t>
+              <w:t>Percentage data capture (Hourly Values)</w:t>
             </w:r>
           </w:p>
         </w:tc>
@@ -5595,16 +6170,29 @@
                 <w:i w:val="0"/>
                 <w:sz w:val="20"/>
               </w:rPr>
-              <w:t>{{ no2.exceed_1h }}</w:t>
+              <w:t>{{ no.capture }}</w:t>
             </w:r>
           </w:p>
         </w:tc>
         <w:tc>
           <w:tcPr>
             <w:tcW w:type="dxa" w:w="3137"/>
-            <w:vMerge/>
-          </w:tcPr>
-          <w:p/>
+            <w:vMerge w:val="restart"/>
+          </w:tcPr>
+          <w:p>
+            <w:pPr>
+              <w:jc w:val="center"/>
+            </w:pPr>
+            <w:r/>
+            <w:r>
+              <w:rPr>
+                <w:b w:val="0"/>
+                <w:i w:val="0"/>
+                <w:sz w:val="20"/>
+              </w:rPr>
+              <w:t>NA</w:t>
+            </w:r>
+          </w:p>
         </w:tc>
       </w:tr>
       <w:tr>
@@ -5623,7 +6211,7 @@
                 <w:i w:val="0"/>
                 <w:sz w:val="20"/>
               </w:rPr>
-              <w:t>Daily average (ug/m³)</w:t>
+              <w:t>Hourly Maximum (ug/m³)</w:t>
             </w:r>
           </w:p>
         </w:tc>
@@ -5642,7 +6230,7 @@
                 <w:i w:val="0"/>
                 <w:sz w:val="20"/>
               </w:rPr>
-              <w:t>{{ no2.daily_avg }}</w:t>
+              <w:t>{{ no.h_max }}</w:t>
             </w:r>
           </w:p>
         </w:tc>
@@ -5657,9 +6245,7 @@
       <w:tr>
         <w:tc>
           <w:tcPr>
-            <w:tcW w:type="dxa" w:w="6274"/>
-            <w:gridSpan w:val="2"/>
-            <w:shd w:val="clear" w:fill="D9D9D9"/>
+            <w:tcW w:type="dxa" w:w="3137"/>
           </w:tcPr>
           <w:p>
             <w:pPr>
@@ -5668,11 +6254,11 @@
             <w:r/>
             <w:r>
               <w:rPr>
-                <w:b/>
+                <w:b w:val="0"/>
                 <w:i w:val="0"/>
                 <w:sz w:val="20"/>
               </w:rPr>
-              <w:t>NO</w:t>
+              <w:t>Hourly Minimum (ug/m³)</w:t>
             </w:r>
           </w:p>
         </w:tc>
@@ -5691,9 +6277,16 @@
                 <w:i w:val="0"/>
                 <w:sz w:val="20"/>
               </w:rPr>
-              <w:t>NA</w:t>
+              <w:t>{{ no.h_min }}</w:t>
             </w:r>
           </w:p>
+        </w:tc>
+        <w:tc>
+          <w:tcPr>
+            <w:tcW w:type="dxa" w:w="3137"/>
+            <w:vMerge/>
+          </w:tcPr>
+          <w:p/>
         </w:tc>
       </w:tr>
       <w:tr>
@@ -5712,7 +6305,7 @@
                 <w:i w:val="0"/>
                 <w:sz w:val="20"/>
               </w:rPr>
-              <w:t>Percentage data capture (Hourly Values)</w:t>
+              <w:t>Daily average (ug/m³)</w:t>
             </w:r>
           </w:p>
         </w:tc>
@@ -5731,188 +6324,39 @@
                 <w:i w:val="0"/>
                 <w:sz w:val="20"/>
               </w:rPr>
-              <w:t>{{ no.capture }}</w:t>
+              <w:t>{{ no.daily_avg }}</w:t>
             </w:r>
           </w:p>
         </w:tc>
         <w:tc>
           <w:tcPr>
             <w:tcW w:type="dxa" w:w="3137"/>
-            <w:vMerge w:val="restart"/>
-          </w:tcPr>
-          <w:p>
-            <w:pPr>
-              <w:jc w:val="center"/>
-            </w:pPr>
-            <w:r/>
-            <w:r>
-              <w:rPr>
-                <w:b w:val="0"/>
-                <w:i w:val="0"/>
-                <w:sz w:val="20"/>
-              </w:rPr>
-              <w:t>NA</w:t>
-            </w:r>
-          </w:p>
+            <w:vMerge/>
+          </w:tcPr>
+          <w:p/>
         </w:tc>
       </w:tr>
       <w:tr>
         <w:tc>
           <w:tcPr>
-            <w:tcW w:type="dxa" w:w="3137"/>
+            <w:tcW w:type="dxa" w:w="6274"/>
+            <w:gridSpan w:val="2"/>
+            <w:shd w:val="clear" w:fill="0F3D6E"/>
           </w:tcPr>
           <w:p>
             <w:pPr>
               <w:jc w:val="left"/>
             </w:pPr>
-            <w:r/>
-            <w:r>
-              <w:rPr>
-                <w:b w:val="0"/>
-                <w:i w:val="0"/>
-                <w:sz w:val="20"/>
-              </w:rPr>
-              <w:t>Hourly Maximum (ug/m³)</w:t>
-            </w:r>
-          </w:p>
-        </w:tc>
-        <w:tc>
-          <w:tcPr>
-            <w:tcW w:type="dxa" w:w="3137"/>
-          </w:tcPr>
-          <w:p>
-            <w:pPr>
-              <w:jc w:val="center"/>
-            </w:pPr>
-            <w:r/>
-            <w:r>
-              <w:rPr>
-                <w:b w:val="0"/>
-                <w:i w:val="0"/>
-                <w:sz w:val="20"/>
-              </w:rPr>
-              <w:t>{{ no.h_max }}</w:t>
-            </w:r>
-          </w:p>
-        </w:tc>
-        <w:tc>
-          <w:tcPr>
-            <w:tcW w:type="dxa" w:w="3137"/>
-            <w:vMerge/>
-          </w:tcPr>
-          <w:p/>
-        </w:tc>
-      </w:tr>
-      <w:tr>
-        <w:tc>
-          <w:tcPr>
-            <w:tcW w:type="dxa" w:w="3137"/>
-          </w:tcPr>
-          <w:p>
-            <w:pPr>
-              <w:jc w:val="left"/>
-            </w:pPr>
-            <w:r/>
-            <w:r>
-              <w:rPr>
-                <w:b w:val="0"/>
-                <w:i w:val="0"/>
-                <w:sz w:val="20"/>
-              </w:rPr>
-              <w:t>Hourly Minimum (ug/m³)</w:t>
-            </w:r>
-          </w:p>
-        </w:tc>
-        <w:tc>
-          <w:tcPr>
-            <w:tcW w:type="dxa" w:w="3137"/>
-          </w:tcPr>
-          <w:p>
-            <w:pPr>
-              <w:jc w:val="center"/>
-            </w:pPr>
-            <w:r/>
-            <w:r>
-              <w:rPr>
-                <w:b w:val="0"/>
-                <w:i w:val="0"/>
-                <w:sz w:val="20"/>
-              </w:rPr>
-              <w:t>{{ no.h_min }}</w:t>
-            </w:r>
-          </w:p>
-        </w:tc>
-        <w:tc>
-          <w:tcPr>
-            <w:tcW w:type="dxa" w:w="3137"/>
-            <w:vMerge/>
-          </w:tcPr>
-          <w:p/>
-        </w:tc>
-      </w:tr>
-      <w:tr>
-        <w:tc>
-          <w:tcPr>
-            <w:tcW w:type="dxa" w:w="3137"/>
-          </w:tcPr>
-          <w:p>
-            <w:pPr>
-              <w:jc w:val="left"/>
-            </w:pPr>
-            <w:r/>
-            <w:r>
-              <w:rPr>
-                <w:b w:val="0"/>
-                <w:i w:val="0"/>
-                <w:sz w:val="20"/>
-              </w:rPr>
-              <w:t>Daily average (ug/m³)</w:t>
-            </w:r>
-          </w:p>
-        </w:tc>
-        <w:tc>
-          <w:tcPr>
-            <w:tcW w:type="dxa" w:w="3137"/>
-          </w:tcPr>
-          <w:p>
-            <w:pPr>
-              <w:jc w:val="center"/>
-            </w:pPr>
-            <w:r/>
-            <w:r>
-              <w:rPr>
-                <w:b w:val="0"/>
-                <w:i w:val="0"/>
-                <w:sz w:val="20"/>
-              </w:rPr>
-              <w:t>{{ no.daily_avg }}</w:t>
-            </w:r>
-          </w:p>
-        </w:tc>
-        <w:tc>
-          <w:tcPr>
-            <w:tcW w:type="dxa" w:w="3137"/>
-            <w:vMerge/>
-          </w:tcPr>
-          <w:p/>
-        </w:tc>
-      </w:tr>
-      <w:tr>
-        <w:tc>
-          <w:tcPr>
-            <w:tcW w:type="dxa" w:w="6274"/>
-            <w:gridSpan w:val="2"/>
-            <w:shd w:val="clear" w:fill="D9D9D9"/>
-          </w:tcPr>
-          <w:p>
-            <w:pPr>
-              <w:jc w:val="left"/>
-            </w:pPr>
-            <w:r/>
+            <w:r>
+              <w:rPr>
+                <w:color w:val="FFFFFF"/>
+              </w:rPr>
+            </w:r>
             <w:r>
               <w:rPr>
                 <w:b/>
                 <w:i w:val="0"/>
+                <w:color w:val="FFFFFF"/>
                 <w:sz w:val="20"/>
               </w:rPr>
               <w:t>NOX</w:t>
@@ -6178,7 +6622,7 @@
         <w:rPr>
           <w:b/>
           <w:i w:val="0"/>
-          <w:color w:val="1F1F1F"/>
+          <w:color w:val="0F3D6E"/>
           <w:sz w:val="20"/>
         </w:rPr>
         <w:t xml:space="preserve">Figure </w:t>
@@ -6187,7 +6631,7 @@
         <w:rPr>
           <w:b/>
           <w:i w:val="0"/>
-          <w:color w:val="1F1F1F"/>
+          <w:color w:val="0F3D6E"/>
           <w:sz w:val="20"/>
         </w:rPr>
         <w:fldChar w:fldCharType="begin"/>
@@ -6228,7 +6672,7 @@
         <w:rPr>
           <w:b/>
           <w:i w:val="0"/>
-          <w:color w:val="1F1F1F"/>
+          <w:color w:val="0F3D6E"/>
           <w:sz w:val="20"/>
         </w:rPr>
         <w:t xml:space="preserve">Figure </w:t>
@@ -6237,7 +6681,7 @@
         <w:rPr>
           <w:b/>
           <w:i w:val="0"/>
-          <w:color w:val="1F1F1F"/>
+          <w:color w:val="0F3D6E"/>
           <w:sz w:val="20"/>
         </w:rPr>
         <w:fldChar w:fldCharType="begin"/>
@@ -6278,7 +6722,7 @@
         <w:rPr>
           <w:b/>
           <w:i w:val="0"/>
-          <w:color w:val="1F1F1F"/>
+          <w:color w:val="0F3D6E"/>
           <w:sz w:val="20"/>
         </w:rPr>
         <w:t xml:space="preserve">Figure </w:t>
@@ -6287,7 +6731,7 @@
         <w:rPr>
           <w:b/>
           <w:i w:val="0"/>
-          <w:color w:val="1F1F1F"/>
+          <w:color w:val="0F3D6E"/>
           <w:sz w:val="20"/>
         </w:rPr>
         <w:fldChar w:fldCharType="begin"/>
@@ -6353,7 +6797,7 @@
         <w:rPr>
           <w:b/>
           <w:i w:val="0"/>
-          <w:color w:val="1F1F1F"/>
+          <w:color w:val="0F3D6E"/>
           <w:sz w:val="20"/>
         </w:rPr>
         <w:t xml:space="preserve">Table </w:t>
@@ -6362,7 +6806,7 @@
         <w:rPr>
           <w:b/>
           <w:i w:val="0"/>
-          <w:color w:val="1F1F1F"/>
+          <w:color w:val="0F3D6E"/>
           <w:sz w:val="20"/>
         </w:rPr>
         <w:fldChar w:fldCharType="begin"/>
@@ -6417,17 +6861,22 @@
           <w:tcPr>
             <w:tcW w:type="dxa" w:w="4706"/>
             <w:gridSpan w:val="2"/>
-            <w:shd w:val="clear" w:fill="D9D9D9"/>
+            <w:shd w:val="clear" w:fill="0F3D6E"/>
           </w:tcPr>
           <w:p>
             <w:pPr>
               <w:jc w:val="center"/>
             </w:pPr>
-            <w:r/>
+            <w:r>
+              <w:rPr>
+                <w:color w:val="FFFFFF"/>
+              </w:rPr>
+            </w:r>
             <w:r>
               <w:rPr>
                 <w:b/>
                 <w:i w:val="0"/>
+                <w:color w:val="FFFFFF"/>
                 <w:sz w:val="20"/>
               </w:rPr>
               <w:t>NCEC Exceedance Level µg/m³</w:t>
@@ -6446,17 +6895,22 @@
         <w:tc>
           <w:tcPr>
             <w:tcW w:type="dxa" w:w="2353"/>
-            <w:shd w:val="clear" w:fill="D9D9D9"/>
+            <w:shd w:val="clear" w:fill="0F3D6E"/>
           </w:tcPr>
           <w:p>
             <w:pPr>
               <w:jc w:val="center"/>
             </w:pPr>
-            <w:r/>
+            <w:r>
+              <w:rPr>
+                <w:color w:val="FFFFFF"/>
+              </w:rPr>
+            </w:r>
             <w:r>
               <w:rPr>
                 <w:b/>
                 <w:i w:val="0"/>
+                <w:color w:val="FFFFFF"/>
                 <w:sz w:val="20"/>
               </w:rPr>
               <w:t>1 Hour</w:t>
@@ -6466,17 +6920,22 @@
         <w:tc>
           <w:tcPr>
             <w:tcW w:type="dxa" w:w="2353"/>
-            <w:shd w:val="clear" w:fill="D9D9D9"/>
+            <w:shd w:val="clear" w:fill="0F3D6E"/>
           </w:tcPr>
           <w:p>
             <w:pPr>
               <w:jc w:val="center"/>
             </w:pPr>
-            <w:r/>
+            <w:r>
+              <w:rPr>
+                <w:color w:val="FFFFFF"/>
+              </w:rPr>
+            </w:r>
             <w:r>
               <w:rPr>
                 <w:b/>
                 <w:i w:val="0"/>
+                <w:color w:val="FFFFFF"/>
                 <w:sz w:val="20"/>
               </w:rPr>
               <w:t>8 Hour</w:t>
@@ -6980,7 +7439,7 @@
         <w:rPr>
           <w:b/>
           <w:i w:val="0"/>
-          <w:color w:val="1F1F1F"/>
+          <w:color w:val="0F3D6E"/>
           <w:sz w:val="20"/>
         </w:rPr>
         <w:t xml:space="preserve">Figure </w:t>
@@ -6989,7 +7448,7 @@
         <w:rPr>
           <w:b/>
           <w:i w:val="0"/>
-          <w:color w:val="1F1F1F"/>
+          <w:color w:val="0F3D6E"/>
           <w:sz w:val="20"/>
         </w:rPr>
         <w:fldChar w:fldCharType="begin"/>
@@ -7030,7 +7489,7 @@
         <w:rPr>
           <w:b/>
           <w:i w:val="0"/>
-          <w:color w:val="1F1F1F"/>
+          <w:color w:val="0F3D6E"/>
           <w:sz w:val="20"/>
         </w:rPr>
         <w:t xml:space="preserve">Figure </w:t>
@@ -7039,7 +7498,7 @@
         <w:rPr>
           <w:b/>
           <w:i w:val="0"/>
-          <w:color w:val="1F1F1F"/>
+          <w:color w:val="0F3D6E"/>
           <w:sz w:val="20"/>
         </w:rPr>
         <w:fldChar w:fldCharType="begin"/>
@@ -7105,7 +7564,7 @@
         <w:rPr>
           <w:b/>
           <w:i w:val="0"/>
-          <w:color w:val="1F1F1F"/>
+          <w:color w:val="0F3D6E"/>
           <w:sz w:val="20"/>
         </w:rPr>
         <w:t xml:space="preserve">Table </w:t>
@@ -7114,7 +7573,7 @@
         <w:rPr>
           <w:b/>
           <w:i w:val="0"/>
-          <w:color w:val="1F1F1F"/>
+          <w:color w:val="0F3D6E"/>
           <w:sz w:val="20"/>
         </w:rPr>
         <w:fldChar w:fldCharType="begin"/>
@@ -7169,17 +7628,22 @@
           <w:tcPr>
             <w:tcW w:type="dxa" w:w="4706"/>
             <w:gridSpan w:val="2"/>
-            <w:shd w:val="clear" w:fill="D9D9D9"/>
+            <w:shd w:val="clear" w:fill="0F3D6E"/>
           </w:tcPr>
           <w:p>
             <w:pPr>
               <w:jc w:val="center"/>
             </w:pPr>
-            <w:r/>
+            <w:r>
+              <w:rPr>
+                <w:color w:val="FFFFFF"/>
+              </w:rPr>
+            </w:r>
             <w:r>
               <w:rPr>
                 <w:b/>
                 <w:i w:val="0"/>
+                <w:color w:val="FFFFFF"/>
                 <w:sz w:val="20"/>
               </w:rPr>
               <w:t>NCEC Exceedance Level µg/m³</w:t>
@@ -7198,17 +7662,22 @@
         <w:tc>
           <w:tcPr>
             <w:tcW w:type="dxa" w:w="2353"/>
-            <w:shd w:val="clear" w:fill="D9D9D9"/>
+            <w:shd w:val="clear" w:fill="0F3D6E"/>
           </w:tcPr>
           <w:p>
             <w:pPr>
               <w:jc w:val="center"/>
             </w:pPr>
-            <w:r/>
+            <w:r>
+              <w:rPr>
+                <w:color w:val="FFFFFF"/>
+              </w:rPr>
+            </w:r>
             <w:r>
               <w:rPr>
                 <w:b/>
                 <w:i w:val="0"/>
+                <w:color w:val="FFFFFF"/>
                 <w:sz w:val="20"/>
               </w:rPr>
               <w:t>1 Hour</w:t>
@@ -7218,17 +7687,22 @@
         <w:tc>
           <w:tcPr>
             <w:tcW w:type="dxa" w:w="2353"/>
-            <w:shd w:val="clear" w:fill="D9D9D9"/>
+            <w:shd w:val="clear" w:fill="0F3D6E"/>
           </w:tcPr>
           <w:p>
             <w:pPr>
               <w:jc w:val="center"/>
             </w:pPr>
-            <w:r/>
+            <w:r>
+              <w:rPr>
+                <w:color w:val="FFFFFF"/>
+              </w:rPr>
+            </w:r>
             <w:r>
               <w:rPr>
                 <w:b/>
                 <w:i w:val="0"/>
+                <w:color w:val="FFFFFF"/>
                 <w:sz w:val="20"/>
               </w:rPr>
               <w:t>24 Hour</w:t>
@@ -7570,7 +8044,7 @@
         <w:rPr>
           <w:b/>
           <w:i w:val="0"/>
-          <w:color w:val="1F1F1F"/>
+          <w:color w:val="0F3D6E"/>
           <w:sz w:val="20"/>
         </w:rPr>
         <w:t xml:space="preserve">Figure </w:t>
@@ -7579,7 +8053,7 @@
         <w:rPr>
           <w:b/>
           <w:i w:val="0"/>
-          <w:color w:val="1F1F1F"/>
+          <w:color w:val="0F3D6E"/>
           <w:sz w:val="20"/>
         </w:rPr>
         <w:fldChar w:fldCharType="begin"/>
@@ -7645,7 +8119,7 @@
         <w:rPr>
           <w:b/>
           <w:i w:val="0"/>
-          <w:color w:val="1F1F1F"/>
+          <w:color w:val="0F3D6E"/>
           <w:sz w:val="20"/>
         </w:rPr>
         <w:t xml:space="preserve">Table </w:t>
@@ -7654,7 +8128,7 @@
         <w:rPr>
           <w:b/>
           <w:i w:val="0"/>
-          <w:color w:val="1F1F1F"/>
+          <w:color w:val="0F3D6E"/>
           <w:sz w:val="20"/>
         </w:rPr>
         <w:fldChar w:fldCharType="begin"/>
@@ -7707,17 +8181,22 @@
         <w:tc>
           <w:tcPr>
             <w:tcW w:type="dxa" w:w="3137"/>
-            <w:shd w:val="clear" w:fill="D9D9D9"/>
+            <w:shd w:val="clear" w:fill="0F3D6E"/>
           </w:tcPr>
           <w:p>
             <w:pPr>
               <w:jc w:val="center"/>
             </w:pPr>
-            <w:r/>
+            <w:r>
+              <w:rPr>
+                <w:color w:val="FFFFFF"/>
+              </w:rPr>
+            </w:r>
             <w:r>
               <w:rPr>
                 <w:b/>
                 <w:i w:val="0"/>
+                <w:color w:val="FFFFFF"/>
                 <w:sz w:val="20"/>
               </w:rPr>
               <w:t>NCEC Exceedance Level µg/m³</w:t>
@@ -7736,17 +8215,22 @@
         <w:tc>
           <w:tcPr>
             <w:tcW w:type="dxa" w:w="3137"/>
-            <w:shd w:val="clear" w:fill="D9D9D9"/>
+            <w:shd w:val="clear" w:fill="0F3D6E"/>
           </w:tcPr>
           <w:p>
             <w:pPr>
               <w:jc w:val="center"/>
             </w:pPr>
-            <w:r/>
+            <w:r>
+              <w:rPr>
+                <w:color w:val="FFFFFF"/>
+              </w:rPr>
+            </w:r>
             <w:r>
               <w:rPr>
                 <w:b/>
                 <w:i w:val="0"/>
+                <w:color w:val="FFFFFF"/>
                 <w:sz w:val="20"/>
               </w:rPr>
               <w:t>8 Hour</w:t>
@@ -8040,7 +8524,7 @@
         <w:rPr>
           <w:b/>
           <w:i w:val="0"/>
-          <w:color w:val="1F1F1F"/>
+          <w:color w:val="0F3D6E"/>
           <w:sz w:val="20"/>
         </w:rPr>
         <w:t xml:space="preserve">Figure </w:t>
@@ -8049,7 +8533,7 @@
         <w:rPr>
           <w:b/>
           <w:i w:val="0"/>
-          <w:color w:val="1F1F1F"/>
+          <w:color w:val="0F3D6E"/>
           <w:sz w:val="20"/>
         </w:rPr>
         <w:fldChar w:fldCharType="begin"/>
@@ -8090,7 +8574,7 @@
         <w:rPr>
           <w:b/>
           <w:i w:val="0"/>
-          <w:color w:val="1F1F1F"/>
+          <w:color w:val="0F3D6E"/>
           <w:sz w:val="20"/>
         </w:rPr>
         <w:t xml:space="preserve">Figure </w:t>
@@ -8099,7 +8583,7 @@
         <w:rPr>
           <w:b/>
           <w:i w:val="0"/>
-          <w:color w:val="1F1F1F"/>
+          <w:color w:val="0F3D6E"/>
           <w:sz w:val="20"/>
         </w:rPr>
         <w:fldChar w:fldCharType="begin"/>
@@ -8140,7 +8624,7 @@
         <w:rPr>
           <w:b/>
           <w:i w:val="0"/>
-          <w:color w:val="1F1F1F"/>
+          <w:color w:val="0F3D6E"/>
           <w:sz w:val="20"/>
         </w:rPr>
         <w:t xml:space="preserve">Figure </w:t>
@@ -8149,7 +8633,7 @@
         <w:rPr>
           <w:b/>
           <w:i w:val="0"/>
-          <w:color w:val="1F1F1F"/>
+          <w:color w:val="0F3D6E"/>
           <w:sz w:val="20"/>
         </w:rPr>
         <w:fldChar w:fldCharType="begin"/>
@@ -8215,7 +8699,7 @@
         <w:rPr>
           <w:b/>
           <w:i w:val="0"/>
-          <w:color w:val="1F1F1F"/>
+          <w:color w:val="0F3D6E"/>
           <w:sz w:val="20"/>
         </w:rPr>
         <w:t xml:space="preserve">Table </w:t>
@@ -8224,7 +8708,7 @@
         <w:rPr>
           <w:b/>
           <w:i w:val="0"/>
-          <w:color w:val="1F1F1F"/>
+          <w:color w:val="0F3D6E"/>
           <w:sz w:val="20"/>
         </w:rPr>
         <w:fldChar w:fldCharType="begin"/>
@@ -8277,17 +8761,22 @@
         <w:tc>
           <w:tcPr>
             <w:tcW w:type="dxa" w:w="3137"/>
-            <w:shd w:val="clear" w:fill="D9D9D9"/>
+            <w:shd w:val="clear" w:fill="0F3D6E"/>
           </w:tcPr>
           <w:p>
             <w:pPr>
               <w:jc w:val="center"/>
             </w:pPr>
-            <w:r/>
+            <w:r>
+              <w:rPr>
+                <w:color w:val="FFFFFF"/>
+              </w:rPr>
+            </w:r>
             <w:r>
               <w:rPr>
                 <w:b/>
                 <w:i w:val="0"/>
+                <w:color w:val="FFFFFF"/>
                 <w:sz w:val="20"/>
               </w:rPr>
               <w:t>NCEC Exceedance Level µg/m³</w:t>
@@ -8306,17 +8795,22 @@
         <w:tc>
           <w:tcPr>
             <w:tcW w:type="dxa" w:w="3137"/>
-            <w:shd w:val="clear" w:fill="D9D9D9"/>
+            <w:shd w:val="clear" w:fill="0F3D6E"/>
           </w:tcPr>
           <w:p>
             <w:pPr>
               <w:jc w:val="center"/>
             </w:pPr>
-            <w:r/>
+            <w:r>
+              <w:rPr>
+                <w:color w:val="FFFFFF"/>
+              </w:rPr>
+            </w:r>
             <w:r>
               <w:rPr>
                 <w:b/>
                 <w:i w:val="0"/>
+                <w:color w:val="FFFFFF"/>
                 <w:sz w:val="20"/>
               </w:rPr>
               <w:t>24 Hour</w:t>
@@ -8596,7 +9090,7 @@
         <w:rPr>
           <w:b/>
           <w:i w:val="0"/>
-          <w:color w:val="1F1F1F"/>
+          <w:color w:val="0F3D6E"/>
           <w:sz w:val="20"/>
         </w:rPr>
         <w:t xml:space="preserve">Table </w:t>
@@ -8605,7 +9099,7 @@
         <w:rPr>
           <w:b/>
           <w:i w:val="0"/>
-          <w:color w:val="1F1F1F"/>
+          <w:color w:val="0F3D6E"/>
           <w:sz w:val="20"/>
         </w:rPr>
         <w:fldChar w:fldCharType="begin"/>
@@ -8658,17 +9152,22 @@
         <w:tc>
           <w:tcPr>
             <w:tcW w:type="dxa" w:w="3137"/>
-            <w:shd w:val="clear" w:fill="D9D9D9"/>
+            <w:shd w:val="clear" w:fill="0F3D6E"/>
           </w:tcPr>
           <w:p>
             <w:pPr>
               <w:jc w:val="center"/>
             </w:pPr>
-            <w:r/>
+            <w:r>
+              <w:rPr>
+                <w:color w:val="FFFFFF"/>
+              </w:rPr>
+            </w:r>
             <w:r>
               <w:rPr>
                 <w:b/>
                 <w:i w:val="0"/>
+                <w:color w:val="FFFFFF"/>
                 <w:sz w:val="20"/>
               </w:rPr>
               <w:t>NCEC Exceedance Level µg/m³</w:t>
@@ -8687,17 +9186,22 @@
         <w:tc>
           <w:tcPr>
             <w:tcW w:type="dxa" w:w="3137"/>
-            <w:shd w:val="clear" w:fill="D9D9D9"/>
+            <w:shd w:val="clear" w:fill="0F3D6E"/>
           </w:tcPr>
           <w:p>
             <w:pPr>
               <w:jc w:val="center"/>
             </w:pPr>
-            <w:r/>
+            <w:r>
+              <w:rPr>
+                <w:color w:val="FFFFFF"/>
+              </w:rPr>
+            </w:r>
             <w:r>
               <w:rPr>
                 <w:b/>
                 <w:i w:val="0"/>
+                <w:color w:val="FFFFFF"/>
                 <w:sz w:val="20"/>
               </w:rPr>
               <w:t>24 Hour</w:t>
@@ -8991,7 +9495,7 @@
         <w:rPr>
           <w:b/>
           <w:i w:val="0"/>
-          <w:color w:val="1F1F1F"/>
+          <w:color w:val="0F3D6E"/>
           <w:sz w:val="20"/>
         </w:rPr>
         <w:t xml:space="preserve">Figure </w:t>
@@ -9000,7 +9504,7 @@
         <w:rPr>
           <w:b/>
           <w:i w:val="0"/>
-          <w:color w:val="1F1F1F"/>
+          <w:color w:val="0F3D6E"/>
           <w:sz w:val="20"/>
         </w:rPr>
         <w:fldChar w:fldCharType="begin"/>
@@ -9041,7 +9545,7 @@
         <w:rPr>
           <w:b/>
           <w:i w:val="0"/>
-          <w:color w:val="1F1F1F"/>
+          <w:color w:val="0F3D6E"/>
           <w:sz w:val="20"/>
         </w:rPr>
         <w:t xml:space="preserve">Figure </w:t>
@@ -9050,7 +9554,7 @@
         <w:rPr>
           <w:b/>
           <w:i w:val="0"/>
-          <w:color w:val="1F1F1F"/>
+          <w:color w:val="0F3D6E"/>
           <w:sz w:val="20"/>
         </w:rPr>
         <w:fldChar w:fldCharType="begin"/>
@@ -9180,7 +9684,7 @@
         <w:rPr>
           <w:b/>
           <w:i w:val="0"/>
-          <w:color w:val="1F1F1F"/>
+          <w:color w:val="0F3D6E"/>
           <w:sz w:val="20"/>
         </w:rPr>
         <w:t xml:space="preserve">Table </w:t>
@@ -9189,7 +9693,7 @@
         <w:rPr>
           <w:b/>
           <w:i w:val="0"/>
-          <w:color w:val="1F1F1F"/>
+          <w:color w:val="0F3D6E"/>
           <w:sz w:val="20"/>
         </w:rPr>
         <w:fldChar w:fldCharType="begin"/>
@@ -9222,7 +9726,33 @@
           <w:tcPr>
             <w:tcW w:type="dxa" w:w="9412"/>
             <w:gridSpan w:val="2"/>
-            <w:shd w:val="clear" w:fill="D9D9D9"/>
+            <w:shd w:val="clear" w:fill="0F3D6E"/>
+          </w:tcPr>
+          <w:p>
+            <w:pPr>
+              <w:jc w:val="left"/>
+            </w:pPr>
+            <w:r>
+              <w:rPr>
+                <w:color w:val="FFFFFF"/>
+              </w:rPr>
+            </w:r>
+            <w:r>
+              <w:rPr>
+                <w:b/>
+                <w:i w:val="0"/>
+                <w:color w:val="FFFFFF"/>
+                <w:sz w:val="20"/>
+              </w:rPr>
+              <w:t>Ambient Temperature result</w:t>
+            </w:r>
+          </w:p>
+        </w:tc>
+      </w:tr>
+      <w:tr>
+        <w:tc>
+          <w:tcPr>
+            <w:tcW w:type="dxa" w:w="4706"/>
           </w:tcPr>
           <w:p>
             <w:pPr>
@@ -9231,11 +9761,30 @@
             <w:r/>
             <w:r>
               <w:rPr>
-                <w:b/>
+                <w:b w:val="0"/>
                 <w:i w:val="0"/>
                 <w:sz w:val="20"/>
               </w:rPr>
-              <w:t>Ambient Temperature result</w:t>
+              <w:t>Percentage data capture (Hourly Values)</w:t>
+            </w:r>
+          </w:p>
+        </w:tc>
+        <w:tc>
+          <w:tcPr>
+            <w:tcW w:type="dxa" w:w="4706"/>
+          </w:tcPr>
+          <w:p>
+            <w:pPr>
+              <w:jc w:val="center"/>
+            </w:pPr>
+            <w:r/>
+            <w:r>
+              <w:rPr>
+                <w:b w:val="0"/>
+                <w:i w:val="0"/>
+                <w:sz w:val="20"/>
+              </w:rPr>
+              <w:t>{{ met.temp_capture }}</w:t>
             </w:r>
           </w:p>
         </w:tc>
@@ -9256,7 +9805,7 @@
                 <w:i w:val="0"/>
                 <w:sz w:val="20"/>
               </w:rPr>
-              <w:t>Percentage data capture (Hourly Values)</w:t>
+              <w:t>Hourly Maximum (⁰C)</w:t>
             </w:r>
           </w:p>
         </w:tc>
@@ -9275,7 +9824,7 @@
                 <w:i w:val="0"/>
                 <w:sz w:val="20"/>
               </w:rPr>
-              <w:t>{{ met.temp_capture }}</w:t>
+              <w:t>{{ met.temp_max }}</w:t>
             </w:r>
           </w:p>
         </w:tc>
@@ -9296,7 +9845,7 @@
                 <w:i w:val="0"/>
                 <w:sz w:val="20"/>
               </w:rPr>
-              <w:t>Hourly Maximum (⁰C)</w:t>
+              <w:t>Hourly Minimum (⁰C)</w:t>
             </w:r>
           </w:p>
         </w:tc>
@@ -9315,7 +9864,35 @@
                 <w:i w:val="0"/>
                 <w:sz w:val="20"/>
               </w:rPr>
-              <w:t>{{ met.temp_max }}</w:t>
+              <w:t>{{ met.temp_min }}</w:t>
+            </w:r>
+          </w:p>
+        </w:tc>
+      </w:tr>
+      <w:tr>
+        <w:tc>
+          <w:tcPr>
+            <w:tcW w:type="dxa" w:w="9412"/>
+            <w:gridSpan w:val="2"/>
+            <w:shd w:val="clear" w:fill="0F3D6E"/>
+          </w:tcPr>
+          <w:p>
+            <w:pPr>
+              <w:jc w:val="left"/>
+            </w:pPr>
+            <w:r>
+              <w:rPr>
+                <w:color w:val="FFFFFF"/>
+              </w:rPr>
+            </w:r>
+            <w:r>
+              <w:rPr>
+                <w:b/>
+                <w:i w:val="0"/>
+                <w:color w:val="FFFFFF"/>
+                <w:sz w:val="20"/>
+              </w:rPr>
+              <w:t>Relative Humidity result</w:t>
             </w:r>
           </w:p>
         </w:tc>
@@ -9336,7 +9913,7 @@
                 <w:i w:val="0"/>
                 <w:sz w:val="20"/>
               </w:rPr>
-              <w:t>Hourly Minimum (⁰C)</w:t>
+              <w:t>Percentage data capture (Hourly Values)</w:t>
             </w:r>
           </w:p>
         </w:tc>
@@ -9355,7 +9932,7 @@
                 <w:i w:val="0"/>
                 <w:sz w:val="20"/>
               </w:rPr>
-              <w:t>{{ met.temp_min }}</w:t>
+              <w:t>{{ met.rh_capture }}</w:t>
             </w:r>
           </w:p>
         </w:tc>
@@ -9363,9 +9940,7 @@
       <w:tr>
         <w:tc>
           <w:tcPr>
-            <w:tcW w:type="dxa" w:w="9412"/>
-            <w:gridSpan w:val="2"/>
-            <w:shd w:val="clear" w:fill="D9D9D9"/>
+            <w:tcW w:type="dxa" w:w="4706"/>
           </w:tcPr>
           <w:p>
             <w:pPr>
@@ -9374,11 +9949,30 @@
             <w:r/>
             <w:r>
               <w:rPr>
-                <w:b/>
+                <w:b w:val="0"/>
                 <w:i w:val="0"/>
                 <w:sz w:val="20"/>
               </w:rPr>
-              <w:t>Relative Humidity result</w:t>
+              <w:t>Hourly Maximum (%)</w:t>
+            </w:r>
+          </w:p>
+        </w:tc>
+        <w:tc>
+          <w:tcPr>
+            <w:tcW w:type="dxa" w:w="4706"/>
+          </w:tcPr>
+          <w:p>
+            <w:pPr>
+              <w:jc w:val="center"/>
+            </w:pPr>
+            <w:r/>
+            <w:r>
+              <w:rPr>
+                <w:b w:val="0"/>
+                <w:i w:val="0"/>
+                <w:sz w:val="20"/>
+              </w:rPr>
+              <w:t>{{ met.rh_max }}</w:t>
             </w:r>
           </w:p>
         </w:tc>
@@ -9399,7 +9993,7 @@
                 <w:i w:val="0"/>
                 <w:sz w:val="20"/>
               </w:rPr>
-              <w:t>Percentage data capture (Hourly Values)</w:t>
+              <w:t>Hourly Minimum (%)</w:t>
             </w:r>
           </w:p>
         </w:tc>
@@ -9418,7 +10012,35 @@
                 <w:i w:val="0"/>
                 <w:sz w:val="20"/>
               </w:rPr>
-              <w:t>{{ met.rh_capture }}</w:t>
+              <w:t>{{ met.rh_min }}</w:t>
+            </w:r>
+          </w:p>
+        </w:tc>
+      </w:tr>
+      <w:tr>
+        <w:tc>
+          <w:tcPr>
+            <w:tcW w:type="dxa" w:w="9412"/>
+            <w:gridSpan w:val="2"/>
+            <w:shd w:val="clear" w:fill="0F3D6E"/>
+          </w:tcPr>
+          <w:p>
+            <w:pPr>
+              <w:jc w:val="left"/>
+            </w:pPr>
+            <w:r>
+              <w:rPr>
+                <w:color w:val="FFFFFF"/>
+              </w:rPr>
+            </w:r>
+            <w:r>
+              <w:rPr>
+                <w:b/>
+                <w:i w:val="0"/>
+                <w:color w:val="FFFFFF"/>
+                <w:sz w:val="20"/>
+              </w:rPr>
+              <w:t>Barometric Pressure result</w:t>
             </w:r>
           </w:p>
         </w:tc>
@@ -9439,7 +10061,7 @@
                 <w:i w:val="0"/>
                 <w:sz w:val="20"/>
               </w:rPr>
-              <w:t>Hourly Maximum (%)</w:t>
+              <w:t>Percentage data capture (Hourly Values)</w:t>
             </w:r>
           </w:p>
         </w:tc>
@@ -9458,7 +10080,7 @@
                 <w:i w:val="0"/>
                 <w:sz w:val="20"/>
               </w:rPr>
-              <w:t>{{ met.rh_max }}</w:t>
+              <w:t>{{ met.pressure_capture }}</w:t>
             </w:r>
           </w:p>
         </w:tc>
@@ -9479,7 +10101,7 @@
                 <w:i w:val="0"/>
                 <w:sz w:val="20"/>
               </w:rPr>
-              <w:t>Hourly Minimum (%)</w:t>
+              <w:t>Hourly Max (hPa)</w:t>
             </w:r>
           </w:p>
         </w:tc>
@@ -9498,7 +10120,7 @@
                 <w:i w:val="0"/>
                 <w:sz w:val="20"/>
               </w:rPr>
-              <w:t>{{ met.rh_min }}</w:t>
+              <w:t>{{ met.pressure_max }}</w:t>
             </w:r>
           </w:p>
         </w:tc>
@@ -9506,9 +10128,7 @@
       <w:tr>
         <w:tc>
           <w:tcPr>
-            <w:tcW w:type="dxa" w:w="9412"/>
-            <w:gridSpan w:val="2"/>
-            <w:shd w:val="clear" w:fill="D9D9D9"/>
+            <w:tcW w:type="dxa" w:w="4706"/>
           </w:tcPr>
           <w:p>
             <w:pPr>
@@ -9517,32 +10137,11 @@
             <w:r/>
             <w:r>
               <w:rPr>
-                <w:b/>
-                <w:i w:val="0"/>
-                <w:sz w:val="20"/>
-              </w:rPr>
-              <w:t>Barometric Pressure result</w:t>
-            </w:r>
-          </w:p>
-        </w:tc>
-      </w:tr>
-      <w:tr>
-        <w:tc>
-          <w:tcPr>
-            <w:tcW w:type="dxa" w:w="4706"/>
-          </w:tcPr>
-          <w:p>
-            <w:pPr>
-              <w:jc w:val="left"/>
-            </w:pPr>
-            <w:r/>
-            <w:r>
-              <w:rPr>
                 <w:b w:val="0"/>
                 <w:i w:val="0"/>
                 <w:sz w:val="20"/>
               </w:rPr>
-              <w:t>Percentage data capture (Hourly Values)</w:t>
+              <w:t>Hourly Minimum (hPa)</w:t>
             </w:r>
           </w:p>
         </w:tc>
@@ -9561,7 +10160,7 @@
                 <w:i w:val="0"/>
                 <w:sz w:val="20"/>
               </w:rPr>
-              <w:t>{{ met.pressure_capture }}</w:t>
+              <w:t>{{ met.pressure_min }}</w:t>
             </w:r>
           </w:p>
         </w:tc>
@@ -9569,99 +10168,24 @@
       <w:tr>
         <w:tc>
           <w:tcPr>
-            <w:tcW w:type="dxa" w:w="4706"/>
+            <w:tcW w:type="dxa" w:w="9412"/>
+            <w:gridSpan w:val="2"/>
+            <w:shd w:val="clear" w:fill="0F3D6E"/>
           </w:tcPr>
           <w:p>
             <w:pPr>
               <w:jc w:val="left"/>
             </w:pPr>
-            <w:r/>
-            <w:r>
-              <w:rPr>
-                <w:b w:val="0"/>
-                <w:i w:val="0"/>
-                <w:sz w:val="20"/>
-              </w:rPr>
-              <w:t>Hourly Max (hPa)</w:t>
-            </w:r>
-          </w:p>
-        </w:tc>
-        <w:tc>
-          <w:tcPr>
-            <w:tcW w:type="dxa" w:w="4706"/>
-          </w:tcPr>
-          <w:p>
-            <w:pPr>
-              <w:jc w:val="center"/>
-            </w:pPr>
-            <w:r/>
-            <w:r>
-              <w:rPr>
-                <w:b w:val="0"/>
-                <w:i w:val="0"/>
-                <w:sz w:val="20"/>
-              </w:rPr>
-              <w:t>{{ met.pressure_max }}</w:t>
-            </w:r>
-          </w:p>
-        </w:tc>
-      </w:tr>
-      <w:tr>
-        <w:tc>
-          <w:tcPr>
-            <w:tcW w:type="dxa" w:w="4706"/>
-          </w:tcPr>
-          <w:p>
-            <w:pPr>
-              <w:jc w:val="left"/>
-            </w:pPr>
-            <w:r/>
-            <w:r>
-              <w:rPr>
-                <w:b w:val="0"/>
-                <w:i w:val="0"/>
-                <w:sz w:val="20"/>
-              </w:rPr>
-              <w:t>Hourly Minimum (hPa)</w:t>
-            </w:r>
-          </w:p>
-        </w:tc>
-        <w:tc>
-          <w:tcPr>
-            <w:tcW w:type="dxa" w:w="4706"/>
-          </w:tcPr>
-          <w:p>
-            <w:pPr>
-              <w:jc w:val="center"/>
-            </w:pPr>
-            <w:r/>
-            <w:r>
-              <w:rPr>
-                <w:b w:val="0"/>
-                <w:i w:val="0"/>
-                <w:sz w:val="20"/>
-              </w:rPr>
-              <w:t>{{ met.pressure_min }}</w:t>
-            </w:r>
-          </w:p>
-        </w:tc>
-      </w:tr>
-      <w:tr>
-        <w:tc>
-          <w:tcPr>
-            <w:tcW w:type="dxa" w:w="9412"/>
-            <w:gridSpan w:val="2"/>
-            <w:shd w:val="clear" w:fill="D9D9D9"/>
-          </w:tcPr>
-          <w:p>
-            <w:pPr>
-              <w:jc w:val="left"/>
-            </w:pPr>
-            <w:r/>
+            <w:r>
+              <w:rPr>
+                <w:color w:val="FFFFFF"/>
+              </w:rPr>
+            </w:r>
             <w:r>
               <w:rPr>
                 <w:b/>
                 <w:i w:val="0"/>
+                <w:color w:val="FFFFFF"/>
                 <w:sz w:val="20"/>
               </w:rPr>
               <w:t>Wind Parameters result</w:t>
@@ -9853,7 +10377,7 @@
         <w:rPr>
           <w:b/>
           <w:i w:val="0"/>
-          <w:color w:val="1F1F1F"/>
+          <w:color w:val="0F3D6E"/>
           <w:sz w:val="20"/>
         </w:rPr>
         <w:t xml:space="preserve">Figure </w:t>
@@ -9862,7 +10386,7 @@
         <w:rPr>
           <w:b/>
           <w:i w:val="0"/>
-          <w:color w:val="1F1F1F"/>
+          <w:color w:val="0F3D6E"/>
           <w:sz w:val="20"/>
         </w:rPr>
         <w:fldChar w:fldCharType="begin"/>
@@ -9903,7 +10427,7 @@
         <w:rPr>
           <w:b/>
           <w:i w:val="0"/>
-          <w:color w:val="1F1F1F"/>
+          <w:color w:val="0F3D6E"/>
           <w:sz w:val="20"/>
         </w:rPr>
         <w:t xml:space="preserve">Figure </w:t>
@@ -9912,7 +10436,7 @@
         <w:rPr>
           <w:b/>
           <w:i w:val="0"/>
-          <w:color w:val="1F1F1F"/>
+          <w:color w:val="0F3D6E"/>
           <w:sz w:val="20"/>
         </w:rPr>
         <w:fldChar w:fldCharType="begin"/>
@@ -9953,7 +10477,7 @@
         <w:rPr>
           <w:b/>
           <w:i w:val="0"/>
-          <w:color w:val="1F1F1F"/>
+          <w:color w:val="0F3D6E"/>
           <w:sz w:val="20"/>
         </w:rPr>
         <w:t xml:space="preserve">Figure </w:t>
@@ -9962,7 +10486,7 @@
         <w:rPr>
           <w:b/>
           <w:i w:val="0"/>
-          <w:color w:val="1F1F1F"/>
+          <w:color w:val="0F3D6E"/>
           <w:sz w:val="20"/>
         </w:rPr>
         <w:fldChar w:fldCharType="begin"/>
@@ -10003,7 +10527,7 @@
         <w:rPr>
           <w:b/>
           <w:i w:val="0"/>
-          <w:color w:val="1F1F1F"/>
+          <w:color w:val="0F3D6E"/>
           <w:sz w:val="20"/>
         </w:rPr>
         <w:t xml:space="preserve">Figure </w:t>
@@ -10012,7 +10536,7 @@
         <w:rPr>
           <w:b/>
           <w:i w:val="0"/>
-          <w:color w:val="1F1F1F"/>
+          <w:color w:val="0F3D6E"/>
           <w:sz w:val="20"/>
         </w:rPr>
         <w:fldChar w:fldCharType="begin"/>
@@ -10053,7 +10577,7 @@
         <w:rPr>
           <w:b/>
           <w:i w:val="0"/>
-          <w:color w:val="1F1F1F"/>
+          <w:color w:val="0F3D6E"/>
           <w:sz w:val="20"/>
         </w:rPr>
         <w:t xml:space="preserve">Figure </w:t>
@@ -10062,7 +10586,7 @@
         <w:rPr>
           <w:b/>
           <w:i w:val="0"/>
-          <w:color w:val="1F1F1F"/>
+          <w:color w:val="0F3D6E"/>
           <w:sz w:val="20"/>
         </w:rPr>
         <w:fldChar w:fldCharType="begin"/>
@@ -10103,7 +10627,7 @@
         <w:rPr>
           <w:b/>
           <w:i w:val="0"/>
-          <w:color w:val="1F1F1F"/>
+          <w:color w:val="0F3D6E"/>
           <w:sz w:val="20"/>
         </w:rPr>
         <w:t xml:space="preserve">Figure </w:t>
@@ -10112,7 +10636,7 @@
         <w:rPr>
           <w:b/>
           <w:i w:val="0"/>
-          <w:color w:val="1F1F1F"/>
+          <w:color w:val="0F3D6E"/>
           <w:sz w:val="20"/>
         </w:rPr>
         <w:fldChar w:fldCharType="begin"/>
@@ -10139,7 +10663,7 @@
         <w:rPr>
           <w:b/>
           <w:i w:val="0"/>
-          <w:color w:val="1F1F1F"/>
+          <w:color w:val="0F3D6E"/>
           <w:sz w:val="20"/>
         </w:rPr>
         <w:t xml:space="preserve">Table </w:t>
@@ -10148,7 +10672,7 @@
         <w:rPr>
           <w:b/>
           <w:i w:val="0"/>
-          <w:color w:val="1F1F1F"/>
+          <w:color w:val="0F3D6E"/>
           <w:sz w:val="20"/>
         </w:rPr>
         <w:fldChar w:fldCharType="begin"/>
@@ -10183,7 +10707,139 @@
         <w:tc>
           <w:tcPr>
             <w:tcW w:type="dxa" w:w="1882"/>
-            <w:shd w:val="clear" w:fill="D9D9D9"/>
+            <w:shd w:val="clear" w:fill="0F3D6E"/>
+          </w:tcPr>
+          <w:p>
+            <w:pPr>
+              <w:jc w:val="left"/>
+            </w:pPr>
+            <w:r>
+              <w:rPr>
+                <w:color w:val="FFFFFF"/>
+              </w:rPr>
+            </w:r>
+            <w:r>
+              <w:rPr>
+                <w:b/>
+                <w:i w:val="0"/>
+                <w:color w:val="FFFFFF"/>
+                <w:sz w:val="18"/>
+              </w:rPr>
+              <w:t>Directions / Wind Classes (m/s)</w:t>
+            </w:r>
+          </w:p>
+        </w:tc>
+        <w:tc>
+          <w:tcPr>
+            <w:tcW w:type="dxa" w:w="1882"/>
+          </w:tcPr>
+          <w:p>
+            <w:r>
+              <w:t>{%tc for c in wind_class_labels %}</w:t>
+            </w:r>
+          </w:p>
+        </w:tc>
+        <w:tc>
+          <w:tcPr>
+            <w:tcW w:type="dxa" w:w="1882"/>
+            <w:shd w:val="clear" w:fill="0F3D6E"/>
+          </w:tcPr>
+          <w:p>
+            <w:pPr>
+              <w:jc w:val="center"/>
+            </w:pPr>
+            <w:r>
+              <w:rPr>
+                <w:color w:val="FFFFFF"/>
+              </w:rPr>
+            </w:r>
+            <w:r>
+              <w:rPr>
+                <w:b/>
+                <w:i w:val="0"/>
+                <w:color w:val="FFFFFF"/>
+                <w:sz w:val="18"/>
+              </w:rPr>
+              <w:t>{{ c }}</w:t>
+            </w:r>
+          </w:p>
+        </w:tc>
+        <w:tc>
+          <w:tcPr>
+            <w:tcW w:type="dxa" w:w="1882"/>
+          </w:tcPr>
+          <w:p>
+            <w:r>
+              <w:t>{%tc endfor %}</w:t>
+            </w:r>
+          </w:p>
+        </w:tc>
+        <w:tc>
+          <w:tcPr>
+            <w:tcW w:type="dxa" w:w="1882"/>
+            <w:shd w:val="clear" w:fill="0F3D6E"/>
+          </w:tcPr>
+          <w:p>
+            <w:pPr>
+              <w:jc w:val="center"/>
+            </w:pPr>
+            <w:r>
+              <w:rPr>
+                <w:color w:val="FFFFFF"/>
+              </w:rPr>
+            </w:r>
+            <w:r>
+              <w:rPr>
+                <w:b/>
+                <w:i w:val="0"/>
+                <w:color w:val="FFFFFF"/>
+                <w:sz w:val="18"/>
+              </w:rPr>
+              <w:t>Total</w:t>
+            </w:r>
+          </w:p>
+        </w:tc>
+      </w:tr>
+      <w:tr>
+        <w:tc>
+          <w:tcPr>
+            <w:tcW w:type="dxa" w:w="1882"/>
+          </w:tcPr>
+          <w:p>
+            <w:r>
+              <w:t>{%tr for r in wind_pct_rows %}</w:t>
+            </w:r>
+          </w:p>
+        </w:tc>
+        <w:tc>
+          <w:tcPr>
+            <w:tcW w:type="dxa" w:w="1882"/>
+          </w:tcPr>
+          <w:p/>
+        </w:tc>
+        <w:tc>
+          <w:tcPr>
+            <w:tcW w:type="dxa" w:w="1882"/>
+          </w:tcPr>
+          <w:p/>
+        </w:tc>
+        <w:tc>
+          <w:tcPr>
+            <w:tcW w:type="dxa" w:w="1882"/>
+          </w:tcPr>
+          <w:p/>
+        </w:tc>
+        <w:tc>
+          <w:tcPr>
+            <w:tcW w:type="dxa" w:w="1882"/>
+          </w:tcPr>
+          <w:p/>
+        </w:tc>
+      </w:tr>
+      <w:tr>
+        <w:tc>
+          <w:tcPr>
+            <w:tcW w:type="dxa" w:w="1882"/>
           </w:tcPr>
           <w:p>
             <w:pPr>
@@ -10192,11 +10848,11 @@
             <w:r/>
             <w:r>
               <w:rPr>
-                <w:b/>
+                <w:b w:val="0"/>
                 <w:i w:val="0"/>
                 <w:sz w:val="18"/>
               </w:rPr>
-              <w:t>Directions / Wind Classes (m/s)</w:t>
+              <w:t>{{ r.direction }}</w:t>
             </w:r>
           </w:p>
         </w:tc>
@@ -10206,14 +10862,13 @@
           </w:tcPr>
           <w:p>
             <w:r>
-              <w:t>{%tc for c in wind_class_labels %}</w:t>
+              <w:t>{%tc for v in r.vals %}</w:t>
             </w:r>
           </w:p>
         </w:tc>
         <w:tc>
           <w:tcPr>
             <w:tcW w:type="dxa" w:w="1882"/>
-            <w:shd w:val="clear" w:fill="D9D9D9"/>
           </w:tcPr>
           <w:p>
             <w:pPr>
@@ -10222,11 +10877,11 @@
             <w:r/>
             <w:r>
               <w:rPr>
-                <w:b/>
+                <w:b w:val="0"/>
                 <w:i w:val="0"/>
                 <w:sz w:val="18"/>
               </w:rPr>
-              <w:t>{{ c }}</w:t>
+              <w:t>{{ v }}</w:t>
             </w:r>
           </w:p>
         </w:tc>
@@ -10243,7 +10898,6 @@
         <w:tc>
           <w:tcPr>
             <w:tcW w:type="dxa" w:w="1882"/>
-            <w:shd w:val="clear" w:fill="D9D9D9"/>
           </w:tcPr>
           <w:p>
             <w:pPr>
@@ -10252,11 +10906,11 @@
             <w:r/>
             <w:r>
               <w:rPr>
-                <w:b/>
+                <w:b w:val="0"/>
                 <w:i w:val="0"/>
                 <w:sz w:val="18"/>
               </w:rPr>
-              <w:t>Total</w:t>
+              <w:t>{{ r.total }}</w:t>
             </w:r>
           </w:p>
         </w:tc>
@@ -10268,7 +10922,7 @@
           </w:tcPr>
           <w:p>
             <w:r>
-              <w:t>{%tr for r in wind_pct_rows %}</w:t>
+              <w:t>{%tr endfor %}</w:t>
             </w:r>
           </w:p>
         </w:tc>
@@ -10309,11 +10963,11 @@
             <w:r/>
             <w:r>
               <w:rPr>
-                <w:b w:val="0"/>
+                <w:b/>
                 <w:i w:val="0"/>
                 <w:sz w:val="18"/>
               </w:rPr>
-              <w:t>{{ r.direction }}</w:t>
+              <w:t>Sub-Total</w:t>
             </w:r>
           </w:p>
         </w:tc>
@@ -10323,7 +10977,7 @@
           </w:tcPr>
           <w:p>
             <w:r>
-              <w:t>{%tc for v in r.vals %}</w:t>
+              <w:t>{%tc for v in wind_pct_totals %}</w:t>
             </w:r>
           </w:p>
         </w:tc>
@@ -10371,45 +11025,9 @@
                 <w:i w:val="0"/>
                 <w:sz w:val="18"/>
               </w:rPr>
-              <w:t>{{ r.total }}</w:t>
+              <w:t>{{ wind_pct_totals_grand }}</w:t>
             </w:r>
           </w:p>
-        </w:tc>
-      </w:tr>
-      <w:tr>
-        <w:tc>
-          <w:tcPr>
-            <w:tcW w:type="dxa" w:w="1882"/>
-          </w:tcPr>
-          <w:p>
-            <w:r>
-              <w:t>{%tr endfor %}</w:t>
-            </w:r>
-          </w:p>
-        </w:tc>
-        <w:tc>
-          <w:tcPr>
-            <w:tcW w:type="dxa" w:w="1882"/>
-          </w:tcPr>
-          <w:p/>
-        </w:tc>
-        <w:tc>
-          <w:tcPr>
-            <w:tcW w:type="dxa" w:w="1882"/>
-          </w:tcPr>
-          <w:p/>
-        </w:tc>
-        <w:tc>
-          <w:tcPr>
-            <w:tcW w:type="dxa" w:w="1882"/>
-          </w:tcPr>
-          <w:p/>
-        </w:tc>
-        <w:tc>
-          <w:tcPr>
-            <w:tcW w:type="dxa" w:w="1882"/>
-          </w:tcPr>
-          <w:p/>
         </w:tc>
       </w:tr>
       <w:tr>
@@ -10424,27 +11042,18 @@
             <w:r/>
             <w:r>
               <w:rPr>
-                <w:b/>
+                <w:b w:val="0"/>
                 <w:i w:val="0"/>
                 <w:sz w:val="18"/>
               </w:rPr>
-              <w:t>Sub-Total</w:t>
+              <w:t>Calms</w:t>
             </w:r>
           </w:p>
         </w:tc>
         <w:tc>
           <w:tcPr>
-            <w:tcW w:type="dxa" w:w="1882"/>
-          </w:tcPr>
-          <w:p>
-            <w:r>
-              <w:t>{%tc for v in wind_pct_totals %}</w:t>
-            </w:r>
-          </w:p>
-        </w:tc>
-        <w:tc>
-          <w:tcPr>
-            <w:tcW w:type="dxa" w:w="1882"/>
+            <w:tcW w:type="dxa" w:w="7528"/>
+            <w:gridSpan w:val="4"/>
           </w:tcPr>
           <w:p>
             <w:pPr>
@@ -10457,23 +11066,35 @@
                 <w:i w:val="0"/>
                 <w:sz w:val="18"/>
               </w:rPr>
-              <w:t>{{ v }}</w:t>
+              <w:t>{{ wind_pct_totals_calms }}</w:t>
             </w:r>
           </w:p>
         </w:tc>
+      </w:tr>
+      <w:tr>
         <w:tc>
           <w:tcPr>
             <w:tcW w:type="dxa" w:w="1882"/>
           </w:tcPr>
           <w:p>
-            <w:r>
-              <w:t>{%tc endfor %}</w:t>
+            <w:pPr>
+              <w:jc w:val="left"/>
+            </w:pPr>
+            <w:r/>
+            <w:r>
+              <w:rPr>
+                <w:b w:val="0"/>
+                <w:i w:val="0"/>
+                <w:sz w:val="18"/>
+              </w:rPr>
+              <w:t>Missing/Incomplete</w:t>
             </w:r>
           </w:p>
         </w:tc>
         <w:tc>
           <w:tcPr>
-            <w:tcW w:type="dxa" w:w="1882"/>
+            <w:tcW w:type="dxa" w:w="7528"/>
+            <w:gridSpan w:val="4"/>
           </w:tcPr>
           <w:p>
             <w:pPr>
@@ -10486,88 +11107,6 @@
                 <w:i w:val="0"/>
                 <w:sz w:val="18"/>
               </w:rPr>
-              <w:t>{{ wind_pct_totals_grand }}</w:t>
-            </w:r>
-          </w:p>
-        </w:tc>
-      </w:tr>
-      <w:tr>
-        <w:tc>
-          <w:tcPr>
-            <w:tcW w:type="dxa" w:w="1882"/>
-          </w:tcPr>
-          <w:p>
-            <w:pPr>
-              <w:jc w:val="left"/>
-            </w:pPr>
-            <w:r/>
-            <w:r>
-              <w:rPr>
-                <w:b w:val="0"/>
-                <w:i w:val="0"/>
-                <w:sz w:val="18"/>
-              </w:rPr>
-              <w:t>Calms</w:t>
-            </w:r>
-          </w:p>
-        </w:tc>
-        <w:tc>
-          <w:tcPr>
-            <w:tcW w:type="dxa" w:w="7528"/>
-            <w:gridSpan w:val="4"/>
-          </w:tcPr>
-          <w:p>
-            <w:pPr>
-              <w:jc w:val="center"/>
-            </w:pPr>
-            <w:r/>
-            <w:r>
-              <w:rPr>
-                <w:b w:val="0"/>
-                <w:i w:val="0"/>
-                <w:sz w:val="18"/>
-              </w:rPr>
-              <w:t>{{ wind_pct_totals_calms }}</w:t>
-            </w:r>
-          </w:p>
-        </w:tc>
-      </w:tr>
-      <w:tr>
-        <w:tc>
-          <w:tcPr>
-            <w:tcW w:type="dxa" w:w="1882"/>
-          </w:tcPr>
-          <w:p>
-            <w:pPr>
-              <w:jc w:val="left"/>
-            </w:pPr>
-            <w:r/>
-            <w:r>
-              <w:rPr>
-                <w:b w:val="0"/>
-                <w:i w:val="0"/>
-                <w:sz w:val="18"/>
-              </w:rPr>
-              <w:t>Missing/Incomplete</w:t>
-            </w:r>
-          </w:p>
-        </w:tc>
-        <w:tc>
-          <w:tcPr>
-            <w:tcW w:type="dxa" w:w="7528"/>
-            <w:gridSpan w:val="4"/>
-          </w:tcPr>
-          <w:p>
-            <w:pPr>
-              <w:jc w:val="center"/>
-            </w:pPr>
-            <w:r/>
-            <w:r>
-              <w:rPr>
-                <w:b w:val="0"/>
-                <w:i w:val="0"/>
-                <w:sz w:val="18"/>
-              </w:rPr>
               <w:t>{{ wind_pct_totals_missing }}</w:t>
             </w:r>
           </w:p>
@@ -10589,7 +11128,7 @@
         <w:rPr>
           <w:b/>
           <w:i w:val="0"/>
-          <w:color w:val="1F1F1F"/>
+          <w:color w:val="0F3D6E"/>
           <w:sz w:val="20"/>
         </w:rPr>
         <w:t xml:space="preserve">Table </w:t>
@@ -10598,7 +11137,7 @@
         <w:rPr>
           <w:b/>
           <w:i w:val="0"/>
-          <w:color w:val="1F1F1F"/>
+          <w:color w:val="0F3D6E"/>
           <w:sz w:val="20"/>
         </w:rPr>
         <w:fldChar w:fldCharType="begin"/>
@@ -10633,17 +11172,22 @@
         <w:tc>
           <w:tcPr>
             <w:tcW w:type="dxa" w:w="1882"/>
-            <w:shd w:val="clear" w:fill="D9D9D9"/>
+            <w:shd w:val="clear" w:fill="0F3D6E"/>
           </w:tcPr>
           <w:p>
             <w:pPr>
               <w:jc w:val="left"/>
             </w:pPr>
-            <w:r/>
+            <w:r>
+              <w:rPr>
+                <w:color w:val="FFFFFF"/>
+              </w:rPr>
+            </w:r>
             <w:r>
               <w:rPr>
                 <w:b/>
                 <w:i w:val="0"/>
+                <w:color w:val="FFFFFF"/>
                 <w:sz w:val="18"/>
               </w:rPr>
               <w:t>Directions / Wind Classes (m/s)</w:t>
@@ -10663,17 +11207,22 @@
         <w:tc>
           <w:tcPr>
             <w:tcW w:type="dxa" w:w="1882"/>
-            <w:shd w:val="clear" w:fill="D9D9D9"/>
+            <w:shd w:val="clear" w:fill="0F3D6E"/>
           </w:tcPr>
           <w:p>
             <w:pPr>
               <w:jc w:val="center"/>
             </w:pPr>
-            <w:r/>
+            <w:r>
+              <w:rPr>
+                <w:color w:val="FFFFFF"/>
+              </w:rPr>
+            </w:r>
             <w:r>
               <w:rPr>
                 <w:b/>
                 <w:i w:val="0"/>
+                <w:color w:val="FFFFFF"/>
                 <w:sz w:val="18"/>
               </w:rPr>
               <w:t>{{ c }}</w:t>
@@ -10693,17 +11242,22 @@
         <w:tc>
           <w:tcPr>
             <w:tcW w:type="dxa" w:w="1882"/>
-            <w:shd w:val="clear" w:fill="D9D9D9"/>
+            <w:shd w:val="clear" w:fill="0F3D6E"/>
           </w:tcPr>
           <w:p>
             <w:pPr>
               <w:jc w:val="center"/>
             </w:pPr>
-            <w:r/>
+            <w:r>
+              <w:rPr>
+                <w:color w:val="FFFFFF"/>
+              </w:rPr>
+            </w:r>
             <w:r>
               <w:rPr>
                 <w:b/>
                 <w:i w:val="0"/>
+                <w:color w:val="FFFFFF"/>
                 <w:sz w:val="18"/>
               </w:rPr>
               <w:t>Total</w:t>
@@ -11501,8 +12055,22 @@
     <w:pPr>
       <w:pStyle w:val="Footer"/>
       <w:jc w:val="center"/>
+      <w:pBdr>
+        <w:top w:val="single" w:sz="8" w:color="0F3D6E"/>
+      </w:pBdr>
     </w:pPr>
     <w:r>
+      <w:rPr>
+        <w:color w:val="0F3D6E"/>
+        <w:sz w:val="18"/>
+      </w:rPr>
+      <w:t xml:space="preserve">Page </w:t>
+    </w:r>
+    <w:r>
+      <w:rPr>
+        <w:color w:val="0F3D6E"/>
+        <w:sz w:val="18"/>
+      </w:rPr>
       <w:fldChar w:fldCharType="begin"/>
       <w:instrText xml:space="preserve"> PAGE </w:instrText>
       <w:fldChar w:fldCharType="separate"/>
@@ -11588,6 +12156,7 @@
             <w:rPr>
               <w:b/>
               <w:i/>
+              <w:color w:val="0F3D6E"/>
               <w:sz w:val="20"/>
             </w:rPr>
             <w:t>Ambient Air Quality Monitoring Report for</w:t>
@@ -11601,6 +12170,7 @@
             <w:rPr>
               <w:b/>
               <w:i/>
+              <w:color w:val="1F6FB2"/>
               <w:sz w:val="20"/>
             </w:rPr>
             <w:t>{{ project_name }}</w:t>
@@ -11656,7 +12226,7 @@
   <w:p>
     <w:pPr>
       <w:pBdr>
-        <w:bottom w:val="single" w:sz="8" w:color="377D22"/>
+        <w:bottom w:val="single" w:sz="14" w:color="1F6FB2"/>
       </w:pBdr>
     </w:pPr>
   </w:p>
@@ -12088,12 +12658,15 @@
       <w:keepLines/>
       <w:spacing w:before="480" w:after="0"/>
       <w:outlineLvl w:val="0"/>
+      <w:pBdr>
+        <w:bottom w:val="single" w:sz="12" w:color="1F6FB2"/>
+      </w:pBdr>
     </w:pPr>
     <w:rPr>
       <w:rFonts w:asciiTheme="majorHAnsi" w:eastAsiaTheme="majorEastAsia" w:hAnsiTheme="majorHAnsi" w:cstheme="majorBidi" w:ascii="Times New Roman" w:hAnsi="Times New Roman"/>
       <w:b/>
       <w:bCs/>
-      <w:color w:val="1F1F1F"/>
+      <w:color w:val="0F3D6E"/>
       <w:sz w:val="28"/>
       <w:szCs w:val="28"/>
     </w:rPr>
@@ -12117,7 +12690,7 @@
       <w:rFonts w:asciiTheme="majorHAnsi" w:eastAsiaTheme="majorEastAsia" w:hAnsiTheme="majorHAnsi" w:cstheme="majorBidi" w:ascii="Times New Roman" w:hAnsi="Times New Roman"/>
       <w:b/>
       <w:bCs/>
-      <w:color w:val="1F1F1F"/>
+      <w:color w:val="0F3D6E"/>
       <w:sz w:val="24"/>
       <w:szCs w:val="26"/>
     </w:rPr>
@@ -12141,7 +12714,7 @@
       <w:rFonts w:asciiTheme="majorHAnsi" w:eastAsiaTheme="majorEastAsia" w:hAnsiTheme="majorHAnsi" w:cstheme="majorBidi" w:ascii="Times New Roman" w:hAnsi="Times New Roman"/>
       <w:b/>
       <w:bCs/>
-      <w:color w:val="1F1F1F"/>
+      <w:color w:val="1F6FB2"/>
       <w:sz w:val="22"/>
     </w:rPr>
   </w:style>

--- a/backend/report/master_template.docx
+++ b/backend/report/master_template.docx
@@ -20,7 +20,7 @@
             <w:r>
               <w:drawing>
                 <wp:inline xmlns:a="http://schemas.openxmlformats.org/drawingml/2006/main" xmlns:pic="http://schemas.openxmlformats.org/drawingml/2006/picture">
-                  <wp:extent cx="1071429" cy="720000"/>
+                  <wp:extent cx="1624527" cy="720000"/>
                   <wp:docPr id="1" name="Picture 1"/>
                   <wp:cNvGraphicFramePr>
                     <a:graphicFrameLocks noChangeAspect="1"/>
@@ -41,7 +41,7 @@
                         <pic:spPr>
                           <a:xfrm>
                             <a:off x="0" y="0"/>
-                            <a:ext cx="1071429" cy="720000"/>
+                            <a:ext cx="1624527" cy="720000"/>
                           </a:xfrm>
                           <a:prstGeom prst="rect"/>
                         </pic:spPr>
@@ -64,7 +64,7 @@
             <w:r>
               <w:drawing>
                 <wp:inline xmlns:a="http://schemas.openxmlformats.org/drawingml/2006/main" xmlns:pic="http://schemas.openxmlformats.org/drawingml/2006/picture">
-                  <wp:extent cx="1028571" cy="720000"/>
+                  <wp:extent cx="720000" cy="720000"/>
                   <wp:docPr id="2" name="Picture 2"/>
                   <wp:cNvGraphicFramePr>
                     <a:graphicFrameLocks noChangeAspect="1"/>
@@ -85,7 +85,7 @@
                         <pic:spPr>
                           <a:xfrm>
                             <a:off x="0" y="0"/>
-                            <a:ext cx="1028571" cy="720000"/>
+                            <a:ext cx="720000" cy="720000"/>
                           </a:xfrm>
                           <a:prstGeom prst="rect"/>
                         </pic:spPr>
@@ -12111,7 +12111,7 @@
           <w:r>
             <w:drawing>
               <wp:inline xmlns:a="http://schemas.openxmlformats.org/drawingml/2006/main" xmlns:pic="http://schemas.openxmlformats.org/drawingml/2006/picture">
-                <wp:extent cx="857143" cy="576000"/>
+                <wp:extent cx="1299622" cy="576000"/>
                 <wp:docPr id="1" name="Picture 1"/>
                 <wp:cNvGraphicFramePr>
                   <a:graphicFrameLocks noChangeAspect="1"/>
@@ -12132,7 +12132,7 @@
                       <pic:spPr>
                         <a:xfrm>
                           <a:off x="0" y="0"/>
-                          <a:ext cx="857143" cy="576000"/>
+                          <a:ext cx="1299622" cy="576000"/>
                         </a:xfrm>
                         <a:prstGeom prst="rect"/>
                       </pic:spPr>
@@ -12188,7 +12188,7 @@
           <w:r>
             <w:drawing>
               <wp:inline xmlns:a="http://schemas.openxmlformats.org/drawingml/2006/main" xmlns:pic="http://schemas.openxmlformats.org/drawingml/2006/picture">
-                <wp:extent cx="822857" cy="576000"/>
+                <wp:extent cx="576000" cy="576000"/>
                 <wp:docPr id="2" name="Picture 2"/>
                 <wp:cNvGraphicFramePr>
                   <a:graphicFrameLocks noChangeAspect="1"/>
@@ -12209,7 +12209,7 @@
                       <pic:spPr>
                         <a:xfrm>
                           <a:off x="0" y="0"/>
-                          <a:ext cx="822857" cy="576000"/>
+                          <a:ext cx="576000" cy="576000"/>
                         </a:xfrm>
                         <a:prstGeom prst="rect"/>
                       </pic:spPr>

--- a/backend/report/master_template.docx
+++ b/backend/report/master_template.docx
@@ -4,163 +4,218 @@
   <w:body>
     <w:tbl>
       <w:tblPr>
-        <w:tblW w:type="auto" w:w="0"/>
+        <w:tblW w:type="pct" w:w="5000"/>
+        <w:tblLayout w:type="fixed"/>
         <w:tblLook w:firstColumn="1" w:firstRow="1" w:lastColumn="0" w:lastRow="0" w:noHBand="0" w:noVBand="1" w:val="04A0"/>
+        <w:tblInd w:w="0" w:type="dxa"/>
+        <w:tblCellMar>
+          <w:top w:w="0" w:type="dxa"/>
+          <w:left w:w="0" w:type="dxa"/>
+          <w:bottom w:w="0" w:type="dxa"/>
+          <w:right w:w="0" w:type="dxa"/>
+        </w:tblCellMar>
+        <w:tblLayout w:type="fixed"/>
       </w:tblPr>
       <w:tblGrid>
-        <w:gridCol w:w="4706"/>
-        <w:gridCol w:w="4706"/>
+        <w:gridCol w:w="12020"/>
       </w:tblGrid>
       <w:tr>
         <w:tc>
           <w:tcPr>
-            <w:tcW w:type="dxa" w:w="4706"/>
-          </w:tcPr>
-          <w:p>
-            <w:r>
-              <w:drawing>
-                <wp:inline xmlns:a="http://schemas.openxmlformats.org/drawingml/2006/main" xmlns:pic="http://schemas.openxmlformats.org/drawingml/2006/picture">
-                  <wp:extent cx="1624527" cy="720000"/>
-                  <wp:docPr id="1" name="Picture 1"/>
-                  <wp:cNvGraphicFramePr>
-                    <a:graphicFrameLocks noChangeAspect="1"/>
-                  </wp:cNvGraphicFramePr>
-                  <a:graphic>
-                    <a:graphicData uri="http://schemas.openxmlformats.org/drawingml/2006/picture">
-                      <pic:pic>
-                        <pic:nvPicPr>
-                          <pic:cNvPr id="0" name="logo_left.png"/>
-                          <pic:cNvPicPr/>
-                        </pic:nvPicPr>
-                        <pic:blipFill>
-                          <a:blip r:embed="rId9"/>
-                          <a:stretch>
-                            <a:fillRect/>
-                          </a:stretch>
-                        </pic:blipFill>
-                        <pic:spPr>
-                          <a:xfrm>
-                            <a:off x="0" y="0"/>
-                            <a:ext cx="1624527" cy="720000"/>
-                          </a:xfrm>
-                          <a:prstGeom prst="rect"/>
-                        </pic:spPr>
-                      </pic:pic>
-                    </a:graphicData>
-                  </a:graphic>
-                </wp:inline>
-              </w:drawing>
-            </w:r>
-          </w:p>
-        </w:tc>
-        <w:tc>
-          <w:tcPr>
-            <w:tcW w:type="dxa" w:w="4706"/>
+            <w:tcW w:type="dxa" w:w="11906"/>
+            <w:tcMar>
+              <w:top w:w="623" w:type="dxa"/>
+              <w:bottom w:w="396" w:type="dxa"/>
+              <w:left w:w="1020" w:type="dxa"/>
+              <w:right w:w="1020" w:type="dxa"/>
+            </w:tcMar>
+          </w:tcPr>
+          <w:p/>
+          <w:tbl>
+            <w:tblPr>
+              <w:tblW w:type="auto" w:w="0"/>
+              <w:tblLook w:firstColumn="1" w:firstRow="1" w:lastColumn="0" w:lastRow="0" w:noHBand="0" w:noVBand="1" w:val="04A0"/>
+            </w:tblPr>
+            <w:tblGrid>
+              <w:gridCol w:w="5953"/>
+              <w:gridCol w:w="5953"/>
+            </w:tblGrid>
+            <w:tr>
+              <w:tc>
+                <w:tcPr>
+                  <w:tcW w:type="dxa" w:w="5953"/>
+                </w:tcPr>
+                <w:p>
+                  <w:r>
+                    <w:drawing>
+                      <wp:inline xmlns:a="http://schemas.openxmlformats.org/drawingml/2006/main" xmlns:pic="http://schemas.openxmlformats.org/drawingml/2006/picture">
+                        <wp:extent cx="1218395" cy="540000"/>
+                        <wp:docPr id="1" name="Picture 1"/>
+                        <wp:cNvGraphicFramePr>
+                          <a:graphicFrameLocks noChangeAspect="1"/>
+                        </wp:cNvGraphicFramePr>
+                        <a:graphic>
+                          <a:graphicData uri="http://schemas.openxmlformats.org/drawingml/2006/picture">
+                            <pic:pic>
+                              <pic:nvPicPr>
+                                <pic:cNvPr id="0" name="logo_left.png"/>
+                                <pic:cNvPicPr/>
+                              </pic:nvPicPr>
+                              <pic:blipFill>
+                                <a:blip r:embed="rId9"/>
+                                <a:stretch>
+                                  <a:fillRect/>
+                                </a:stretch>
+                              </pic:blipFill>
+                              <pic:spPr>
+                                <a:xfrm>
+                                  <a:off x="0" y="0"/>
+                                  <a:ext cx="1218395" cy="540000"/>
+                                </a:xfrm>
+                                <a:prstGeom prst="rect"/>
+                              </pic:spPr>
+                            </pic:pic>
+                          </a:graphicData>
+                        </a:graphic>
+                      </wp:inline>
+                    </w:drawing>
+                  </w:r>
+                </w:p>
+              </w:tc>
+              <w:tc>
+                <w:tcPr>
+                  <w:tcW w:type="dxa" w:w="5953"/>
+                </w:tcPr>
+                <w:p>
+                  <w:pPr>
+                    <w:jc w:val="right"/>
+                  </w:pPr>
+                  <w:r>
+                    <w:drawing>
+                      <wp:inline xmlns:a="http://schemas.openxmlformats.org/drawingml/2006/main" xmlns:pic="http://schemas.openxmlformats.org/drawingml/2006/picture">
+                        <wp:extent cx="540000" cy="540000"/>
+                        <wp:docPr id="2" name="Picture 2"/>
+                        <wp:cNvGraphicFramePr>
+                          <a:graphicFrameLocks noChangeAspect="1"/>
+                        </wp:cNvGraphicFramePr>
+                        <a:graphic>
+                          <a:graphicData uri="http://schemas.openxmlformats.org/drawingml/2006/picture">
+                            <pic:pic>
+                              <pic:nvPicPr>
+                                <pic:cNvPr id="0" name="logo_right.png"/>
+                                <pic:cNvPicPr/>
+                              </pic:nvPicPr>
+                              <pic:blipFill>
+                                <a:blip r:embed="rId10"/>
+                                <a:stretch>
+                                  <a:fillRect/>
+                                </a:stretch>
+                              </pic:blipFill>
+                              <pic:spPr>
+                                <a:xfrm>
+                                  <a:off x="0" y="0"/>
+                                  <a:ext cx="540000" cy="540000"/>
+                                </a:xfrm>
+                                <a:prstGeom prst="rect"/>
+                              </pic:spPr>
+                            </pic:pic>
+                          </a:graphicData>
+                        </a:graphic>
+                      </wp:inline>
+                    </w:drawing>
+                  </w:r>
+                </w:p>
+              </w:tc>
+            </w:tr>
+          </w:tbl>
+          <w:p/>
+        </w:tc>
+      </w:tr>
+    </w:tbl>
+    <w:tbl>
+      <w:tblPr>
+        <w:tblW w:type="pct" w:w="5000"/>
+        <w:tblLayout w:type="fixed"/>
+        <w:tblLook w:firstColumn="1" w:firstRow="1" w:lastColumn="0" w:lastRow="0" w:noHBand="0" w:noVBand="1" w:val="04A0"/>
+        <w:tblInd w:w="0" w:type="dxa"/>
+        <w:tblCellMar>
+          <w:top w:w="0" w:type="dxa"/>
+          <w:left w:w="0" w:type="dxa"/>
+          <w:bottom w:w="0" w:type="dxa"/>
+          <w:right w:w="0" w:type="dxa"/>
+        </w:tblCellMar>
+        <w:tblLayout w:type="fixed"/>
+      </w:tblPr>
+      <w:tblGrid>
+        <w:gridCol w:w="12020"/>
+      </w:tblGrid>
+      <w:tr>
+        <w:tc>
+          <w:tcPr>
+            <w:tcW w:type="dxa" w:w="11906"/>
+            <w:shd w:val="clear" w:fill="0F3D6E"/>
+            <w:tcMar>
+              <w:top w:w="1304" w:type="dxa"/>
+              <w:bottom w:w="1304" w:type="dxa"/>
+              <w:left w:w="1020" w:type="dxa"/>
+              <w:right w:w="1020" w:type="dxa"/>
+            </w:tcMar>
           </w:tcPr>
           <w:p>
             <w:pPr>
-              <w:jc w:val="right"/>
+              <w:spacing w:before="0" w:after="200"/>
+              <w:jc w:val="left"/>
             </w:pPr>
             <w:r>
-              <w:drawing>
-                <wp:inline xmlns:a="http://schemas.openxmlformats.org/drawingml/2006/main" xmlns:pic="http://schemas.openxmlformats.org/drawingml/2006/picture">
-                  <wp:extent cx="720000" cy="720000"/>
-                  <wp:docPr id="2" name="Picture 2"/>
-                  <wp:cNvGraphicFramePr>
-                    <a:graphicFrameLocks noChangeAspect="1"/>
-                  </wp:cNvGraphicFramePr>
-                  <a:graphic>
-                    <a:graphicData uri="http://schemas.openxmlformats.org/drawingml/2006/picture">
-                      <pic:pic>
-                        <pic:nvPicPr>
-                          <pic:cNvPr id="0" name="logo_right.png"/>
-                          <pic:cNvPicPr/>
-                        </pic:nvPicPr>
-                        <pic:blipFill>
-                          <a:blip r:embed="rId10"/>
-                          <a:stretch>
-                            <a:fillRect/>
-                          </a:stretch>
-                        </pic:blipFill>
-                        <pic:spPr>
-                          <a:xfrm>
-                            <a:off x="0" y="0"/>
-                            <a:ext cx="720000" cy="720000"/>
-                          </a:xfrm>
-                          <a:prstGeom prst="rect"/>
-                        </pic:spPr>
-                      </pic:pic>
-                    </a:graphicData>
-                  </a:graphic>
-                </wp:inline>
-              </w:drawing>
+              <w:rPr>
+                <w:b/>
+                <w:color w:val="8FC2E8"/>
+                <w:sz w:val="22"/>
+                <w:spacing w:val="60"/>
+              </w:rPr>
+              <w:t>AMBIENT AIR QUALITY</w:t>
             </w:r>
           </w:p>
-        </w:tc>
-      </w:tr>
-    </w:tbl>
-    <w:p>
-      <w:pPr>
-        <w:spacing w:after="280"/>
-        <w:jc w:val="left"/>
-      </w:pPr>
-    </w:p>
-    <w:tbl>
-      <w:tblPr>
-        <w:tblW w:type="auto" w:w="0"/>
-        <w:jc w:val="center"/>
-        <w:tblLayout w:type="fixed"/>
-        <w:tblLook w:firstColumn="1" w:firstRow="1" w:lastColumn="0" w:lastRow="0" w:noHBand="0" w:noVBand="1" w:val="04A0"/>
-      </w:tblPr>
-      <w:tblGrid>
-        <w:gridCol w:w="9412"/>
-      </w:tblGrid>
-      <w:tr>
-        <w:tc>
-          <w:tcPr>
-            <w:tcW w:type="dxa" w:w="9411"/>
-            <w:shd w:val="clear" w:fill="0F3D6E"/>
-          </w:tcPr>
           <w:p>
             <w:pPr>
-              <w:spacing w:before="320" w:after="0"/>
-              <w:jc w:val="center"/>
+              <w:spacing w:before="0" w:after="40"/>
+              <w:jc w:val="left"/>
             </w:pPr>
             <w:r>
               <w:rPr>
                 <w:b/>
                 <w:color w:val="FFFFFF"/>
-                <w:sz w:val="60"/>
+                <w:sz w:val="68"/>
               </w:rPr>
               <w:t>AIR QUALITY</w:t>
+            </w:r>
+          </w:p>
+          <w:p>
+            <w:pPr>
+              <w:spacing w:before="0" w:after="240"/>
+              <w:jc w:val="left"/>
+            </w:pPr>
+            <w:r>
+              <w:rPr>
+                <w:b/>
+                <w:color w:val="FFFFFF"/>
+                <w:sz w:val="68"/>
+              </w:rPr>
+              <w:t>MONITORING REPORT</w:t>
             </w:r>
           </w:p>
           <w:p>
             <w:pPr>
               <w:spacing w:before="0" w:after="0"/>
-              <w:jc w:val="center"/>
+              <w:jc w:val="left"/>
             </w:pPr>
             <w:r>
               <w:rPr>
                 <w:b/>
-                <w:color w:val="FFFFFF"/>
-                <w:sz w:val="60"/>
-              </w:rPr>
-              <w:t>MONITORING REPORT</w:t>
-            </w:r>
-          </w:p>
-          <w:p>
-            <w:pPr>
-              <w:spacing w:before="80" w:after="280"/>
-              <w:jc w:val="center"/>
-            </w:pPr>
-            <w:r>
-              <w:rPr>
-                <w:b w:val="0"/>
-                <w:color w:val="BFD9EF"/>
-                <w:sz w:val="20"/>
-              </w:rPr>
-              <w:t>Ambient Air Quality  ·  KSA NCEC 2020 Standards</w:t>
+                <w:color w:val="D6E7F5"/>
+                <w:sz w:val="30"/>
+              </w:rPr>
+              <w:t>{{ project_name }}</w:t>
             </w:r>
           </w:p>
         </w:tc>
@@ -168,19 +223,32 @@
     </w:tbl>
     <w:tbl>
       <w:tblPr>
-        <w:tblW w:type="auto" w:w="0"/>
-        <w:jc w:val="center"/>
+        <w:tblW w:type="pct" w:w="5000"/>
         <w:tblLayout w:type="fixed"/>
         <w:tblLook w:firstColumn="1" w:firstRow="1" w:lastColumn="0" w:lastRow="0" w:noHBand="0" w:noVBand="1" w:val="04A0"/>
+        <w:tblInd w:w="0" w:type="dxa"/>
+        <w:tblCellMar>
+          <w:top w:w="0" w:type="dxa"/>
+          <w:left w:w="0" w:type="dxa"/>
+          <w:bottom w:w="0" w:type="dxa"/>
+          <w:right w:w="0" w:type="dxa"/>
+        </w:tblCellMar>
+        <w:tblLayout w:type="fixed"/>
       </w:tblPr>
       <w:tblGrid>
-        <w:gridCol w:w="9412"/>
+        <w:gridCol w:w="12020"/>
       </w:tblGrid>
       <w:tr>
         <w:tc>
           <w:tcPr>
-            <w:tcW w:type="dxa" w:w="9411"/>
+            <w:tcW w:type="dxa" w:w="11906"/>
             <w:shd w:val="clear" w:fill="2F9E63"/>
+            <w:tcMar>
+              <w:top w:w="0" w:type="dxa"/>
+              <w:bottom w:w="0" w:type="dxa"/>
+              <w:left w:w="0" w:type="dxa"/>
+              <w:right w:w="0" w:type="dxa"/>
+            </w:tcMar>
           </w:tcPr>
           <w:p>
             <w:pPr>
@@ -188,7 +256,7 @@
             </w:pPr>
             <w:r>
               <w:rPr>
-                <w:sz w:val="4"/>
+                <w:sz w:val="10"/>
               </w:rPr>
               <w:t xml:space="preserve"> </w:t>
             </w:r>
@@ -196,370 +264,440 @@
         </w:tc>
       </w:tr>
     </w:tbl>
-    <w:p>
-      <w:pPr>
-        <w:spacing w:after="320"/>
-        <w:jc w:val="left"/>
-      </w:pPr>
-    </w:p>
-    <w:p>
-      <w:pPr>
-        <w:spacing w:after="40"/>
-        <w:jc w:val="center"/>
-      </w:pPr>
-      <w:r>
-        <w:rPr>
-          <w:b w:val="0"/>
-          <w:i w:val="0"/>
-          <w:color w:val="6B6B6B"/>
-          <w:sz w:val="24"/>
-        </w:rPr>
-        <w:t>prepared for</w:t>
-      </w:r>
-    </w:p>
-    <w:p>
-      <w:pPr>
-        <w:spacing w:after="320"/>
-        <w:jc w:val="center"/>
-      </w:pPr>
-      <w:r>
-        <w:rPr>
-          <w:b/>
-          <w:i w:val="0"/>
-          <w:color w:val="0F3D6E"/>
-          <w:sz w:val="48"/>
-        </w:rPr>
-        <w:t>{{ project_name }}</w:t>
-      </w:r>
-    </w:p>
-    <w:p>
-      <w:pPr>
-        <w:spacing w:after="0"/>
-        <w:jc w:val="left"/>
-      </w:pPr>
-      <w:r>
-        <w:rPr>
-          <w:b w:val="0"/>
-          <w:i w:val="0"/>
-          <w:sz w:val="2"/>
-        </w:rPr>
-        <w:t>{%p if cover_photo %}</w:t>
-      </w:r>
-    </w:p>
-    <w:p>
-      <w:pPr>
-        <w:spacing w:after="200"/>
-        <w:jc w:val="center"/>
-      </w:pPr>
-      <w:r>
-        <w:rPr>
-          <w:b w:val="0"/>
-          <w:i w:val="0"/>
-          <w:sz w:val="22"/>
-        </w:rPr>
-        <w:t>{{ cover_photo }}</w:t>
-      </w:r>
-    </w:p>
-    <w:p>
-      <w:pPr>
-        <w:spacing w:after="0"/>
-        <w:jc w:val="left"/>
-      </w:pPr>
-      <w:r>
-        <w:rPr>
-          <w:b w:val="0"/>
-          <w:i w:val="0"/>
-          <w:sz w:val="2"/>
-        </w:rPr>
-        <w:t>{%p endif %}</w:t>
-      </w:r>
-    </w:p>
     <w:tbl>
       <w:tblPr>
-        <w:tblStyle w:val="TableGrid"/>
-        <w:tblW w:type="auto" w:w="0"/>
-        <w:jc w:val="center"/>
+        <w:tblW w:type="pct" w:w="5000"/>
+        <w:tblLayout w:type="fixed"/>
         <w:tblLook w:firstColumn="1" w:firstRow="1" w:lastColumn="0" w:lastRow="0" w:noHBand="0" w:noVBand="1" w:val="04A0"/>
+        <w:tblInd w:w="0" w:type="dxa"/>
+        <w:tblCellMar>
+          <w:top w:w="0" w:type="dxa"/>
+          <w:left w:w="0" w:type="dxa"/>
+          <w:bottom w:w="0" w:type="dxa"/>
+          <w:right w:w="0" w:type="dxa"/>
+        </w:tblCellMar>
+        <w:tblLayout w:type="fixed"/>
       </w:tblPr>
       <w:tblGrid>
-        <w:gridCol w:w="4706"/>
-        <w:gridCol w:w="4706"/>
+        <w:gridCol w:w="12020"/>
       </w:tblGrid>
       <w:tr>
         <w:tc>
           <w:tcPr>
-            <w:tcW w:type="dxa" w:w="2608"/>
-            <w:shd w:val="clear" w:fill="E8F1F9"/>
+            <w:tcW w:type="dxa" w:w="11906"/>
+            <w:shd w:val="clear" w:fill="C9A227"/>
+            <w:tcMar>
+              <w:top w:w="0" w:type="dxa"/>
+              <w:bottom w:w="0" w:type="dxa"/>
+              <w:left w:w="0" w:type="dxa"/>
+              <w:right w:w="0" w:type="dxa"/>
+            </w:tcMar>
           </w:tcPr>
           <w:p>
             <w:pPr>
+              <w:spacing w:after="0"/>
+            </w:pPr>
+            <w:r>
+              <w:rPr>
+                <w:sz w:val="4"/>
+              </w:rPr>
+              <w:t xml:space="preserve"> </w:t>
+            </w:r>
+          </w:p>
+        </w:tc>
+      </w:tr>
+    </w:tbl>
+    <w:tbl>
+      <w:tblPr>
+        <w:tblW w:type="pct" w:w="5000"/>
+        <w:tblLayout w:type="fixed"/>
+        <w:tblLook w:firstColumn="1" w:firstRow="1" w:lastColumn="0" w:lastRow="0" w:noHBand="0" w:noVBand="1" w:val="04A0"/>
+        <w:tblInd w:w="0" w:type="dxa"/>
+        <w:tblCellMar>
+          <w:top w:w="0" w:type="dxa"/>
+          <w:left w:w="0" w:type="dxa"/>
+          <w:bottom w:w="0" w:type="dxa"/>
+          <w:right w:w="0" w:type="dxa"/>
+        </w:tblCellMar>
+        <w:tblLayout w:type="fixed"/>
+      </w:tblPr>
+      <w:tblGrid>
+        <w:gridCol w:w="12020"/>
+      </w:tblGrid>
+      <w:tr>
+        <w:tc>
+          <w:tcPr>
+            <w:tcW w:type="dxa" w:w="11906"/>
+            <w:tcMar>
+              <w:top w:w="793" w:type="dxa"/>
+              <w:bottom w:w="340" w:type="dxa"/>
+              <w:left w:w="1020" w:type="dxa"/>
+              <w:right w:w="1020" w:type="dxa"/>
+            </w:tcMar>
+          </w:tcPr>
+          <w:p>
+            <w:pPr>
+              <w:spacing w:after="200"/>
+            </w:pPr>
+            <w:r>
+              <w:rPr>
+                <w:sz w:val="2"/>
+              </w:rPr>
+              <w:t>{%p if cover_photo %}</w:t>
+            </w:r>
+          </w:p>
+          <w:p>
+            <w:pPr>
+              <w:jc w:val="center"/>
+            </w:pPr>
+            <w:r>
+              <w:t>{{ cover_photo }}</w:t>
+            </w:r>
+          </w:p>
+          <w:p>
+            <w:r>
+              <w:rPr>
+                <w:sz w:val="2"/>
+              </w:rPr>
+              <w:t>{%p endif %}</w:t>
+            </w:r>
+          </w:p>
+          <w:tbl>
+            <w:tblPr>
+              <w:tblStyle w:val="TableGrid"/>
+              <w:tblW w:type="auto" w:w="0"/>
+              <w:tblLook w:firstColumn="1" w:firstRow="1" w:lastColumn="0" w:lastRow="0" w:noHBand="0" w:noVBand="1" w:val="04A0"/>
+            </w:tblPr>
+            <w:tblGrid>
+              <w:gridCol w:w="5953"/>
+              <w:gridCol w:w="5953"/>
+            </w:tblGrid>
+            <w:tr>
+              <w:tc>
+                <w:tcPr>
+                  <w:tcW w:type="dxa" w:w="2835"/>
+                  <w:tcMar>
+                    <w:top w:w="68" w:type="dxa"/>
+                    <w:bottom w:w="68" w:type="dxa"/>
+                    <w:left w:w="141" w:type="dxa"/>
+                    <w:right w:w="85" w:type="dxa"/>
+                  </w:tcMar>
+                  <w:shd w:val="clear" w:fill="E8F1F9"/>
+                </w:tcPr>
+                <w:p>
+                  <w:r>
+                    <w:rPr>
+                      <w:b/>
+                      <w:color w:val="0F3D6E"/>
+                      <w:sz w:val="17"/>
+                    </w:rPr>
+                    <w:t>CLIENT</w:t>
+                  </w:r>
+                </w:p>
+              </w:tc>
+              <w:tc>
+                <w:tcPr>
+                  <w:tcW w:type="dxa" w:w="7030"/>
+                  <w:tcMar>
+                    <w:top w:w="68" w:type="dxa"/>
+                    <w:bottom w:w="68" w:type="dxa"/>
+                    <w:left w:w="141" w:type="dxa"/>
+                    <w:right w:w="85" w:type="dxa"/>
+                  </w:tcMar>
+                </w:tcPr>
+                <w:p>
+                  <w:r>
+                    <w:rPr>
+                      <w:color w:val="1F1F1F"/>
+                      <w:sz w:val="20"/>
+                    </w:rPr>
+                    <w:t>{{ client }}</w:t>
+                  </w:r>
+                </w:p>
+              </w:tc>
+            </w:tr>
+            <w:tr>
+              <w:tc>
+                <w:tcPr>
+                  <w:tcW w:type="dxa" w:w="2835"/>
+                  <w:tcMar>
+                    <w:top w:w="68" w:type="dxa"/>
+                    <w:bottom w:w="68" w:type="dxa"/>
+                    <w:left w:w="141" w:type="dxa"/>
+                    <w:right w:w="85" w:type="dxa"/>
+                  </w:tcMar>
+                  <w:shd w:val="clear" w:fill="E8F1F9"/>
+                </w:tcPr>
+                <w:p>
+                  <w:r>
+                    <w:rPr>
+                      <w:b/>
+                      <w:color w:val="0F3D6E"/>
+                      <w:sz w:val="17"/>
+                    </w:rPr>
+                    <w:t>SITE</w:t>
+                  </w:r>
+                </w:p>
+              </w:tc>
+              <w:tc>
+                <w:tcPr>
+                  <w:tcW w:type="dxa" w:w="7030"/>
+                  <w:tcMar>
+                    <w:top w:w="68" w:type="dxa"/>
+                    <w:bottom w:w="68" w:type="dxa"/>
+                    <w:left w:w="141" w:type="dxa"/>
+                    <w:right w:w="85" w:type="dxa"/>
+                  </w:tcMar>
+                </w:tcPr>
+                <w:p>
+                  <w:r>
+                    <w:rPr>
+                      <w:color w:val="1F1F1F"/>
+                      <w:sz w:val="20"/>
+                    </w:rPr>
+                    <w:t>{{ site_name }}</w:t>
+                  </w:r>
+                </w:p>
+              </w:tc>
+            </w:tr>
+            <w:tr>
+              <w:tc>
+                <w:tcPr>
+                  <w:tcW w:type="dxa" w:w="2835"/>
+                  <w:tcMar>
+                    <w:top w:w="68" w:type="dxa"/>
+                    <w:bottom w:w="68" w:type="dxa"/>
+                    <w:left w:w="141" w:type="dxa"/>
+                    <w:right w:w="85" w:type="dxa"/>
+                  </w:tcMar>
+                  <w:shd w:val="clear" w:fill="E8F1F9"/>
+                </w:tcPr>
+                <w:p>
+                  <w:r>
+                    <w:rPr>
+                      <w:b/>
+                      <w:color w:val="0F3D6E"/>
+                      <w:sz w:val="17"/>
+                    </w:rPr>
+                    <w:t>MONITORING PERIOD</w:t>
+                  </w:r>
+                </w:p>
+              </w:tc>
+              <w:tc>
+                <w:tcPr>
+                  <w:tcW w:type="dxa" w:w="7030"/>
+                  <w:tcMar>
+                    <w:top w:w="68" w:type="dxa"/>
+                    <w:bottom w:w="68" w:type="dxa"/>
+                    <w:left w:w="141" w:type="dxa"/>
+                    <w:right w:w="85" w:type="dxa"/>
+                  </w:tcMar>
+                </w:tcPr>
+                <w:p>
+                  <w:r>
+                    <w:rPr>
+                      <w:color w:val="1F1F1F"/>
+                      <w:sz w:val="20"/>
+                    </w:rPr>
+                    <w:t>{{ monitoring_window_text }}</w:t>
+                  </w:r>
+                </w:p>
+              </w:tc>
+            </w:tr>
+            <w:tr>
+              <w:tc>
+                <w:tcPr>
+                  <w:tcW w:type="dxa" w:w="2835"/>
+                  <w:tcMar>
+                    <w:top w:w="68" w:type="dxa"/>
+                    <w:bottom w:w="68" w:type="dxa"/>
+                    <w:left w:w="141" w:type="dxa"/>
+                    <w:right w:w="85" w:type="dxa"/>
+                  </w:tcMar>
+                  <w:shd w:val="clear" w:fill="E8F1F9"/>
+                </w:tcPr>
+                <w:p>
+                  <w:r>
+                    <w:rPr>
+                      <w:b/>
+                      <w:color w:val="0F3D6E"/>
+                      <w:sz w:val="17"/>
+                    </w:rPr>
+                    <w:t>REPORT NUMBER</w:t>
+                  </w:r>
+                </w:p>
+              </w:tc>
+              <w:tc>
+                <w:tcPr>
+                  <w:tcW w:type="dxa" w:w="7030"/>
+                  <w:tcMar>
+                    <w:top w:w="68" w:type="dxa"/>
+                    <w:bottom w:w="68" w:type="dxa"/>
+                    <w:left w:w="141" w:type="dxa"/>
+                    <w:right w:w="85" w:type="dxa"/>
+                  </w:tcMar>
+                </w:tcPr>
+                <w:p>
+                  <w:r>
+                    <w:rPr>
+                      <w:color w:val="1F1F1F"/>
+                      <w:sz w:val="20"/>
+                    </w:rPr>
+                    <w:t>{{ report_number }}</w:t>
+                  </w:r>
+                </w:p>
+              </w:tc>
+            </w:tr>
+            <w:tr>
+              <w:tc>
+                <w:tcPr>
+                  <w:tcW w:type="dxa" w:w="2835"/>
+                  <w:tcMar>
+                    <w:top w:w="68" w:type="dxa"/>
+                    <w:bottom w:w="68" w:type="dxa"/>
+                    <w:left w:w="141" w:type="dxa"/>
+                    <w:right w:w="85" w:type="dxa"/>
+                  </w:tcMar>
+                  <w:shd w:val="clear" w:fill="E8F1F9"/>
+                </w:tcPr>
+                <w:p>
+                  <w:r>
+                    <w:rPr>
+                      <w:b/>
+                      <w:color w:val="0F3D6E"/>
+                      <w:sz w:val="17"/>
+                    </w:rPr>
+                    <w:t>REVISION / DATE</w:t>
+                  </w:r>
+                </w:p>
+              </w:tc>
+              <w:tc>
+                <w:tcPr>
+                  <w:tcW w:type="dxa" w:w="7030"/>
+                  <w:tcMar>
+                    <w:top w:w="68" w:type="dxa"/>
+                    <w:bottom w:w="68" w:type="dxa"/>
+                    <w:left w:w="141" w:type="dxa"/>
+                    <w:right w:w="85" w:type="dxa"/>
+                  </w:tcMar>
+                </w:tcPr>
+                <w:p>
+                  <w:r>
+                    <w:rPr>
+                      <w:color w:val="1F1F1F"/>
+                      <w:sz w:val="20"/>
+                    </w:rPr>
+                    <w:t>{{ revision }}   |   {{ reporting_date }}</w:t>
+                  </w:r>
+                </w:p>
+              </w:tc>
+            </w:tr>
+          </w:tbl>
+          <w:p/>
+          <w:p>
+            <w:pPr>
+              <w:spacing w:before="320" w:after="40"/>
+            </w:pPr>
+            <w:r>
+              <w:rPr>
+                <w:b/>
+                <w:color w:val="8A8A8A"/>
+                <w:sz w:val="17"/>
+              </w:rPr>
+              <w:t>PREPARED BY</w:t>
+            </w:r>
+          </w:p>
+          <w:p>
+            <w:r>
+              <w:rPr>
+                <w:b/>
+                <w:color w:val="0F3D6E"/>
+                <w:sz w:val="26"/>
+              </w:rPr>
+              <w:t>{{ provider }}</w:t>
+            </w:r>
+          </w:p>
+          <w:p>
+            <w:r>
+              <w:rPr>
+                <w:i/>
+                <w:color w:val="6B6B6B"/>
+                <w:sz w:val="17"/>
+              </w:rPr>
+              <w:t>Accredited by the National Center for Environmental Compliance (NCEC)  ·  Reported to KSA NCEC 2020 ambient air quality standards</w:t>
+            </w:r>
+          </w:p>
+        </w:tc>
+      </w:tr>
+    </w:tbl>
+    <w:tbl>
+      <w:tblPr>
+        <w:tblW w:type="pct" w:w="5000"/>
+        <w:tblLayout w:type="fixed"/>
+        <w:tblLook w:firstColumn="1" w:firstRow="1" w:lastColumn="0" w:lastRow="0" w:noHBand="0" w:noVBand="1" w:val="04A0"/>
+        <w:tblInd w:w="0" w:type="dxa"/>
+        <w:tblCellMar>
+          <w:top w:w="0" w:type="dxa"/>
+          <w:left w:w="0" w:type="dxa"/>
+          <w:bottom w:w="0" w:type="dxa"/>
+          <w:right w:w="0" w:type="dxa"/>
+        </w:tblCellMar>
+        <w:tblLayout w:type="fixed"/>
+      </w:tblPr>
+      <w:tblGrid>
+        <w:gridCol w:w="12020"/>
+      </w:tblGrid>
+      <w:tr>
+        <w:tc>
+          <w:tcPr>
+            <w:tcW w:type="dxa" w:w="11906"/>
+            <w:shd w:val="clear" w:fill="0F3D6E"/>
+            <w:tcMar>
+              <w:top w:w="311" w:type="dxa"/>
+              <w:bottom w:w="311" w:type="dxa"/>
+              <w:left w:w="1020" w:type="dxa"/>
+              <w:right w:w="1020" w:type="dxa"/>
+            </w:tcMar>
+          </w:tcPr>
+          <w:p/>
+          <w:p>
+            <w:pPr>
+              <w:spacing w:before="0" w:after="20"/>
               <w:jc w:val="left"/>
             </w:pPr>
             <w:r>
               <w:rPr>
-                <w:color w:val="0F3D6E"/>
-              </w:rPr>
-            </w:r>
-            <w:r>
-              <w:rPr>
                 <w:b/>
-                <w:i w:val="0"/>
-                <w:color w:val="0F3D6E"/>
-                <w:sz w:val="20"/>
-              </w:rPr>
-              <w:t>Client</w:t>
+                <w:color w:val="FFFFFF"/>
+                <w:sz w:val="19"/>
+              </w:rPr>
+              <w:t>{{ provider_legal_name }}</w:t>
             </w:r>
           </w:p>
-        </w:tc>
-        <w:tc>
-          <w:tcPr>
-            <w:tcW w:type="dxa" w:w="6803"/>
-          </w:tcPr>
           <w:p>
             <w:pPr>
+              <w:spacing w:before="0" w:after="20"/>
               <w:jc w:val="left"/>
             </w:pPr>
-            <w:r/>
             <w:r>
               <w:rPr>
                 <w:b w:val="0"/>
-                <w:i w:val="0"/>
-                <w:sz w:val="20"/>
-              </w:rPr>
-              <w:t>{{ client }}</w:t>
-            </w:r>
-          </w:p>
-        </w:tc>
-      </w:tr>
-      <w:tr>
-        <w:tc>
-          <w:tcPr>
-            <w:tcW w:type="dxa" w:w="2608"/>
-            <w:shd w:val="clear" w:fill="E8F1F9"/>
-          </w:tcPr>
-          <w:p>
-            <w:pPr>
-              <w:jc w:val="left"/>
-            </w:pPr>
-            <w:r>
-              <w:rPr>
-                <w:color w:val="0F3D6E"/>
-              </w:rPr>
-            </w:r>
-            <w:r>
-              <w:rPr>
-                <w:b/>
-                <w:i w:val="0"/>
-                <w:color w:val="0F3D6E"/>
-                <w:sz w:val="20"/>
-              </w:rPr>
-              <w:t>Report Number</w:t>
-            </w:r>
-          </w:p>
-        </w:tc>
-        <w:tc>
-          <w:tcPr>
-            <w:tcW w:type="dxa" w:w="6803"/>
-          </w:tcPr>
-          <w:p>
-            <w:pPr>
-              <w:jc w:val="left"/>
-            </w:pPr>
-            <w:r/>
-            <w:r>
-              <w:rPr>
-                <w:b w:val="0"/>
-                <w:i w:val="0"/>
-                <w:sz w:val="20"/>
-              </w:rPr>
-              <w:t>{{ report_number }}</w:t>
-            </w:r>
-          </w:p>
-        </w:tc>
-      </w:tr>
-      <w:tr>
-        <w:tc>
-          <w:tcPr>
-            <w:tcW w:type="dxa" w:w="2608"/>
-            <w:shd w:val="clear" w:fill="E8F1F9"/>
-          </w:tcPr>
-          <w:p>
-            <w:pPr>
-              <w:jc w:val="left"/>
-            </w:pPr>
-            <w:r>
-              <w:rPr>
-                <w:color w:val="0F3D6E"/>
-              </w:rPr>
-            </w:r>
-            <w:r>
-              <w:rPr>
-                <w:b/>
-                <w:i w:val="0"/>
-                <w:color w:val="0F3D6E"/>
-                <w:sz w:val="20"/>
-              </w:rPr>
-              <w:t>Monitoring Period</w:t>
-            </w:r>
-          </w:p>
-        </w:tc>
-        <w:tc>
-          <w:tcPr>
-            <w:tcW w:type="dxa" w:w="6803"/>
-          </w:tcPr>
-          <w:p>
-            <w:pPr>
-              <w:jc w:val="left"/>
-            </w:pPr>
-            <w:r/>
-            <w:r>
-              <w:rPr>
-                <w:b w:val="0"/>
-                <w:i w:val="0"/>
-                <w:sz w:val="20"/>
-              </w:rPr>
-              <w:t>{{ monitoring_window_text }}</w:t>
-            </w:r>
-          </w:p>
-        </w:tc>
-      </w:tr>
-      <w:tr>
-        <w:tc>
-          <w:tcPr>
-            <w:tcW w:type="dxa" w:w="2608"/>
-            <w:shd w:val="clear" w:fill="E8F1F9"/>
-          </w:tcPr>
-          <w:p>
-            <w:pPr>
-              <w:jc w:val="left"/>
-            </w:pPr>
-            <w:r>
-              <w:rPr>
-                <w:color w:val="0F3D6E"/>
-              </w:rPr>
-            </w:r>
-            <w:r>
-              <w:rPr>
-                <w:b/>
-                <w:i w:val="0"/>
-                <w:color w:val="0F3D6E"/>
-                <w:sz w:val="20"/>
-              </w:rPr>
-              <w:t>Revision / Date</w:t>
-            </w:r>
-          </w:p>
-        </w:tc>
-        <w:tc>
-          <w:tcPr>
-            <w:tcW w:type="dxa" w:w="6803"/>
-          </w:tcPr>
-          <w:p>
-            <w:pPr>
-              <w:jc w:val="left"/>
-            </w:pPr>
-            <w:r/>
-            <w:r>
-              <w:rPr>
-                <w:b w:val="0"/>
-                <w:i w:val="0"/>
-                <w:sz w:val="20"/>
-              </w:rPr>
-              <w:t>{{ revision }}  —  {{ reporting_date }}</w:t>
-            </w:r>
-          </w:p>
-        </w:tc>
-      </w:tr>
-    </w:tbl>
-    <w:p>
-      <w:pPr>
-        <w:spacing w:after="360"/>
-        <w:jc w:val="left"/>
-      </w:pPr>
-    </w:p>
-    <w:p>
-      <w:pPr>
-        <w:spacing w:after="20"/>
-        <w:jc w:val="center"/>
-      </w:pPr>
-      <w:r>
-        <w:rPr>
-          <w:b w:val="0"/>
-          <w:i w:val="0"/>
-          <w:color w:val="6B6B6B"/>
-          <w:sz w:val="22"/>
-        </w:rPr>
-        <w:t>Prepared by</w:t>
-      </w:r>
-    </w:p>
-    <w:p>
-      <w:pPr>
-        <w:spacing w:after="280"/>
-        <w:jc w:val="center"/>
-      </w:pPr>
-      <w:r>
-        <w:rPr>
-          <w:b/>
-          <w:i w:val="0"/>
-          <w:color w:val="0F3D6E"/>
-          <w:sz w:val="26"/>
-        </w:rPr>
-        <w:t>{{ provider }}</w:t>
-      </w:r>
-    </w:p>
-    <w:tbl>
-      <w:tblPr>
-        <w:tblW w:type="auto" w:w="0"/>
-        <w:jc w:val="center"/>
-        <w:tblLayout w:type="fixed"/>
-        <w:tblLook w:firstColumn="1" w:firstRow="1" w:lastColumn="0" w:lastRow="0" w:noHBand="0" w:noVBand="1" w:val="04A0"/>
-      </w:tblPr>
-      <w:tblGrid>
-        <w:gridCol w:w="9412"/>
-      </w:tblGrid>
-      <w:tr>
-        <w:tc>
-          <w:tcPr>
-            <w:tcW w:type="dxa" w:w="9411"/>
-            <w:shd w:val="clear" w:fill="0F3D6E"/>
-          </w:tcPr>
-          <w:p>
-            <w:pPr>
-              <w:spacing w:before="160" w:after="0"/>
-              <w:jc w:val="center"/>
-            </w:pPr>
-            <w:r>
-              <w:rPr>
-                <w:b/>
-                <w:color w:val="FFFFFF"/>
-                <w:sz w:val="20"/>
-              </w:rPr>
-              <w:t>{{ provider_legal_name }}</w:t>
+                <w:color w:val="BFD9EF"/>
+                <w:sz w:val="17"/>
+              </w:rPr>
+              <w:t>Tel. {{ provider_tel }}   |   Fax {{ provider_fax }}   |   {{ provider_email }}</w:t>
             </w:r>
           </w:p>
           <w:p>
             <w:pPr>
               <w:spacing w:before="0" w:after="0"/>
-              <w:jc w:val="center"/>
+              <w:jc w:val="left"/>
             </w:pPr>
             <w:r>
               <w:rPr>
                 <w:b w:val="0"/>
                 <w:color w:val="BFD9EF"/>
-                <w:sz w:val="18"/>
-              </w:rPr>
-              <w:t>Tel.: {{ provider_tel }}    Fax: {{ provider_fax }}    E-mail: {{ provider_email }}</w:t>
-            </w:r>
-          </w:p>
-          <w:p>
-            <w:pPr>
-              <w:spacing w:before="0" w:after="160"/>
-              <w:jc w:val="center"/>
-            </w:pPr>
-            <w:r>
-              <w:rPr>
-                <w:b w:val="0"/>
-                <w:color w:val="BFD9EF"/>
-                <w:sz w:val="18"/>
+                <w:sz w:val="17"/>
               </w:rPr>
               <w:t>{{ provider_address }}</w:t>
             </w:r>
@@ -571,7 +709,7 @@
       <w:pPr>
         <w:sectPr>
           <w:pgSz w:w="11906" w:h="16838"/>
-          <w:pgMar w:top="1247" w:right="1247" w:bottom="1247" w:left="1247" w:header="720" w:footer="720" w:gutter="0"/>
+          <w:pgMar w:top="0" w:right="0" w:bottom="0" w:left="0" w:header="720" w:footer="720" w:gutter="0"/>
           <w:cols w:space="720"/>
           <w:docGrid w:linePitch="360"/>
         </w:sectPr>

--- a/backend/report/master_template.docx
+++ b/backend/report/master_template.docx
@@ -3244,6 +3244,81 @@
         <w:t>: Location of the Ambient Air quality monitor</w:t>
       </w:r>
     </w:p>
+    <w:tbl>
+      <w:tblPr>
+        <w:tblW w:type="auto" w:w="0"/>
+        <w:jc w:val="center"/>
+        <w:tblLook w:firstColumn="1" w:firstRow="1" w:lastColumn="0" w:lastRow="0" w:noHBand="0" w:noVBand="1" w:val="04A0"/>
+      </w:tblPr>
+      <w:tblGrid>
+        <w:gridCol w:w="4706"/>
+        <w:gridCol w:w="4706"/>
+      </w:tblGrid>
+      <w:tr>
+        <w:tc>
+          <w:tcPr>
+            <w:tcW w:type="dxa" w:w="4706"/>
+          </w:tcPr>
+          <w:p>
+            <w:r>
+              <w:t>{%tr for row in site_photo_rows %}</w:t>
+            </w:r>
+          </w:p>
+        </w:tc>
+        <w:tc>
+          <w:tcPr>
+            <w:tcW w:type="dxa" w:w="4706"/>
+          </w:tcPr>
+          <w:p/>
+        </w:tc>
+      </w:tr>
+      <w:tr>
+        <w:tc>
+          <w:tcPr>
+            <w:tcW w:type="dxa" w:w="4706"/>
+          </w:tcPr>
+          <w:p>
+            <w:pPr>
+              <w:jc w:val="center"/>
+            </w:pPr>
+            <w:r>
+              <w:t>{{ row[0] }}</w:t>
+            </w:r>
+          </w:p>
+        </w:tc>
+        <w:tc>
+          <w:tcPr>
+            <w:tcW w:type="dxa" w:w="4706"/>
+          </w:tcPr>
+          <w:p>
+            <w:pPr>
+              <w:jc w:val="center"/>
+            </w:pPr>
+            <w:r>
+              <w:t>{{ row[1] }}</w:t>
+            </w:r>
+          </w:p>
+        </w:tc>
+      </w:tr>
+      <w:tr>
+        <w:tc>
+          <w:tcPr>
+            <w:tcW w:type="dxa" w:w="4706"/>
+          </w:tcPr>
+          <w:p>
+            <w:r>
+              <w:t>{%tr endfor %}</w:t>
+            </w:r>
+          </w:p>
+        </w:tc>
+        <w:tc>
+          <w:tcPr>
+            <w:tcW w:type="dxa" w:w="4706"/>
+          </w:tcPr>
+          <w:p/>
+        </w:tc>
+      </w:tr>
+    </w:tbl>
     <w:p>
       <w:pPr>
         <w:spacing w:after="0"/>
@@ -11993,7 +12068,22 @@
           <w:i w:val="0"/>
           <w:sz w:val="2"/>
         </w:rPr>
-        <w:t>{%p for img in calibration_images %}</w:t>
+        <w:t>{%p for c in calibration_images %}</w:t>
+      </w:r>
+    </w:p>
+    <w:p>
+      <w:pPr>
+        <w:spacing w:after="80"/>
+        <w:jc w:val="left"/>
+      </w:pPr>
+      <w:r>
+        <w:rPr>
+          <w:b/>
+          <w:i w:val="0"/>
+          <w:color w:val="0F3D6E"/>
+          <w:sz w:val="20"/>
+        </w:rPr>
+        <w:t>{{ c.title }}</w:t>
       </w:r>
     </w:p>
     <w:p>
@@ -12007,7 +12097,7 @@
           <w:i w:val="0"/>
           <w:sz w:val="22"/>
         </w:rPr>
-        <w:t>{{ img }}</w:t>
+        <w:t>{{ c.image }}</w:t>
       </w:r>
     </w:p>
     <w:p>

--- a/backend/report/master_template.docx
+++ b/backend/report/master_template.docx
@@ -24,8 +24,8 @@
           <w:tcPr>
             <w:tcW w:type="dxa" w:w="11906"/>
             <w:tcMar>
-              <w:top w:w="623" w:type="dxa"/>
-              <w:bottom w:w="396" w:type="dxa"/>
+              <w:top w:w="396" w:type="dxa"/>
+              <w:bottom w:w="226" w:type="dxa"/>
               <w:left w:w="1020" w:type="dxa"/>
               <w:right w:w="1020" w:type="dxa"/>
             </w:tcMar>
@@ -49,7 +49,7 @@
                   <w:r>
                     <w:drawing>
                       <wp:inline xmlns:a="http://schemas.openxmlformats.org/drawingml/2006/main" xmlns:pic="http://schemas.openxmlformats.org/drawingml/2006/picture">
-                        <wp:extent cx="1218395" cy="540000"/>
+                        <wp:extent cx="1015329" cy="450000"/>
                         <wp:docPr id="1" name="Picture 1"/>
                         <wp:cNvGraphicFramePr>
                           <a:graphicFrameLocks noChangeAspect="1"/>
@@ -70,7 +70,7 @@
                               <pic:spPr>
                                 <a:xfrm>
                                   <a:off x="0" y="0"/>
-                                  <a:ext cx="1218395" cy="540000"/>
+                                  <a:ext cx="1015329" cy="450000"/>
                                 </a:xfrm>
                                 <a:prstGeom prst="rect"/>
                               </pic:spPr>
@@ -93,7 +93,7 @@
                   <w:r>
                     <w:drawing>
                       <wp:inline xmlns:a="http://schemas.openxmlformats.org/drawingml/2006/main" xmlns:pic="http://schemas.openxmlformats.org/drawingml/2006/picture">
-                        <wp:extent cx="540000" cy="540000"/>
+                        <wp:extent cx="450000" cy="450000"/>
                         <wp:docPr id="2" name="Picture 2"/>
                         <wp:cNvGraphicFramePr>
                           <a:graphicFrameLocks noChangeAspect="1"/>
@@ -114,7 +114,7 @@
                               <pic:spPr>
                                 <a:xfrm>
                                   <a:off x="0" y="0"/>
-                                  <a:ext cx="540000" cy="540000"/>
+                                  <a:ext cx="450000" cy="450000"/>
                                 </a:xfrm>
                                 <a:prstGeom prst="rect"/>
                               </pic:spPr>
@@ -155,8 +155,8 @@
             <w:tcW w:type="dxa" w:w="11906"/>
             <w:shd w:val="clear" w:fill="0F3D6E"/>
             <w:tcMar>
-              <w:top w:w="1304" w:type="dxa"/>
-              <w:bottom w:w="1304" w:type="dxa"/>
+              <w:top w:w="850" w:type="dxa"/>
+              <w:bottom w:w="850" w:type="dxa"/>
               <w:left w:w="1020" w:type="dxa"/>
               <w:right w:w="1020" w:type="dxa"/>
             </w:tcMar>
@@ -185,21 +185,21 @@
               <w:rPr>
                 <w:b/>
                 <w:color w:val="FFFFFF"/>
-                <w:sz w:val="68"/>
+                <w:sz w:val="54"/>
               </w:rPr>
               <w:t>AIR QUALITY</w:t>
             </w:r>
           </w:p>
           <w:p>
             <w:pPr>
-              <w:spacing w:before="0" w:after="240"/>
+              <w:spacing w:before="0" w:after="160"/>
               <w:jc w:val="left"/>
             </w:pPr>
             <w:r>
               <w:rPr>
                 <w:b/>
                 <w:color w:val="FFFFFF"/>
-                <w:sz w:val="68"/>
+                <w:sz w:val="54"/>
               </w:rPr>
               <w:t>MONITORING REPORT</w:t>
             </w:r>
@@ -213,7 +213,7 @@
               <w:rPr>
                 <w:b/>
                 <w:color w:val="D6E7F5"/>
-                <w:sz w:val="30"/>
+                <w:sz w:val="26"/>
               </w:rPr>
               <w:t>{{ project_name }}</w:t>
             </w:r>
@@ -329,8 +329,8 @@
           <w:tcPr>
             <w:tcW w:type="dxa" w:w="11906"/>
             <w:tcMar>
-              <w:top w:w="793" w:type="dxa"/>
-              <w:bottom w:w="340" w:type="dxa"/>
+              <w:top w:w="453" w:type="dxa"/>
+              <w:bottom w:w="170" w:type="dxa"/>
               <w:left w:w="1020" w:type="dxa"/>
               <w:right w:w="1020" w:type="dxa"/>
             </w:tcMar>
@@ -596,7 +596,7 @@
           <w:p/>
           <w:p>
             <w:pPr>
-              <w:spacing w:before="320" w:after="40"/>
+              <w:spacing w:before="200" w:after="40"/>
             </w:pPr>
             <w:r>
               <w:rPr>
@@ -653,8 +653,8 @@
             <w:tcW w:type="dxa" w:w="11906"/>
             <w:shd w:val="clear" w:fill="0F3D6E"/>
             <w:tcMar>
-              <w:top w:w="311" w:type="dxa"/>
-              <w:bottom w:w="311" w:type="dxa"/>
+              <w:top w:w="226" w:type="dxa"/>
+              <w:bottom w:w="226" w:type="dxa"/>
               <w:left w:w="1020" w:type="dxa"/>
               <w:right w:w="1020" w:type="dxa"/>
             </w:tcMar>
@@ -12385,7 +12385,7 @@
               <w:b/>
               <w:i/>
               <w:color w:val="0F3D6E"/>
-              <w:sz w:val="20"/>
+              <w:sz w:val="19"/>
             </w:rPr>
             <w:t>Ambient Air Quality Monitoring Report for</w:t>
           </w:r>
@@ -12398,8 +12398,8 @@
             <w:rPr>
               <w:b/>
               <w:i/>
-              <w:color w:val="1F6FB2"/>
-              <w:sz w:val="20"/>
+              <w:color w:val="0F3D6E"/>
+              <w:sz w:val="19"/>
             </w:rPr>
             <w:t>{{ project_name }}</w:t>
           </w:r>

--- a/backend/report/master_template.docx
+++ b/backend/report/master_template.docx
@@ -5,7 +5,165 @@
     <w:tbl>
       <w:tblPr>
         <w:tblW w:type="pct" w:w="5000"/>
+        <w:tblLook w:firstColumn="1" w:firstRow="1" w:lastColumn="0" w:lastRow="0" w:noHBand="0" w:noVBand="1" w:val="04A0"/>
+        <w:tblInd w:w="0" w:type="dxa"/>
+        <w:tblCellMar>
+          <w:top w:w="0" w:type="dxa"/>
+          <w:left w:w="0" w:type="dxa"/>
+          <w:bottom w:w="0" w:type="dxa"/>
+          <w:right w:w="0" w:type="dxa"/>
+        </w:tblCellMar>
         <w:tblLayout w:type="fixed"/>
+      </w:tblPr>
+      <w:tblGrid>
+        <w:gridCol w:w="4006"/>
+        <w:gridCol w:w="4006"/>
+        <w:gridCol w:w="4006"/>
+      </w:tblGrid>
+      <w:tr>
+        <w:tc>
+          <w:tcPr>
+            <w:tcW w:type="dxa" w:w="3969"/>
+            <w:tcMar>
+              <w:top w:w="425" w:type="dxa"/>
+              <w:bottom w:w="255" w:type="dxa"/>
+              <w:left w:w="850" w:type="dxa"/>
+              <w:right w:w="113" w:type="dxa"/>
+            </w:tcMar>
+          </w:tcPr>
+          <w:p>
+            <w:r>
+              <w:drawing>
+                <wp:inline xmlns:a="http://schemas.openxmlformats.org/drawingml/2006/main" xmlns:pic="http://schemas.openxmlformats.org/drawingml/2006/picture">
+                  <wp:extent cx="1096556" cy="486000"/>
+                  <wp:docPr id="1" name="Picture 1"/>
+                  <wp:cNvGraphicFramePr>
+                    <a:graphicFrameLocks noChangeAspect="1"/>
+                  </wp:cNvGraphicFramePr>
+                  <a:graphic>
+                    <a:graphicData uri="http://schemas.openxmlformats.org/drawingml/2006/picture">
+                      <pic:pic>
+                        <pic:nvPicPr>
+                          <pic:cNvPr id="0" name="logo_left.png"/>
+                          <pic:cNvPicPr/>
+                        </pic:nvPicPr>
+                        <pic:blipFill>
+                          <a:blip r:embed="rId9"/>
+                          <a:stretch>
+                            <a:fillRect/>
+                          </a:stretch>
+                        </pic:blipFill>
+                        <pic:spPr>
+                          <a:xfrm>
+                            <a:off x="0" y="0"/>
+                            <a:ext cx="1096556" cy="486000"/>
+                          </a:xfrm>
+                          <a:prstGeom prst="rect"/>
+                        </pic:spPr>
+                      </pic:pic>
+                    </a:graphicData>
+                  </a:graphic>
+                </wp:inline>
+              </w:drawing>
+            </w:r>
+          </w:p>
+        </w:tc>
+        <w:tc>
+          <w:tcPr>
+            <w:tcW w:type="dxa" w:w="4876"/>
+            <w:tcMar>
+              <w:top w:w="538" w:type="dxa"/>
+              <w:bottom w:w="255" w:type="dxa"/>
+              <w:left w:w="226" w:type="dxa"/>
+              <w:right w:w="113" w:type="dxa"/>
+            </w:tcMar>
+          </w:tcPr>
+          <w:p>
+            <w:pPr>
+              <w:spacing w:before="0" w:after="0"/>
+              <w:jc w:val="left"/>
+            </w:pPr>
+            <w:r>
+              <w:rPr>
+                <w:b w:val="0"/>
+                <w:i/>
+                <w:color w:val="0F3D6E"/>
+                <w:sz w:val="22"/>
+              </w:rPr>
+              <w:t>Science for a</w:t>
+            </w:r>
+          </w:p>
+          <w:p>
+            <w:pPr>
+              <w:spacing w:before="0" w:after="0"/>
+              <w:jc w:val="left"/>
+            </w:pPr>
+            <w:r>
+              <w:rPr>
+                <w:b w:val="0"/>
+                <w:i/>
+                <w:color w:val="0F3D6E"/>
+                <w:sz w:val="22"/>
+              </w:rPr>
+              <w:t>Cleaner Tomorrow</w:t>
+            </w:r>
+          </w:p>
+        </w:tc>
+        <w:tc>
+          <w:tcPr>
+            <w:tcW w:type="dxa" w:w="3061"/>
+            <w:tcMar>
+              <w:top w:w="425" w:type="dxa"/>
+              <w:bottom w:w="255" w:type="dxa"/>
+              <w:left w:w="113" w:type="dxa"/>
+              <w:right w:w="850" w:type="dxa"/>
+            </w:tcMar>
+          </w:tcPr>
+          <w:p>
+            <w:pPr>
+              <w:jc w:val="right"/>
+            </w:pPr>
+            <w:r>
+              <w:drawing>
+                <wp:inline xmlns:a="http://schemas.openxmlformats.org/drawingml/2006/main" xmlns:pic="http://schemas.openxmlformats.org/drawingml/2006/picture">
+                  <wp:extent cx="486000" cy="486000"/>
+                  <wp:docPr id="2" name="Picture 2"/>
+                  <wp:cNvGraphicFramePr>
+                    <a:graphicFrameLocks noChangeAspect="1"/>
+                  </wp:cNvGraphicFramePr>
+                  <a:graphic>
+                    <a:graphicData uri="http://schemas.openxmlformats.org/drawingml/2006/picture">
+                      <pic:pic>
+                        <pic:nvPicPr>
+                          <pic:cNvPr id="0" name="logo_right.png"/>
+                          <pic:cNvPicPr/>
+                        </pic:nvPicPr>
+                        <pic:blipFill>
+                          <a:blip r:embed="rId10"/>
+                          <a:stretch>
+                            <a:fillRect/>
+                          </a:stretch>
+                        </pic:blipFill>
+                        <pic:spPr>
+                          <a:xfrm>
+                            <a:off x="0" y="0"/>
+                            <a:ext cx="486000" cy="486000"/>
+                          </a:xfrm>
+                          <a:prstGeom prst="rect"/>
+                        </pic:spPr>
+                      </pic:pic>
+                    </a:graphicData>
+                  </a:graphic>
+                </wp:inline>
+              </w:drawing>
+            </w:r>
+          </w:p>
+        </w:tc>
+      </w:tr>
+    </w:tbl>
+    <w:tbl>
+      <w:tblPr>
+        <w:tblW w:type="pct" w:w="5000"/>
         <w:tblLook w:firstColumn="1" w:firstRow="1" w:lastColumn="0" w:lastRow="0" w:noHBand="0" w:noVBand="1" w:val="04A0"/>
         <w:tblInd w:w="0" w:type="dxa"/>
         <w:tblCellMar>
@@ -22,120 +180,769 @@
       <w:tr>
         <w:tc>
           <w:tcPr>
-            <w:tcW w:type="dxa" w:w="11906"/>
-            <w:tcMar>
-              <w:top w:w="396" w:type="dxa"/>
-              <w:bottom w:w="226" w:type="dxa"/>
-              <w:left w:w="1020" w:type="dxa"/>
-              <w:right w:w="1020" w:type="dxa"/>
-            </w:tcMar>
-          </w:tcPr>
-          <w:p/>
-          <w:tbl>
-            <w:tblPr>
-              <w:tblW w:type="auto" w:w="0"/>
-              <w:tblLook w:firstColumn="1" w:firstRow="1" w:lastColumn="0" w:lastRow="0" w:noHBand="0" w:noVBand="1" w:val="04A0"/>
-            </w:tblPr>
-            <w:tblGrid>
-              <w:gridCol w:w="5953"/>
-              <w:gridCol w:w="5953"/>
-            </w:tblGrid>
-            <w:tr>
-              <w:tc>
-                <w:tcPr>
-                  <w:tcW w:type="dxa" w:w="5953"/>
-                </w:tcPr>
-                <w:p>
-                  <w:r>
-                    <w:drawing>
-                      <wp:inline xmlns:a="http://schemas.openxmlformats.org/drawingml/2006/main" xmlns:pic="http://schemas.openxmlformats.org/drawingml/2006/picture">
-                        <wp:extent cx="1015329" cy="450000"/>
-                        <wp:docPr id="1" name="Picture 1"/>
-                        <wp:cNvGraphicFramePr>
-                          <a:graphicFrameLocks noChangeAspect="1"/>
-                        </wp:cNvGraphicFramePr>
-                        <a:graphic>
-                          <a:graphicData uri="http://schemas.openxmlformats.org/drawingml/2006/picture">
-                            <pic:pic>
-                              <pic:nvPicPr>
-                                <pic:cNvPr id="0" name="logo_left.png"/>
-                                <pic:cNvPicPr/>
-                              </pic:nvPicPr>
-                              <pic:blipFill>
-                                <a:blip r:embed="rId9"/>
-                                <a:stretch>
-                                  <a:fillRect/>
-                                </a:stretch>
-                              </pic:blipFill>
-                              <pic:spPr>
-                                <a:xfrm>
-                                  <a:off x="0" y="0"/>
-                                  <a:ext cx="1015329" cy="450000"/>
-                                </a:xfrm>
-                                <a:prstGeom prst="rect"/>
-                              </pic:spPr>
-                            </pic:pic>
-                          </a:graphicData>
-                        </a:graphic>
-                      </wp:inline>
-                    </w:drawing>
-                  </w:r>
-                </w:p>
-              </w:tc>
-              <w:tc>
-                <w:tcPr>
-                  <w:tcW w:type="dxa" w:w="5953"/>
-                </w:tcPr>
-                <w:p>
-                  <w:pPr>
-                    <w:jc w:val="right"/>
-                  </w:pPr>
-                  <w:r>
-                    <w:drawing>
-                      <wp:inline xmlns:a="http://schemas.openxmlformats.org/drawingml/2006/main" xmlns:pic="http://schemas.openxmlformats.org/drawingml/2006/picture">
-                        <wp:extent cx="450000" cy="450000"/>
-                        <wp:docPr id="2" name="Picture 2"/>
-                        <wp:cNvGraphicFramePr>
-                          <a:graphicFrameLocks noChangeAspect="1"/>
-                        </wp:cNvGraphicFramePr>
-                        <a:graphic>
-                          <a:graphicData uri="http://schemas.openxmlformats.org/drawingml/2006/picture">
-                            <pic:pic>
-                              <pic:nvPicPr>
-                                <pic:cNvPr id="0" name="logo_right.png"/>
-                                <pic:cNvPicPr/>
-                              </pic:nvPicPr>
-                              <pic:blipFill>
-                                <a:blip r:embed="rId10"/>
-                                <a:stretch>
-                                  <a:fillRect/>
-                                </a:stretch>
-                              </pic:blipFill>
-                              <pic:spPr>
-                                <a:xfrm>
-                                  <a:off x="0" y="0"/>
-                                  <a:ext cx="450000" cy="450000"/>
-                                </a:xfrm>
-                                <a:prstGeom prst="rect"/>
-                              </pic:spPr>
-                            </pic:pic>
-                          </a:graphicData>
-                        </a:graphic>
-                      </wp:inline>
-                    </w:drawing>
-                  </w:r>
-                </w:p>
-              </w:tc>
-            </w:tr>
-          </w:tbl>
-          <w:p/>
+            <w:tcW w:type="dxa" w:w="9026"/>
+          </w:tcPr>
+          <w:p>
+            <w:pPr>
+              <w:spacing w:after="0"/>
+              <w:jc w:val="center"/>
+            </w:pPr>
+            <w:r>
+              <w:t>{{ cover_hero }}</w:t>
+            </w:r>
+          </w:p>
         </w:tc>
       </w:tr>
     </w:tbl>
     <w:tbl>
       <w:tblPr>
         <w:tblW w:type="pct" w:w="5000"/>
+        <w:tblLook w:firstColumn="1" w:firstRow="1" w:lastColumn="0" w:lastRow="0" w:noHBand="0" w:noVBand="1" w:val="04A0"/>
+        <w:tblInd w:w="0" w:type="dxa"/>
+        <w:tblCellMar>
+          <w:top w:w="0" w:type="dxa"/>
+          <w:left w:w="0" w:type="dxa"/>
+          <w:bottom w:w="0" w:type="dxa"/>
+          <w:right w:w="0" w:type="dxa"/>
+        </w:tblCellMar>
         <w:tblLayout w:type="fixed"/>
+      </w:tblPr>
+      <w:tblGrid>
+        <w:gridCol w:w="3005"/>
+        <w:gridCol w:w="3005"/>
+        <w:gridCol w:w="3005"/>
+        <w:gridCol w:w="3005"/>
+      </w:tblGrid>
+      <w:tr>
+        <w:tc>
+          <w:tcPr>
+            <w:tcW w:type="dxa" w:w="3005"/>
+            <w:tcMar>
+              <w:top w:w="255" w:type="dxa"/>
+              <w:bottom w:w="68" w:type="dxa"/>
+              <w:left w:w="170" w:type="dxa"/>
+              <w:right w:w="170" w:type="dxa"/>
+            </w:tcMar>
+          </w:tcPr>
+          <w:p>
+            <w:pPr>
+              <w:spacing w:after="60"/>
+              <w:jc w:val="center"/>
+            </w:pPr>
+            <w:r>
+              <w:drawing>
+                <wp:inline xmlns:a="http://schemas.openxmlformats.org/drawingml/2006/main" xmlns:pic="http://schemas.openxmlformats.org/drawingml/2006/picture">
+                  <wp:extent cx="378000" cy="378000"/>
+                  <wp:docPr id="3" name="Picture 3"/>
+                  <wp:cNvGraphicFramePr>
+                    <a:graphicFrameLocks noChangeAspect="1"/>
+                  </wp:cNvGraphicFramePr>
+                  <a:graphic>
+                    <a:graphicData uri="http://schemas.openxmlformats.org/drawingml/2006/picture">
+                      <pic:pic>
+                        <pic:nvPicPr>
+                          <pic:cNvPr id="0" name="icon_accurate.png"/>
+                          <pic:cNvPicPr/>
+                        </pic:nvPicPr>
+                        <pic:blipFill>
+                          <a:blip r:embed="rId11"/>
+                          <a:stretch>
+                            <a:fillRect/>
+                          </a:stretch>
+                        </pic:blipFill>
+                        <pic:spPr>
+                          <a:xfrm>
+                            <a:off x="0" y="0"/>
+                            <a:ext cx="378000" cy="378000"/>
+                          </a:xfrm>
+                          <a:prstGeom prst="rect"/>
+                        </pic:spPr>
+                      </pic:pic>
+                    </a:graphicData>
+                  </a:graphic>
+                </wp:inline>
+              </w:drawing>
+            </w:r>
+          </w:p>
+        </w:tc>
+        <w:tc>
+          <w:tcPr>
+            <w:tcW w:type="dxa" w:w="3005"/>
+            <w:tcMar>
+              <w:top w:w="255" w:type="dxa"/>
+              <w:bottom w:w="68" w:type="dxa"/>
+              <w:left w:w="170" w:type="dxa"/>
+              <w:right w:w="170" w:type="dxa"/>
+            </w:tcMar>
+          </w:tcPr>
+          <w:p>
+            <w:pPr>
+              <w:spacing w:after="60"/>
+              <w:jc w:val="center"/>
+            </w:pPr>
+            <w:r>
+              <w:drawing>
+                <wp:inline xmlns:a="http://schemas.openxmlformats.org/drawingml/2006/main" xmlns:pic="http://schemas.openxmlformats.org/drawingml/2006/picture">
+                  <wp:extent cx="378000" cy="378000"/>
+                  <wp:docPr id="4" name="Picture 4"/>
+                  <wp:cNvGraphicFramePr>
+                    <a:graphicFrameLocks noChangeAspect="1"/>
+                  </wp:cNvGraphicFramePr>
+                  <a:graphic>
+                    <a:graphicData uri="http://schemas.openxmlformats.org/drawingml/2006/picture">
+                      <pic:pic>
+                        <pic:nvPicPr>
+                          <pic:cNvPr id="0" name="icon_reliable.png"/>
+                          <pic:cNvPicPr/>
+                        </pic:nvPicPr>
+                        <pic:blipFill>
+                          <a:blip r:embed="rId12"/>
+                          <a:stretch>
+                            <a:fillRect/>
+                          </a:stretch>
+                        </pic:blipFill>
+                        <pic:spPr>
+                          <a:xfrm>
+                            <a:off x="0" y="0"/>
+                            <a:ext cx="378000" cy="378000"/>
+                          </a:xfrm>
+                          <a:prstGeom prst="rect"/>
+                        </pic:spPr>
+                      </pic:pic>
+                    </a:graphicData>
+                  </a:graphic>
+                </wp:inline>
+              </w:drawing>
+            </w:r>
+          </w:p>
+        </w:tc>
+        <w:tc>
+          <w:tcPr>
+            <w:tcW w:type="dxa" w:w="3005"/>
+            <w:tcMar>
+              <w:top w:w="255" w:type="dxa"/>
+              <w:bottom w:w="68" w:type="dxa"/>
+              <w:left w:w="170" w:type="dxa"/>
+              <w:right w:w="170" w:type="dxa"/>
+            </w:tcMar>
+          </w:tcPr>
+          <w:p>
+            <w:pPr>
+              <w:spacing w:after="60"/>
+              <w:jc w:val="center"/>
+            </w:pPr>
+            <w:r>
+              <w:drawing>
+                <wp:inline xmlns:a="http://schemas.openxmlformats.org/drawingml/2006/main" xmlns:pic="http://schemas.openxmlformats.org/drawingml/2006/picture">
+                  <wp:extent cx="378000" cy="378000"/>
+                  <wp:docPr id="5" name="Picture 5"/>
+                  <wp:cNvGraphicFramePr>
+                    <a:graphicFrameLocks noChangeAspect="1"/>
+                  </wp:cNvGraphicFramePr>
+                  <a:graphic>
+                    <a:graphicData uri="http://schemas.openxmlformats.org/drawingml/2006/picture">
+                      <pic:pic>
+                        <pic:nvPicPr>
+                          <pic:cNvPr id="0" name="icon_compliant.png"/>
+                          <pic:cNvPicPr/>
+                        </pic:nvPicPr>
+                        <pic:blipFill>
+                          <a:blip r:embed="rId13"/>
+                          <a:stretch>
+                            <a:fillRect/>
+                          </a:stretch>
+                        </pic:blipFill>
+                        <pic:spPr>
+                          <a:xfrm>
+                            <a:off x="0" y="0"/>
+                            <a:ext cx="378000" cy="378000"/>
+                          </a:xfrm>
+                          <a:prstGeom prst="rect"/>
+                        </pic:spPr>
+                      </pic:pic>
+                    </a:graphicData>
+                  </a:graphic>
+                </wp:inline>
+              </w:drawing>
+            </w:r>
+          </w:p>
+        </w:tc>
+        <w:tc>
+          <w:tcPr>
+            <w:tcW w:type="dxa" w:w="3005"/>
+            <w:tcMar>
+              <w:top w:w="255" w:type="dxa"/>
+              <w:bottom w:w="68" w:type="dxa"/>
+              <w:left w:w="170" w:type="dxa"/>
+              <w:right w:w="170" w:type="dxa"/>
+            </w:tcMar>
+          </w:tcPr>
+          <w:p>
+            <w:pPr>
+              <w:spacing w:after="60"/>
+              <w:jc w:val="center"/>
+            </w:pPr>
+            <w:r>
+              <w:drawing>
+                <wp:inline xmlns:a="http://schemas.openxmlformats.org/drawingml/2006/main" xmlns:pic="http://schemas.openxmlformats.org/drawingml/2006/picture">
+                  <wp:extent cx="378000" cy="378000"/>
+                  <wp:docPr id="6" name="Picture 6"/>
+                  <wp:cNvGraphicFramePr>
+                    <a:graphicFrameLocks noChangeAspect="1"/>
+                  </wp:cNvGraphicFramePr>
+                  <a:graphic>
+                    <a:graphicData uri="http://schemas.openxmlformats.org/drawingml/2006/picture">
+                      <pic:pic>
+                        <pic:nvPicPr>
+                          <pic:cNvPr id="0" name="icon_sustainable.png"/>
+                          <pic:cNvPicPr/>
+                        </pic:nvPicPr>
+                        <pic:blipFill>
+                          <a:blip r:embed="rId14"/>
+                          <a:stretch>
+                            <a:fillRect/>
+                          </a:stretch>
+                        </pic:blipFill>
+                        <pic:spPr>
+                          <a:xfrm>
+                            <a:off x="0" y="0"/>
+                            <a:ext cx="378000" cy="378000"/>
+                          </a:xfrm>
+                          <a:prstGeom prst="rect"/>
+                        </pic:spPr>
+                      </pic:pic>
+                    </a:graphicData>
+                  </a:graphic>
+                </wp:inline>
+              </w:drawing>
+            </w:r>
+          </w:p>
+        </w:tc>
+      </w:tr>
+      <w:tr>
+        <w:tc>
+          <w:tcPr>
+            <w:tcW w:type="dxa" w:w="3005"/>
+            <w:tcMar>
+              <w:top w:w="0" w:type="dxa"/>
+              <w:bottom w:w="255" w:type="dxa"/>
+              <w:left w:w="170" w:type="dxa"/>
+              <w:right w:w="170" w:type="dxa"/>
+            </w:tcMar>
+          </w:tcPr>
+          <w:p>
+            <w:pPr>
+              <w:spacing w:before="0" w:after="40"/>
+              <w:jc w:val="center"/>
+            </w:pPr>
+            <w:r>
+              <w:rPr>
+                <w:b/>
+                <w:i w:val="0"/>
+                <w:color w:val="2F7D32"/>
+                <w:sz w:val="19"/>
+              </w:rPr>
+              <w:t>ACCURATE</w:t>
+            </w:r>
+          </w:p>
+          <w:p>
+            <w:pPr>
+              <w:spacing w:before="0" w:after="0"/>
+              <w:jc w:val="center"/>
+            </w:pPr>
+            <w:r>
+              <w:rPr>
+                <w:b w:val="0"/>
+                <w:i w:val="0"/>
+                <w:color w:val="1F1F1F"/>
+                <w:sz w:val="16"/>
+              </w:rPr>
+              <w:t>Precision monitoring</w:t>
+            </w:r>
+          </w:p>
+          <w:p>
+            <w:pPr>
+              <w:spacing w:before="0" w:after="0"/>
+              <w:jc w:val="center"/>
+            </w:pPr>
+            <w:r>
+              <w:rPr>
+                <w:b w:val="0"/>
+                <w:i w:val="0"/>
+                <w:color w:val="1F1F1F"/>
+                <w:sz w:val="16"/>
+              </w:rPr>
+              <w:t>with calibrated instruments</w:t>
+            </w:r>
+          </w:p>
+        </w:tc>
+        <w:tc>
+          <w:tcPr>
+            <w:tcW w:type="dxa" w:w="3005"/>
+            <w:tcMar>
+              <w:top w:w="0" w:type="dxa"/>
+              <w:bottom w:w="255" w:type="dxa"/>
+              <w:left w:w="170" w:type="dxa"/>
+              <w:right w:w="170" w:type="dxa"/>
+            </w:tcMar>
+          </w:tcPr>
+          <w:p>
+            <w:pPr>
+              <w:spacing w:before="0" w:after="40"/>
+              <w:jc w:val="center"/>
+            </w:pPr>
+            <w:r>
+              <w:rPr>
+                <w:b/>
+                <w:i w:val="0"/>
+                <w:color w:val="2F7D32"/>
+                <w:sz w:val="19"/>
+              </w:rPr>
+              <w:t>RELIABLE</w:t>
+            </w:r>
+          </w:p>
+          <w:p>
+            <w:pPr>
+              <w:spacing w:before="0" w:after="0"/>
+              <w:jc w:val="center"/>
+            </w:pPr>
+            <w:r>
+              <w:rPr>
+                <w:b w:val="0"/>
+                <w:i w:val="0"/>
+                <w:color w:val="1F1F1F"/>
+                <w:sz w:val="16"/>
+              </w:rPr>
+              <w:t>Data you can trust,</w:t>
+            </w:r>
+          </w:p>
+          <w:p>
+            <w:pPr>
+              <w:spacing w:before="0" w:after="0"/>
+              <w:jc w:val="center"/>
+            </w:pPr>
+            <w:r>
+              <w:rPr>
+                <w:b w:val="0"/>
+                <w:i w:val="0"/>
+                <w:color w:val="1F1F1F"/>
+                <w:sz w:val="16"/>
+              </w:rPr>
+              <w:t>anytime, anywhere</w:t>
+            </w:r>
+          </w:p>
+        </w:tc>
+        <w:tc>
+          <w:tcPr>
+            <w:tcW w:type="dxa" w:w="3005"/>
+            <w:tcMar>
+              <w:top w:w="0" w:type="dxa"/>
+              <w:bottom w:w="255" w:type="dxa"/>
+              <w:left w:w="170" w:type="dxa"/>
+              <w:right w:w="170" w:type="dxa"/>
+            </w:tcMar>
+          </w:tcPr>
+          <w:p>
+            <w:pPr>
+              <w:spacing w:before="0" w:after="40"/>
+              <w:jc w:val="center"/>
+            </w:pPr>
+            <w:r>
+              <w:rPr>
+                <w:b/>
+                <w:i w:val="0"/>
+                <w:color w:val="2F7D32"/>
+                <w:sz w:val="19"/>
+              </w:rPr>
+              <w:t>COMPLIANT</w:t>
+            </w:r>
+          </w:p>
+          <w:p>
+            <w:pPr>
+              <w:spacing w:before="0" w:after="0"/>
+              <w:jc w:val="center"/>
+            </w:pPr>
+            <w:r>
+              <w:rPr>
+                <w:b w:val="0"/>
+                <w:i w:val="0"/>
+                <w:color w:val="1F1F1F"/>
+                <w:sz w:val="16"/>
+              </w:rPr>
+              <w:t>Aligned with KSA NCEC</w:t>
+            </w:r>
+          </w:p>
+          <w:p>
+            <w:pPr>
+              <w:spacing w:before="0" w:after="0"/>
+              <w:jc w:val="center"/>
+            </w:pPr>
+            <w:r>
+              <w:rPr>
+                <w:b w:val="0"/>
+                <w:i w:val="0"/>
+                <w:color w:val="1F1F1F"/>
+                <w:sz w:val="16"/>
+              </w:rPr>
+              <w:t>&amp; international standards</w:t>
+            </w:r>
+          </w:p>
+        </w:tc>
+        <w:tc>
+          <w:tcPr>
+            <w:tcW w:type="dxa" w:w="3005"/>
+            <w:tcMar>
+              <w:top w:w="0" w:type="dxa"/>
+              <w:bottom w:w="255" w:type="dxa"/>
+              <w:left w:w="170" w:type="dxa"/>
+              <w:right w:w="170" w:type="dxa"/>
+            </w:tcMar>
+          </w:tcPr>
+          <w:p>
+            <w:pPr>
+              <w:spacing w:before="0" w:after="40"/>
+              <w:jc w:val="center"/>
+            </w:pPr>
+            <w:r>
+              <w:rPr>
+                <w:b/>
+                <w:i w:val="0"/>
+                <w:color w:val="2F7D32"/>
+                <w:sz w:val="19"/>
+              </w:rPr>
+              <w:t>SUSTAINABLE</w:t>
+            </w:r>
+          </w:p>
+          <w:p>
+            <w:pPr>
+              <w:spacing w:before="0" w:after="0"/>
+              <w:jc w:val="center"/>
+            </w:pPr>
+            <w:r>
+              <w:rPr>
+                <w:b w:val="0"/>
+                <w:i w:val="0"/>
+                <w:color w:val="1F1F1F"/>
+                <w:sz w:val="16"/>
+              </w:rPr>
+              <w:t>Supporting a cleaner</w:t>
+            </w:r>
+          </w:p>
+          <w:p>
+            <w:pPr>
+              <w:spacing w:before="0" w:after="0"/>
+              <w:jc w:val="center"/>
+            </w:pPr>
+            <w:r>
+              <w:rPr>
+                <w:b w:val="0"/>
+                <w:i w:val="0"/>
+                <w:color w:val="1F1F1F"/>
+                <w:sz w:val="16"/>
+              </w:rPr>
+              <w:t>and healthier future</w:t>
+            </w:r>
+          </w:p>
+        </w:tc>
+      </w:tr>
+    </w:tbl>
+    <w:tbl>
+      <w:tblPr>
+        <w:tblStyle w:val="TableGrid"/>
+        <w:tblW w:type="pct" w:w="5000"/>
+        <w:tblLook w:firstColumn="1" w:firstRow="1" w:lastColumn="0" w:lastRow="0" w:noHBand="0" w:noVBand="1" w:val="04A0"/>
+        <w:tblInd w:w="0" w:type="dxa"/>
+        <w:tblCellMar>
+          <w:top w:w="0" w:type="dxa"/>
+          <w:left w:w="0" w:type="dxa"/>
+          <w:bottom w:w="0" w:type="dxa"/>
+          <w:right w:w="0" w:type="dxa"/>
+        </w:tblCellMar>
+        <w:tblLayout w:type="fixed"/>
+      </w:tblPr>
+      <w:tblGrid>
+        <w:gridCol w:w="6010"/>
+        <w:gridCol w:w="6010"/>
+      </w:tblGrid>
+      <w:tr>
+        <w:tc>
+          <w:tcPr>
+            <w:tcW w:type="dxa" w:w="3402"/>
+            <w:tcMar>
+              <w:top w:w="96" w:type="dxa"/>
+              <w:bottom w:w="96" w:type="dxa"/>
+              <w:left w:w="850" w:type="dxa"/>
+              <w:right w:w="113" w:type="dxa"/>
+            </w:tcMar>
+            <w:shd w:val="clear" w:fill="0F3D6E"/>
+          </w:tcPr>
+          <w:p>
+            <w:pPr>
+              <w:spacing w:before="0" w:after="0"/>
+              <w:jc w:val="left"/>
+            </w:pPr>
+            <w:r>
+              <w:rPr>
+                <w:b/>
+                <w:i w:val="0"/>
+                <w:color w:val="FFFFFF"/>
+                <w:sz w:val="19"/>
+              </w:rPr>
+              <w:t>CLIENT</w:t>
+            </w:r>
+          </w:p>
+        </w:tc>
+        <w:tc>
+          <w:tcPr>
+            <w:tcW w:type="dxa" w:w="8617"/>
+            <w:tcMar>
+              <w:top w:w="96" w:type="dxa"/>
+              <w:bottom w:w="96" w:type="dxa"/>
+              <w:left w:w="255" w:type="dxa"/>
+              <w:right w:w="226" w:type="dxa"/>
+            </w:tcMar>
+          </w:tcPr>
+          <w:p>
+            <w:pPr>
+              <w:spacing w:before="0" w:after="0"/>
+              <w:jc w:val="left"/>
+            </w:pPr>
+            <w:r>
+              <w:rPr>
+                <w:b w:val="0"/>
+                <w:i w:val="0"/>
+                <w:color w:val="1F1F1F"/>
+                <w:sz w:val="20"/>
+              </w:rPr>
+              <w:t>{{ client }}</w:t>
+            </w:r>
+          </w:p>
+        </w:tc>
+      </w:tr>
+      <w:tr>
+        <w:tc>
+          <w:tcPr>
+            <w:tcW w:type="dxa" w:w="3402"/>
+            <w:tcMar>
+              <w:top w:w="96" w:type="dxa"/>
+              <w:bottom w:w="96" w:type="dxa"/>
+              <w:left w:w="850" w:type="dxa"/>
+              <w:right w:w="113" w:type="dxa"/>
+            </w:tcMar>
+            <w:shd w:val="clear" w:fill="0F3D6E"/>
+          </w:tcPr>
+          <w:p>
+            <w:pPr>
+              <w:spacing w:before="0" w:after="0"/>
+              <w:jc w:val="left"/>
+            </w:pPr>
+            <w:r>
+              <w:rPr>
+                <w:b/>
+                <w:i w:val="0"/>
+                <w:color w:val="FFFFFF"/>
+                <w:sz w:val="19"/>
+              </w:rPr>
+              <w:t>SITE</w:t>
+            </w:r>
+          </w:p>
+        </w:tc>
+        <w:tc>
+          <w:tcPr>
+            <w:tcW w:type="dxa" w:w="8617"/>
+            <w:tcMar>
+              <w:top w:w="96" w:type="dxa"/>
+              <w:bottom w:w="96" w:type="dxa"/>
+              <w:left w:w="255" w:type="dxa"/>
+              <w:right w:w="226" w:type="dxa"/>
+            </w:tcMar>
+          </w:tcPr>
+          <w:p>
+            <w:pPr>
+              <w:spacing w:before="0" w:after="0"/>
+              <w:jc w:val="left"/>
+            </w:pPr>
+            <w:r>
+              <w:rPr>
+                <w:b w:val="0"/>
+                <w:i w:val="0"/>
+                <w:color w:val="1F1F1F"/>
+                <w:sz w:val="20"/>
+              </w:rPr>
+              <w:t>{{ site_name }}</w:t>
+            </w:r>
+          </w:p>
+        </w:tc>
+      </w:tr>
+      <w:tr>
+        <w:tc>
+          <w:tcPr>
+            <w:tcW w:type="dxa" w:w="3402"/>
+            <w:tcMar>
+              <w:top w:w="96" w:type="dxa"/>
+              <w:bottom w:w="96" w:type="dxa"/>
+              <w:left w:w="850" w:type="dxa"/>
+              <w:right w:w="113" w:type="dxa"/>
+            </w:tcMar>
+            <w:shd w:val="clear" w:fill="0F3D6E"/>
+          </w:tcPr>
+          <w:p>
+            <w:pPr>
+              <w:spacing w:before="0" w:after="0"/>
+              <w:jc w:val="left"/>
+            </w:pPr>
+            <w:r>
+              <w:rPr>
+                <w:b/>
+                <w:i w:val="0"/>
+                <w:color w:val="FFFFFF"/>
+                <w:sz w:val="19"/>
+              </w:rPr>
+              <w:t>MONITORING PERIOD</w:t>
+            </w:r>
+          </w:p>
+        </w:tc>
+        <w:tc>
+          <w:tcPr>
+            <w:tcW w:type="dxa" w:w="8617"/>
+            <w:tcMar>
+              <w:top w:w="96" w:type="dxa"/>
+              <w:bottom w:w="96" w:type="dxa"/>
+              <w:left w:w="255" w:type="dxa"/>
+              <w:right w:w="226" w:type="dxa"/>
+            </w:tcMar>
+          </w:tcPr>
+          <w:p>
+            <w:pPr>
+              <w:spacing w:before="0" w:after="0"/>
+              <w:jc w:val="left"/>
+            </w:pPr>
+            <w:r>
+              <w:rPr>
+                <w:b w:val="0"/>
+                <w:i w:val="0"/>
+                <w:color w:val="1F1F1F"/>
+                <w:sz w:val="20"/>
+              </w:rPr>
+              <w:t>{{ monitoring_window_text }}</w:t>
+            </w:r>
+          </w:p>
+        </w:tc>
+      </w:tr>
+      <w:tr>
+        <w:tc>
+          <w:tcPr>
+            <w:tcW w:type="dxa" w:w="3402"/>
+            <w:tcMar>
+              <w:top w:w="96" w:type="dxa"/>
+              <w:bottom w:w="96" w:type="dxa"/>
+              <w:left w:w="850" w:type="dxa"/>
+              <w:right w:w="113" w:type="dxa"/>
+            </w:tcMar>
+            <w:shd w:val="clear" w:fill="0F3D6E"/>
+          </w:tcPr>
+          <w:p>
+            <w:pPr>
+              <w:spacing w:before="0" w:after="0"/>
+              <w:jc w:val="left"/>
+            </w:pPr>
+            <w:r>
+              <w:rPr>
+                <w:b/>
+                <w:i w:val="0"/>
+                <w:color w:val="FFFFFF"/>
+                <w:sz w:val="19"/>
+              </w:rPr>
+              <w:t>REPORT NUMBER</w:t>
+            </w:r>
+          </w:p>
+        </w:tc>
+        <w:tc>
+          <w:tcPr>
+            <w:tcW w:type="dxa" w:w="8617"/>
+            <w:tcMar>
+              <w:top w:w="96" w:type="dxa"/>
+              <w:bottom w:w="96" w:type="dxa"/>
+              <w:left w:w="255" w:type="dxa"/>
+              <w:right w:w="226" w:type="dxa"/>
+            </w:tcMar>
+          </w:tcPr>
+          <w:p>
+            <w:pPr>
+              <w:spacing w:before="0" w:after="0"/>
+              <w:jc w:val="left"/>
+            </w:pPr>
+            <w:r>
+              <w:rPr>
+                <w:b w:val="0"/>
+                <w:i w:val="0"/>
+                <w:color w:val="1F1F1F"/>
+                <w:sz w:val="20"/>
+              </w:rPr>
+              <w:t>{{ report_number }}</w:t>
+            </w:r>
+          </w:p>
+        </w:tc>
+      </w:tr>
+      <w:tr>
+        <w:tc>
+          <w:tcPr>
+            <w:tcW w:type="dxa" w:w="3402"/>
+            <w:tcMar>
+              <w:top w:w="96" w:type="dxa"/>
+              <w:bottom w:w="96" w:type="dxa"/>
+              <w:left w:w="850" w:type="dxa"/>
+              <w:right w:w="113" w:type="dxa"/>
+            </w:tcMar>
+            <w:shd w:val="clear" w:fill="0F3D6E"/>
+          </w:tcPr>
+          <w:p>
+            <w:pPr>
+              <w:spacing w:before="0" w:after="0"/>
+              <w:jc w:val="left"/>
+            </w:pPr>
+            <w:r>
+              <w:rPr>
+                <w:b/>
+                <w:i w:val="0"/>
+                <w:color w:val="FFFFFF"/>
+                <w:sz w:val="19"/>
+              </w:rPr>
+              <w:t>REVISION / DATE</w:t>
+            </w:r>
+          </w:p>
+        </w:tc>
+        <w:tc>
+          <w:tcPr>
+            <w:tcW w:type="dxa" w:w="8617"/>
+            <w:tcMar>
+              <w:top w:w="96" w:type="dxa"/>
+              <w:bottom w:w="96" w:type="dxa"/>
+              <w:left w:w="255" w:type="dxa"/>
+              <w:right w:w="226" w:type="dxa"/>
+            </w:tcMar>
+          </w:tcPr>
+          <w:p>
+            <w:pPr>
+              <w:spacing w:before="0" w:after="0"/>
+              <w:jc w:val="left"/>
+            </w:pPr>
+            <w:r>
+              <w:rPr>
+                <w:b w:val="0"/>
+                <w:i w:val="0"/>
+                <w:color w:val="1F1F1F"/>
+                <w:sz w:val="20"/>
+              </w:rPr>
+              <w:t>{{ revision }}   |   {{ reporting_date }}</w:t>
+            </w:r>
+          </w:p>
+        </w:tc>
+      </w:tr>
+    </w:tbl>
+    <w:tbl>
+      <w:tblPr>
+        <w:tblW w:type="pct" w:w="5000"/>
         <w:tblLook w:firstColumn="1" w:firstRow="1" w:lastColumn="0" w:lastRow="0" w:noHBand="0" w:noVBand="1" w:val="04A0"/>
         <w:tblInd w:w="0" w:type="dxa"/>
         <w:tblCellMar>
@@ -152,58 +959,14 @@
       <w:tr>
         <w:tc>
           <w:tcPr>
-            <w:tcW w:type="dxa" w:w="11906"/>
-            <w:shd w:val="clear" w:fill="0F3D6E"/>
+            <w:tcW w:type="dxa" w:w="9026"/>
             <w:tcMar>
-              <w:top w:w="850" w:type="dxa"/>
-              <w:bottom w:w="850" w:type="dxa"/>
-              <w:left w:w="1020" w:type="dxa"/>
-              <w:right w:w="1020" w:type="dxa"/>
+              <w:top w:w="396" w:type="dxa"/>
+              <w:bottom w:w="340" w:type="dxa"/>
+              <w:left w:w="850" w:type="dxa"/>
+              <w:right w:w="850" w:type="dxa"/>
             </w:tcMar>
           </w:tcPr>
-          <w:p>
-            <w:pPr>
-              <w:spacing w:before="0" w:after="200"/>
-              <w:jc w:val="left"/>
-            </w:pPr>
-            <w:r>
-              <w:rPr>
-                <w:b/>
-                <w:color w:val="8FC2E8"/>
-                <w:sz w:val="22"/>
-                <w:spacing w:val="60"/>
-              </w:rPr>
-              <w:t>AMBIENT AIR QUALITY</w:t>
-            </w:r>
-          </w:p>
-          <w:p>
-            <w:pPr>
-              <w:spacing w:before="0" w:after="40"/>
-              <w:jc w:val="left"/>
-            </w:pPr>
-            <w:r>
-              <w:rPr>
-                <w:b/>
-                <w:color w:val="FFFFFF"/>
-                <w:sz w:val="54"/>
-              </w:rPr>
-              <w:t>AIR QUALITY</w:t>
-            </w:r>
-          </w:p>
-          <w:p>
-            <w:pPr>
-              <w:spacing w:before="0" w:after="160"/>
-              <w:jc w:val="left"/>
-            </w:pPr>
-            <w:r>
-              <w:rPr>
-                <w:b/>
-                <w:color w:val="FFFFFF"/>
-                <w:sz w:val="54"/>
-              </w:rPr>
-              <w:t>MONITORING REPORT</w:t>
-            </w:r>
-          </w:p>
           <w:p>
             <w:pPr>
               <w:spacing w:before="0" w:after="0"/>
@@ -212,10 +975,71 @@
             <w:r>
               <w:rPr>
                 <w:b/>
-                <w:color w:val="D6E7F5"/>
-                <w:sz w:val="26"/>
-              </w:rPr>
-              <w:t>{{ project_name }}</w:t>
+                <w:i w:val="0"/>
+                <w:color w:val="2F7D32"/>
+                <w:sz w:val="19"/>
+              </w:rPr>
+              <w:t>PREPARED BY</w:t>
+            </w:r>
+          </w:p>
+          <w:p>
+            <w:pPr>
+              <w:spacing w:before="40" w:after="20"/>
+              <w:jc w:val="left"/>
+            </w:pPr>
+            <w:r>
+              <w:rPr>
+                <w:b/>
+                <w:i w:val="0"/>
+                <w:color w:val="0F3D6E"/>
+                <w:sz w:val="32"/>
+              </w:rPr>
+              <w:t>{{ provider }}</w:t>
+            </w:r>
+          </w:p>
+          <w:p>
+            <w:pPr>
+              <w:spacing w:before="0" w:after="120"/>
+              <w:jc w:val="left"/>
+            </w:pPr>
+            <w:r>
+              <w:rPr>
+                <w:b w:val="0"/>
+                <w:i w:val="0"/>
+                <w:color w:val="2F7D32"/>
+                <w:sz w:val="20"/>
+              </w:rPr>
+              <w:t>Environmental Consultant</w:t>
+            </w:r>
+          </w:p>
+          <w:p>
+            <w:pPr>
+              <w:spacing w:before="0" w:after="20"/>
+              <w:jc w:val="left"/>
+            </w:pPr>
+            <w:r>
+              <w:rPr>
+                <w:b w:val="0"/>
+                <w:i/>
+                <w:color w:val="6B6B6B"/>
+                <w:sz w:val="17"/>
+              </w:rPr>
+              <w:t>Accredited by the National Center for Environmental Compliance (NCEC)</w:t>
+            </w:r>
+          </w:p>
+          <w:p>
+            <w:pPr>
+              <w:spacing w:before="0" w:after="0"/>
+              <w:jc w:val="left"/>
+            </w:pPr>
+            <w:r>
+              <w:rPr>
+                <w:b w:val="0"/>
+                <w:i/>
+                <w:color w:val="6B6B6B"/>
+                <w:sz w:val="17"/>
+              </w:rPr>
+              <w:t>Reported to KSA NCEC 2020 ambient air quality standards</w:t>
             </w:r>
           </w:p>
         </w:tc>
@@ -224,7 +1048,6 @@
     <w:tbl>
       <w:tblPr>
         <w:tblW w:type="pct" w:w="5000"/>
-        <w:tblLayout w:type="fixed"/>
         <w:tblLook w:firstColumn="1" w:firstRow="1" w:lastColumn="0" w:lastRow="0" w:noHBand="0" w:noVBand="1" w:val="04A0"/>
         <w:tblInd w:w="0" w:type="dxa"/>
         <w:tblCellMar>
@@ -241,453 +1064,15 @@
       <w:tr>
         <w:tc>
           <w:tcPr>
-            <w:tcW w:type="dxa" w:w="11906"/>
-            <w:shd w:val="clear" w:fill="2F9E63"/>
-            <w:tcMar>
-              <w:top w:w="0" w:type="dxa"/>
-              <w:bottom w:w="0" w:type="dxa"/>
-              <w:left w:w="0" w:type="dxa"/>
-              <w:right w:w="0" w:type="dxa"/>
-            </w:tcMar>
-          </w:tcPr>
-          <w:p>
-            <w:pPr>
-              <w:spacing w:after="0"/>
-            </w:pPr>
-            <w:r>
-              <w:rPr>
-                <w:sz w:val="10"/>
-              </w:rPr>
-              <w:t xml:space="preserve"> </w:t>
-            </w:r>
-          </w:p>
-        </w:tc>
-      </w:tr>
-    </w:tbl>
-    <w:tbl>
-      <w:tblPr>
-        <w:tblW w:type="pct" w:w="5000"/>
-        <w:tblLayout w:type="fixed"/>
-        <w:tblLook w:firstColumn="1" w:firstRow="1" w:lastColumn="0" w:lastRow="0" w:noHBand="0" w:noVBand="1" w:val="04A0"/>
-        <w:tblInd w:w="0" w:type="dxa"/>
-        <w:tblCellMar>
-          <w:top w:w="0" w:type="dxa"/>
-          <w:left w:w="0" w:type="dxa"/>
-          <w:bottom w:w="0" w:type="dxa"/>
-          <w:right w:w="0" w:type="dxa"/>
-        </w:tblCellMar>
-        <w:tblLayout w:type="fixed"/>
-      </w:tblPr>
-      <w:tblGrid>
-        <w:gridCol w:w="12020"/>
-      </w:tblGrid>
-      <w:tr>
-        <w:tc>
-          <w:tcPr>
-            <w:tcW w:type="dxa" w:w="11906"/>
-            <w:shd w:val="clear" w:fill="C9A227"/>
-            <w:tcMar>
-              <w:top w:w="0" w:type="dxa"/>
-              <w:bottom w:w="0" w:type="dxa"/>
-              <w:left w:w="0" w:type="dxa"/>
-              <w:right w:w="0" w:type="dxa"/>
-            </w:tcMar>
-          </w:tcPr>
-          <w:p>
-            <w:pPr>
-              <w:spacing w:after="0"/>
-            </w:pPr>
-            <w:r>
-              <w:rPr>
-                <w:sz w:val="4"/>
-              </w:rPr>
-              <w:t xml:space="preserve"> </w:t>
-            </w:r>
-          </w:p>
-        </w:tc>
-      </w:tr>
-    </w:tbl>
-    <w:tbl>
-      <w:tblPr>
-        <w:tblW w:type="pct" w:w="5000"/>
-        <w:tblLayout w:type="fixed"/>
-        <w:tblLook w:firstColumn="1" w:firstRow="1" w:lastColumn="0" w:lastRow="0" w:noHBand="0" w:noVBand="1" w:val="04A0"/>
-        <w:tblInd w:w="0" w:type="dxa"/>
-        <w:tblCellMar>
-          <w:top w:w="0" w:type="dxa"/>
-          <w:left w:w="0" w:type="dxa"/>
-          <w:bottom w:w="0" w:type="dxa"/>
-          <w:right w:w="0" w:type="dxa"/>
-        </w:tblCellMar>
-        <w:tblLayout w:type="fixed"/>
-      </w:tblPr>
-      <w:tblGrid>
-        <w:gridCol w:w="12020"/>
-      </w:tblGrid>
-      <w:tr>
-        <w:tc>
-          <w:tcPr>
-            <w:tcW w:type="dxa" w:w="11906"/>
-            <w:tcMar>
-              <w:top w:w="453" w:type="dxa"/>
-              <w:bottom w:w="170" w:type="dxa"/>
-              <w:left w:w="1020" w:type="dxa"/>
-              <w:right w:w="1020" w:type="dxa"/>
-            </w:tcMar>
-          </w:tcPr>
-          <w:p>
-            <w:pPr>
-              <w:spacing w:after="200"/>
-            </w:pPr>
-            <w:r>
-              <w:rPr>
-                <w:sz w:val="2"/>
-              </w:rPr>
-              <w:t>{%p if cover_photo %}</w:t>
-            </w:r>
-          </w:p>
-          <w:p>
-            <w:pPr>
-              <w:jc w:val="center"/>
-            </w:pPr>
-            <w:r>
-              <w:t>{{ cover_photo }}</w:t>
-            </w:r>
-          </w:p>
-          <w:p>
-            <w:r>
-              <w:rPr>
-                <w:sz w:val="2"/>
-              </w:rPr>
-              <w:t>{%p endif %}</w:t>
-            </w:r>
-          </w:p>
-          <w:tbl>
-            <w:tblPr>
-              <w:tblStyle w:val="TableGrid"/>
-              <w:tblW w:type="auto" w:w="0"/>
-              <w:tblLook w:firstColumn="1" w:firstRow="1" w:lastColumn="0" w:lastRow="0" w:noHBand="0" w:noVBand="1" w:val="04A0"/>
-            </w:tblPr>
-            <w:tblGrid>
-              <w:gridCol w:w="5953"/>
-              <w:gridCol w:w="5953"/>
-            </w:tblGrid>
-            <w:tr>
-              <w:tc>
-                <w:tcPr>
-                  <w:tcW w:type="dxa" w:w="2835"/>
-                  <w:tcMar>
-                    <w:top w:w="68" w:type="dxa"/>
-                    <w:bottom w:w="68" w:type="dxa"/>
-                    <w:left w:w="141" w:type="dxa"/>
-                    <w:right w:w="85" w:type="dxa"/>
-                  </w:tcMar>
-                  <w:shd w:val="clear" w:fill="E8F1F9"/>
-                </w:tcPr>
-                <w:p>
-                  <w:r>
-                    <w:rPr>
-                      <w:b/>
-                      <w:color w:val="0F3D6E"/>
-                      <w:sz w:val="17"/>
-                    </w:rPr>
-                    <w:t>CLIENT</w:t>
-                  </w:r>
-                </w:p>
-              </w:tc>
-              <w:tc>
-                <w:tcPr>
-                  <w:tcW w:type="dxa" w:w="7030"/>
-                  <w:tcMar>
-                    <w:top w:w="68" w:type="dxa"/>
-                    <w:bottom w:w="68" w:type="dxa"/>
-                    <w:left w:w="141" w:type="dxa"/>
-                    <w:right w:w="85" w:type="dxa"/>
-                  </w:tcMar>
-                </w:tcPr>
-                <w:p>
-                  <w:r>
-                    <w:rPr>
-                      <w:color w:val="1F1F1F"/>
-                      <w:sz w:val="20"/>
-                    </w:rPr>
-                    <w:t>{{ client }}</w:t>
-                  </w:r>
-                </w:p>
-              </w:tc>
-            </w:tr>
-            <w:tr>
-              <w:tc>
-                <w:tcPr>
-                  <w:tcW w:type="dxa" w:w="2835"/>
-                  <w:tcMar>
-                    <w:top w:w="68" w:type="dxa"/>
-                    <w:bottom w:w="68" w:type="dxa"/>
-                    <w:left w:w="141" w:type="dxa"/>
-                    <w:right w:w="85" w:type="dxa"/>
-                  </w:tcMar>
-                  <w:shd w:val="clear" w:fill="E8F1F9"/>
-                </w:tcPr>
-                <w:p>
-                  <w:r>
-                    <w:rPr>
-                      <w:b/>
-                      <w:color w:val="0F3D6E"/>
-                      <w:sz w:val="17"/>
-                    </w:rPr>
-                    <w:t>SITE</w:t>
-                  </w:r>
-                </w:p>
-              </w:tc>
-              <w:tc>
-                <w:tcPr>
-                  <w:tcW w:type="dxa" w:w="7030"/>
-                  <w:tcMar>
-                    <w:top w:w="68" w:type="dxa"/>
-                    <w:bottom w:w="68" w:type="dxa"/>
-                    <w:left w:w="141" w:type="dxa"/>
-                    <w:right w:w="85" w:type="dxa"/>
-                  </w:tcMar>
-                </w:tcPr>
-                <w:p>
-                  <w:r>
-                    <w:rPr>
-                      <w:color w:val="1F1F1F"/>
-                      <w:sz w:val="20"/>
-                    </w:rPr>
-                    <w:t>{{ site_name }}</w:t>
-                  </w:r>
-                </w:p>
-              </w:tc>
-            </w:tr>
-            <w:tr>
-              <w:tc>
-                <w:tcPr>
-                  <w:tcW w:type="dxa" w:w="2835"/>
-                  <w:tcMar>
-                    <w:top w:w="68" w:type="dxa"/>
-                    <w:bottom w:w="68" w:type="dxa"/>
-                    <w:left w:w="141" w:type="dxa"/>
-                    <w:right w:w="85" w:type="dxa"/>
-                  </w:tcMar>
-                  <w:shd w:val="clear" w:fill="E8F1F9"/>
-                </w:tcPr>
-                <w:p>
-                  <w:r>
-                    <w:rPr>
-                      <w:b/>
-                      <w:color w:val="0F3D6E"/>
-                      <w:sz w:val="17"/>
-                    </w:rPr>
-                    <w:t>MONITORING PERIOD</w:t>
-                  </w:r>
-                </w:p>
-              </w:tc>
-              <w:tc>
-                <w:tcPr>
-                  <w:tcW w:type="dxa" w:w="7030"/>
-                  <w:tcMar>
-                    <w:top w:w="68" w:type="dxa"/>
-                    <w:bottom w:w="68" w:type="dxa"/>
-                    <w:left w:w="141" w:type="dxa"/>
-                    <w:right w:w="85" w:type="dxa"/>
-                  </w:tcMar>
-                </w:tcPr>
-                <w:p>
-                  <w:r>
-                    <w:rPr>
-                      <w:color w:val="1F1F1F"/>
-                      <w:sz w:val="20"/>
-                    </w:rPr>
-                    <w:t>{{ monitoring_window_text }}</w:t>
-                  </w:r>
-                </w:p>
-              </w:tc>
-            </w:tr>
-            <w:tr>
-              <w:tc>
-                <w:tcPr>
-                  <w:tcW w:type="dxa" w:w="2835"/>
-                  <w:tcMar>
-                    <w:top w:w="68" w:type="dxa"/>
-                    <w:bottom w:w="68" w:type="dxa"/>
-                    <w:left w:w="141" w:type="dxa"/>
-                    <w:right w:w="85" w:type="dxa"/>
-                  </w:tcMar>
-                  <w:shd w:val="clear" w:fill="E8F1F9"/>
-                </w:tcPr>
-                <w:p>
-                  <w:r>
-                    <w:rPr>
-                      <w:b/>
-                      <w:color w:val="0F3D6E"/>
-                      <w:sz w:val="17"/>
-                    </w:rPr>
-                    <w:t>REPORT NUMBER</w:t>
-                  </w:r>
-                </w:p>
-              </w:tc>
-              <w:tc>
-                <w:tcPr>
-                  <w:tcW w:type="dxa" w:w="7030"/>
-                  <w:tcMar>
-                    <w:top w:w="68" w:type="dxa"/>
-                    <w:bottom w:w="68" w:type="dxa"/>
-                    <w:left w:w="141" w:type="dxa"/>
-                    <w:right w:w="85" w:type="dxa"/>
-                  </w:tcMar>
-                </w:tcPr>
-                <w:p>
-                  <w:r>
-                    <w:rPr>
-                      <w:color w:val="1F1F1F"/>
-                      <w:sz w:val="20"/>
-                    </w:rPr>
-                    <w:t>{{ report_number }}</w:t>
-                  </w:r>
-                </w:p>
-              </w:tc>
-            </w:tr>
-            <w:tr>
-              <w:tc>
-                <w:tcPr>
-                  <w:tcW w:type="dxa" w:w="2835"/>
-                  <w:tcMar>
-                    <w:top w:w="68" w:type="dxa"/>
-                    <w:bottom w:w="68" w:type="dxa"/>
-                    <w:left w:w="141" w:type="dxa"/>
-                    <w:right w:w="85" w:type="dxa"/>
-                  </w:tcMar>
-                  <w:shd w:val="clear" w:fill="E8F1F9"/>
-                </w:tcPr>
-                <w:p>
-                  <w:r>
-                    <w:rPr>
-                      <w:b/>
-                      <w:color w:val="0F3D6E"/>
-                      <w:sz w:val="17"/>
-                    </w:rPr>
-                    <w:t>REVISION / DATE</w:t>
-                  </w:r>
-                </w:p>
-              </w:tc>
-              <w:tc>
-                <w:tcPr>
-                  <w:tcW w:type="dxa" w:w="7030"/>
-                  <w:tcMar>
-                    <w:top w:w="68" w:type="dxa"/>
-                    <w:bottom w:w="68" w:type="dxa"/>
-                    <w:left w:w="141" w:type="dxa"/>
-                    <w:right w:w="85" w:type="dxa"/>
-                  </w:tcMar>
-                </w:tcPr>
-                <w:p>
-                  <w:r>
-                    <w:rPr>
-                      <w:color w:val="1F1F1F"/>
-                      <w:sz w:val="20"/>
-                    </w:rPr>
-                    <w:t>{{ revision }}   |   {{ reporting_date }}</w:t>
-                  </w:r>
-                </w:p>
-              </w:tc>
-            </w:tr>
-          </w:tbl>
-          <w:p/>
-          <w:p>
-            <w:pPr>
-              <w:spacing w:before="200" w:after="40"/>
-            </w:pPr>
-            <w:r>
-              <w:rPr>
-                <w:b/>
-                <w:color w:val="8A8A8A"/>
-                <w:sz w:val="17"/>
-              </w:rPr>
-              <w:t>PREPARED BY</w:t>
-            </w:r>
-          </w:p>
-          <w:p>
-            <w:r>
-              <w:rPr>
-                <w:b/>
-                <w:color w:val="0F3D6E"/>
-                <w:sz w:val="26"/>
-              </w:rPr>
-              <w:t>{{ provider }}</w:t>
-            </w:r>
-          </w:p>
-          <w:p>
-            <w:r>
-              <w:rPr>
-                <w:i/>
-                <w:color w:val="6B6B6B"/>
-                <w:sz w:val="17"/>
-              </w:rPr>
-              <w:t>Accredited by the National Center for Environmental Compliance (NCEC)  ·  Reported to KSA NCEC 2020 ambient air quality standards</w:t>
-            </w:r>
-          </w:p>
-        </w:tc>
-      </w:tr>
-    </w:tbl>
-    <w:tbl>
-      <w:tblPr>
-        <w:tblW w:type="pct" w:w="5000"/>
-        <w:tblLayout w:type="fixed"/>
-        <w:tblLook w:firstColumn="1" w:firstRow="1" w:lastColumn="0" w:lastRow="0" w:noHBand="0" w:noVBand="1" w:val="04A0"/>
-        <w:tblInd w:w="0" w:type="dxa"/>
-        <w:tblCellMar>
-          <w:top w:w="0" w:type="dxa"/>
-          <w:left w:w="0" w:type="dxa"/>
-          <w:bottom w:w="0" w:type="dxa"/>
-          <w:right w:w="0" w:type="dxa"/>
-        </w:tblCellMar>
-        <w:tblLayout w:type="fixed"/>
-      </w:tblPr>
-      <w:tblGrid>
-        <w:gridCol w:w="12020"/>
-      </w:tblGrid>
-      <w:tr>
-        <w:tc>
-          <w:tcPr>
-            <w:tcW w:type="dxa" w:w="11906"/>
+            <w:tcW w:type="dxa" w:w="9026"/>
             <w:shd w:val="clear" w:fill="0F3D6E"/>
             <w:tcMar>
-              <w:top w:w="226" w:type="dxa"/>
-              <w:bottom w:w="226" w:type="dxa"/>
-              <w:left w:w="1020" w:type="dxa"/>
-              <w:right w:w="1020" w:type="dxa"/>
+              <w:top w:w="283" w:type="dxa"/>
+              <w:bottom w:w="283" w:type="dxa"/>
+              <w:left w:w="850" w:type="dxa"/>
+              <w:right w:w="850" w:type="dxa"/>
             </w:tcMar>
           </w:tcPr>
-          <w:p/>
-          <w:p>
-            <w:pPr>
-              <w:spacing w:before="0" w:after="20"/>
-              <w:jc w:val="left"/>
-            </w:pPr>
-            <w:r>
-              <w:rPr>
-                <w:b/>
-                <w:color w:val="FFFFFF"/>
-                <w:sz w:val="19"/>
-              </w:rPr>
-              <w:t>{{ provider_legal_name }}</w:t>
-            </w:r>
-          </w:p>
-          <w:p>
-            <w:pPr>
-              <w:spacing w:before="0" w:after="20"/>
-              <w:jc w:val="left"/>
-            </w:pPr>
-            <w:r>
-              <w:rPr>
-                <w:b w:val="0"/>
-                <w:color w:val="BFD9EF"/>
-                <w:sz w:val="17"/>
-              </w:rPr>
-              <w:t>Tel. {{ provider_tel }}   |   Fax {{ provider_fax }}   |   {{ provider_email }}</w:t>
-            </w:r>
-          </w:p>
           <w:p>
             <w:pPr>
               <w:spacing w:before="0" w:after="0"/>
@@ -695,11 +1080,27 @@
             </w:pPr>
             <w:r>
               <w:rPr>
+                <w:b/>
+                <w:i w:val="0"/>
+                <w:color w:val="FFFFFF"/>
+                <w:sz w:val="21"/>
+              </w:rPr>
+              <w:t>{{ provider_legal_name }}</w:t>
+            </w:r>
+          </w:p>
+          <w:p>
+            <w:pPr>
+              <w:spacing w:before="60" w:after="0"/>
+              <w:jc w:val="left"/>
+            </w:pPr>
+            <w:r>
+              <w:rPr>
                 <w:b w:val="0"/>
-                <w:color w:val="BFD9EF"/>
+                <w:i w:val="0"/>
+                <w:color w:val="C5DAEC"/>
                 <w:sz w:val="17"/>
               </w:rPr>
-              <w:t>{{ provider_address }}</w:t>
+              <w:t>Tel. {{ provider_tel }}    |    Fax {{ provider_fax }}    |    {{ provider_email }}    |    {{ provider_address }}</w:t>
             </w:r>
           </w:p>
         </w:tc>
@@ -12266,8 +12667,8 @@
       </w:r>
     </w:p>
     <w:sectPr>
-      <w:headerReference w:type="default" r:id="rId11"/>
-      <w:footerReference w:type="default" r:id="rId12"/>
+      <w:headerReference w:type="default" r:id="rId15"/>
+      <w:footerReference w:type="default" r:id="rId16"/>
       <w:pgSz w:w="11906" w:h="16838"/>
       <w:pgMar w:top="1814" w:right="1247" w:bottom="1247" w:left="1247" w:header="720" w:footer="720" w:gutter="0"/>
       <w:cols w:space="720"/>

--- a/backend/report/master_template.docx
+++ b/backend/report/master_template.docx
@@ -16,17 +16,16 @@
         <w:tblLayout w:type="fixed"/>
       </w:tblPr>
       <w:tblGrid>
-        <w:gridCol w:w="4006"/>
-        <w:gridCol w:w="4006"/>
-        <w:gridCol w:w="4006"/>
+        <w:gridCol w:w="6010"/>
+        <w:gridCol w:w="6010"/>
       </w:tblGrid>
       <w:tr>
         <w:tc>
           <w:tcPr>
-            <w:tcW w:type="dxa" w:w="3969"/>
+            <w:tcW w:type="dxa" w:w="6803"/>
             <w:tcMar>
-              <w:top w:w="425" w:type="dxa"/>
-              <w:bottom w:w="255" w:type="dxa"/>
+              <w:top w:w="481" w:type="dxa"/>
+              <w:bottom w:w="340" w:type="dxa"/>
               <w:left w:w="850" w:type="dxa"/>
               <w:right w:w="113" w:type="dxa"/>
             </w:tcMar>
@@ -35,7 +34,7 @@
             <w:r>
               <w:drawing>
                 <wp:inline xmlns:a="http://schemas.openxmlformats.org/drawingml/2006/main" xmlns:pic="http://schemas.openxmlformats.org/drawingml/2006/picture">
-                  <wp:extent cx="1096556" cy="486000"/>
+                  <wp:extent cx="1665138" cy="737999"/>
                   <wp:docPr id="1" name="Picture 1"/>
                   <wp:cNvGraphicFramePr>
                     <a:graphicFrameLocks noChangeAspect="1"/>
@@ -56,7 +55,7 @@
                         <pic:spPr>
                           <a:xfrm>
                             <a:off x="0" y="0"/>
-                            <a:ext cx="1096556" cy="486000"/>
+                            <a:ext cx="1665138" cy="737999"/>
                           </a:xfrm>
                           <a:prstGeom prst="rect"/>
                         </pic:spPr>
@@ -70,51 +69,10 @@
         </w:tc>
         <w:tc>
           <w:tcPr>
-            <w:tcW w:type="dxa" w:w="4876"/>
+            <w:tcW w:type="dxa" w:w="5216"/>
             <w:tcMar>
-              <w:top w:w="538" w:type="dxa"/>
-              <w:bottom w:w="255" w:type="dxa"/>
-              <w:left w:w="226" w:type="dxa"/>
-              <w:right w:w="113" w:type="dxa"/>
-            </w:tcMar>
-          </w:tcPr>
-          <w:p>
-            <w:pPr>
-              <w:spacing w:before="0" w:after="0"/>
-              <w:jc w:val="left"/>
-            </w:pPr>
-            <w:r>
-              <w:rPr>
-                <w:b w:val="0"/>
-                <w:i/>
-                <w:color w:val="0F3D6E"/>
-                <w:sz w:val="22"/>
-              </w:rPr>
-              <w:t>Science for a</w:t>
-            </w:r>
-          </w:p>
-          <w:p>
-            <w:pPr>
-              <w:spacing w:before="0" w:after="0"/>
-              <w:jc w:val="left"/>
-            </w:pPr>
-            <w:r>
-              <w:rPr>
-                <w:b w:val="0"/>
-                <w:i/>
-                <w:color w:val="0F3D6E"/>
-                <w:sz w:val="22"/>
-              </w:rPr>
-              <w:t>Cleaner Tomorrow</w:t>
-            </w:r>
-          </w:p>
-        </w:tc>
-        <w:tc>
-          <w:tcPr>
-            <w:tcW w:type="dxa" w:w="3061"/>
-            <w:tcMar>
-              <w:top w:w="425" w:type="dxa"/>
-              <w:bottom w:w="255" w:type="dxa"/>
+              <w:top w:w="481" w:type="dxa"/>
+              <w:bottom w:w="340" w:type="dxa"/>
               <w:left w:w="113" w:type="dxa"/>
               <w:right w:w="850" w:type="dxa"/>
             </w:tcMar>
@@ -126,7 +84,7 @@
             <w:r>
               <w:drawing>
                 <wp:inline xmlns:a="http://schemas.openxmlformats.org/drawingml/2006/main" xmlns:pic="http://schemas.openxmlformats.org/drawingml/2006/picture">
-                  <wp:extent cx="486000" cy="486000"/>
+                  <wp:extent cx="737999" cy="737999"/>
                   <wp:docPr id="2" name="Picture 2"/>
                   <wp:cNvGraphicFramePr>
                     <a:graphicFrameLocks noChangeAspect="1"/>
@@ -147,7 +105,7 @@
                         <pic:spPr>
                           <a:xfrm>
                             <a:off x="0" y="0"/>
-                            <a:ext cx="486000" cy="486000"/>
+                            <a:ext cx="737999" cy="737999"/>
                           </a:xfrm>
                           <a:prstGeom prst="rect"/>
                         </pic:spPr>
@@ -648,7 +606,6 @@
     </w:tbl>
     <w:tbl>
       <w:tblPr>
-        <w:tblStyle w:val="TableGrid"/>
         <w:tblW w:type="pct" w:w="5000"/>
         <w:tblLook w:firstColumn="1" w:firstRow="1" w:lastColumn="0" w:lastRow="0" w:noHBand="0" w:noVBand="1" w:val="04A0"/>
         <w:tblInd w:w="0" w:type="dxa"/>
@@ -661,282 +618,307 @@
         <w:tblLayout w:type="fixed"/>
       </w:tblPr>
       <w:tblGrid>
-        <w:gridCol w:w="6010"/>
-        <w:gridCol w:w="6010"/>
+        <w:gridCol w:w="12020"/>
       </w:tblGrid>
       <w:tr>
         <w:tc>
           <w:tcPr>
-            <w:tcW w:type="dxa" w:w="3402"/>
+            <w:tcW w:type="dxa" w:w="9026"/>
             <w:tcMar>
-              <w:top w:w="96" w:type="dxa"/>
-              <w:bottom w:w="96" w:type="dxa"/>
+              <w:top w:w="198" w:type="dxa"/>
+              <w:bottom w:w="198" w:type="dxa"/>
               <w:left w:w="850" w:type="dxa"/>
-              <w:right w:w="113" w:type="dxa"/>
+              <w:right w:w="850" w:type="dxa"/>
             </w:tcMar>
-            <w:shd w:val="clear" w:fill="0F3D6E"/>
-          </w:tcPr>
-          <w:p>
-            <w:pPr>
-              <w:spacing w:before="0" w:after="0"/>
-              <w:jc w:val="left"/>
-            </w:pPr>
-            <w:r>
-              <w:rPr>
-                <w:b/>
-                <w:i w:val="0"/>
-                <w:color w:val="FFFFFF"/>
-                <w:sz w:val="19"/>
-              </w:rPr>
-              <w:t>CLIENT</w:t>
-            </w:r>
-          </w:p>
-        </w:tc>
-        <w:tc>
-          <w:tcPr>
-            <w:tcW w:type="dxa" w:w="8617"/>
-            <w:tcMar>
-              <w:top w:w="96" w:type="dxa"/>
-              <w:bottom w:w="96" w:type="dxa"/>
-              <w:left w:w="255" w:type="dxa"/>
-              <w:right w:w="226" w:type="dxa"/>
-            </w:tcMar>
-          </w:tcPr>
-          <w:p>
-            <w:pPr>
-              <w:spacing w:before="0" w:after="0"/>
-              <w:jc w:val="left"/>
-            </w:pPr>
-            <w:r>
-              <w:rPr>
-                <w:b w:val="0"/>
-                <w:i w:val="0"/>
-                <w:color w:val="1F1F1F"/>
-                <w:sz w:val="20"/>
-              </w:rPr>
-              <w:t>{{ client }}</w:t>
-            </w:r>
-          </w:p>
-        </w:tc>
-      </w:tr>
-      <w:tr>
-        <w:tc>
-          <w:tcPr>
-            <w:tcW w:type="dxa" w:w="3402"/>
-            <w:tcMar>
-              <w:top w:w="96" w:type="dxa"/>
-              <w:bottom w:w="96" w:type="dxa"/>
-              <w:left w:w="850" w:type="dxa"/>
-              <w:right w:w="113" w:type="dxa"/>
-            </w:tcMar>
-            <w:shd w:val="clear" w:fill="0F3D6E"/>
-          </w:tcPr>
-          <w:p>
-            <w:pPr>
-              <w:spacing w:before="0" w:after="0"/>
-              <w:jc w:val="left"/>
-            </w:pPr>
-            <w:r>
-              <w:rPr>
-                <w:b/>
-                <w:i w:val="0"/>
-                <w:color w:val="FFFFFF"/>
-                <w:sz w:val="19"/>
-              </w:rPr>
-              <w:t>SITE</w:t>
-            </w:r>
-          </w:p>
-        </w:tc>
-        <w:tc>
-          <w:tcPr>
-            <w:tcW w:type="dxa" w:w="8617"/>
-            <w:tcMar>
-              <w:top w:w="96" w:type="dxa"/>
-              <w:bottom w:w="96" w:type="dxa"/>
-              <w:left w:w="255" w:type="dxa"/>
-              <w:right w:w="226" w:type="dxa"/>
-            </w:tcMar>
-          </w:tcPr>
-          <w:p>
-            <w:pPr>
-              <w:spacing w:before="0" w:after="0"/>
-              <w:jc w:val="left"/>
-            </w:pPr>
-            <w:r>
-              <w:rPr>
-                <w:b w:val="0"/>
-                <w:i w:val="0"/>
-                <w:color w:val="1F1F1F"/>
-                <w:sz w:val="20"/>
-              </w:rPr>
-              <w:t>{{ site_name }}</w:t>
-            </w:r>
-          </w:p>
-        </w:tc>
-      </w:tr>
-      <w:tr>
-        <w:tc>
-          <w:tcPr>
-            <w:tcW w:type="dxa" w:w="3402"/>
-            <w:tcMar>
-              <w:top w:w="96" w:type="dxa"/>
-              <w:bottom w:w="96" w:type="dxa"/>
-              <w:left w:w="850" w:type="dxa"/>
-              <w:right w:w="113" w:type="dxa"/>
-            </w:tcMar>
-            <w:shd w:val="clear" w:fill="0F3D6E"/>
-          </w:tcPr>
-          <w:p>
-            <w:pPr>
-              <w:spacing w:before="0" w:after="0"/>
-              <w:jc w:val="left"/>
-            </w:pPr>
-            <w:r>
-              <w:rPr>
-                <w:b/>
-                <w:i w:val="0"/>
-                <w:color w:val="FFFFFF"/>
-                <w:sz w:val="19"/>
-              </w:rPr>
-              <w:t>MONITORING PERIOD</w:t>
-            </w:r>
-          </w:p>
-        </w:tc>
-        <w:tc>
-          <w:tcPr>
-            <w:tcW w:type="dxa" w:w="8617"/>
-            <w:tcMar>
-              <w:top w:w="96" w:type="dxa"/>
-              <w:bottom w:w="96" w:type="dxa"/>
-              <w:left w:w="255" w:type="dxa"/>
-              <w:right w:w="226" w:type="dxa"/>
-            </w:tcMar>
-          </w:tcPr>
-          <w:p>
-            <w:pPr>
-              <w:spacing w:before="0" w:after="0"/>
-              <w:jc w:val="left"/>
-            </w:pPr>
-            <w:r>
-              <w:rPr>
-                <w:b w:val="0"/>
-                <w:i w:val="0"/>
-                <w:color w:val="1F1F1F"/>
-                <w:sz w:val="20"/>
-              </w:rPr>
-              <w:t>{{ monitoring_window_text }}</w:t>
-            </w:r>
-          </w:p>
-        </w:tc>
-      </w:tr>
-      <w:tr>
-        <w:tc>
-          <w:tcPr>
-            <w:tcW w:type="dxa" w:w="3402"/>
-            <w:tcMar>
-              <w:top w:w="96" w:type="dxa"/>
-              <w:bottom w:w="96" w:type="dxa"/>
-              <w:left w:w="850" w:type="dxa"/>
-              <w:right w:w="113" w:type="dxa"/>
-            </w:tcMar>
-            <w:shd w:val="clear" w:fill="0F3D6E"/>
-          </w:tcPr>
-          <w:p>
-            <w:pPr>
-              <w:spacing w:before="0" w:after="0"/>
-              <w:jc w:val="left"/>
-            </w:pPr>
-            <w:r>
-              <w:rPr>
-                <w:b/>
-                <w:i w:val="0"/>
-                <w:color w:val="FFFFFF"/>
-                <w:sz w:val="19"/>
-              </w:rPr>
-              <w:t>REPORT NUMBER</w:t>
-            </w:r>
-          </w:p>
-        </w:tc>
-        <w:tc>
-          <w:tcPr>
-            <w:tcW w:type="dxa" w:w="8617"/>
-            <w:tcMar>
-              <w:top w:w="96" w:type="dxa"/>
-              <w:bottom w:w="96" w:type="dxa"/>
-              <w:left w:w="255" w:type="dxa"/>
-              <w:right w:w="226" w:type="dxa"/>
-            </w:tcMar>
-          </w:tcPr>
-          <w:p>
-            <w:pPr>
-              <w:spacing w:before="0" w:after="0"/>
-              <w:jc w:val="left"/>
-            </w:pPr>
-            <w:r>
-              <w:rPr>
-                <w:b w:val="0"/>
-                <w:i w:val="0"/>
-                <w:color w:val="1F1F1F"/>
-                <w:sz w:val="20"/>
-              </w:rPr>
-              <w:t>{{ report_number }}</w:t>
-            </w:r>
-          </w:p>
-        </w:tc>
-      </w:tr>
-      <w:tr>
-        <w:tc>
-          <w:tcPr>
-            <w:tcW w:type="dxa" w:w="3402"/>
-            <w:tcMar>
-              <w:top w:w="96" w:type="dxa"/>
-              <w:bottom w:w="96" w:type="dxa"/>
-              <w:left w:w="850" w:type="dxa"/>
-              <w:right w:w="113" w:type="dxa"/>
-            </w:tcMar>
-            <w:shd w:val="clear" w:fill="0F3D6E"/>
-          </w:tcPr>
-          <w:p>
-            <w:pPr>
-              <w:spacing w:before="0" w:after="0"/>
-              <w:jc w:val="left"/>
-            </w:pPr>
-            <w:r>
-              <w:rPr>
-                <w:b/>
-                <w:i w:val="0"/>
-                <w:color w:val="FFFFFF"/>
-                <w:sz w:val="19"/>
-              </w:rPr>
-              <w:t>REVISION / DATE</w:t>
-            </w:r>
-          </w:p>
-        </w:tc>
-        <w:tc>
-          <w:tcPr>
-            <w:tcW w:type="dxa" w:w="8617"/>
-            <w:tcMar>
-              <w:top w:w="96" w:type="dxa"/>
-              <w:bottom w:w="96" w:type="dxa"/>
-              <w:left w:w="255" w:type="dxa"/>
-              <w:right w:w="226" w:type="dxa"/>
-            </w:tcMar>
-          </w:tcPr>
-          <w:p>
-            <w:pPr>
-              <w:spacing w:before="0" w:after="0"/>
-              <w:jc w:val="left"/>
-            </w:pPr>
-            <w:r>
-              <w:rPr>
-                <w:b w:val="0"/>
-                <w:i w:val="0"/>
-                <w:color w:val="1F1F1F"/>
-                <w:sz w:val="20"/>
-              </w:rPr>
-              <w:t>{{ revision }}   |   {{ reporting_date }}</w:t>
-            </w:r>
-          </w:p>
+          </w:tcPr>
+          <w:p/>
+          <w:tbl>
+            <w:tblPr>
+              <w:tblStyle w:val="TableGrid"/>
+              <w:tblW w:type="pct" w:w="5000"/>
+              <w:tblLook w:firstColumn="1" w:firstRow="1" w:lastColumn="0" w:lastRow="0" w:noHBand="0" w:noVBand="1" w:val="04A0"/>
+            </w:tblPr>
+            <w:tblGrid>
+              <w:gridCol w:w="4513"/>
+              <w:gridCol w:w="4513"/>
+            </w:tblGrid>
+            <w:tr>
+              <w:tc>
+                <w:tcPr>
+                  <w:tcW w:type="dxa" w:w="3061"/>
+                  <w:tcMar>
+                    <w:top w:w="96" w:type="dxa"/>
+                    <w:bottom w:w="96" w:type="dxa"/>
+                    <w:left w:w="226" w:type="dxa"/>
+                    <w:right w:w="113" w:type="dxa"/>
+                  </w:tcMar>
+                  <w:shd w:val="clear" w:fill="0F3D6E"/>
+                </w:tcPr>
+                <w:p>
+                  <w:pPr>
+                    <w:spacing w:before="0" w:after="0"/>
+                    <w:jc w:val="left"/>
+                  </w:pPr>
+                  <w:r>
+                    <w:rPr>
+                      <w:b/>
+                      <w:i w:val="0"/>
+                      <w:color w:val="FFFFFF"/>
+                      <w:sz w:val="19"/>
+                    </w:rPr>
+                    <w:t>CLIENT</w:t>
+                  </w:r>
+                </w:p>
+              </w:tc>
+              <w:tc>
+                <w:tcPr>
+                  <w:tcW w:type="dxa" w:w="7257"/>
+                  <w:tcMar>
+                    <w:top w:w="96" w:type="dxa"/>
+                    <w:bottom w:w="96" w:type="dxa"/>
+                    <w:left w:w="255" w:type="dxa"/>
+                    <w:right w:w="226" w:type="dxa"/>
+                  </w:tcMar>
+                </w:tcPr>
+                <w:p>
+                  <w:pPr>
+                    <w:spacing w:before="0" w:after="0"/>
+                    <w:jc w:val="left"/>
+                  </w:pPr>
+                  <w:r>
+                    <w:rPr>
+                      <w:b w:val="0"/>
+                      <w:i w:val="0"/>
+                      <w:color w:val="1F1F1F"/>
+                      <w:sz w:val="20"/>
+                    </w:rPr>
+                    <w:t>{{ client }}</w:t>
+                  </w:r>
+                </w:p>
+              </w:tc>
+            </w:tr>
+            <w:tr>
+              <w:tc>
+                <w:tcPr>
+                  <w:tcW w:type="dxa" w:w="3061"/>
+                  <w:tcMar>
+                    <w:top w:w="96" w:type="dxa"/>
+                    <w:bottom w:w="96" w:type="dxa"/>
+                    <w:left w:w="226" w:type="dxa"/>
+                    <w:right w:w="113" w:type="dxa"/>
+                  </w:tcMar>
+                  <w:shd w:val="clear" w:fill="0F3D6E"/>
+                </w:tcPr>
+                <w:p>
+                  <w:pPr>
+                    <w:spacing w:before="0" w:after="0"/>
+                    <w:jc w:val="left"/>
+                  </w:pPr>
+                  <w:r>
+                    <w:rPr>
+                      <w:b/>
+                      <w:i w:val="0"/>
+                      <w:color w:val="FFFFFF"/>
+                      <w:sz w:val="19"/>
+                    </w:rPr>
+                    <w:t>SITE</w:t>
+                  </w:r>
+                </w:p>
+              </w:tc>
+              <w:tc>
+                <w:tcPr>
+                  <w:tcW w:type="dxa" w:w="7257"/>
+                  <w:tcMar>
+                    <w:top w:w="96" w:type="dxa"/>
+                    <w:bottom w:w="96" w:type="dxa"/>
+                    <w:left w:w="255" w:type="dxa"/>
+                    <w:right w:w="226" w:type="dxa"/>
+                  </w:tcMar>
+                </w:tcPr>
+                <w:p>
+                  <w:pPr>
+                    <w:spacing w:before="0" w:after="0"/>
+                    <w:jc w:val="left"/>
+                  </w:pPr>
+                  <w:r>
+                    <w:rPr>
+                      <w:b w:val="0"/>
+                      <w:i w:val="0"/>
+                      <w:color w:val="1F1F1F"/>
+                      <w:sz w:val="20"/>
+                    </w:rPr>
+                    <w:t>{{ site_name }}</w:t>
+                  </w:r>
+                </w:p>
+              </w:tc>
+            </w:tr>
+            <w:tr>
+              <w:tc>
+                <w:tcPr>
+                  <w:tcW w:type="dxa" w:w="3061"/>
+                  <w:tcMar>
+                    <w:top w:w="96" w:type="dxa"/>
+                    <w:bottom w:w="96" w:type="dxa"/>
+                    <w:left w:w="226" w:type="dxa"/>
+                    <w:right w:w="113" w:type="dxa"/>
+                  </w:tcMar>
+                  <w:shd w:val="clear" w:fill="0F3D6E"/>
+                </w:tcPr>
+                <w:p>
+                  <w:pPr>
+                    <w:spacing w:before="0" w:after="0"/>
+                    <w:jc w:val="left"/>
+                  </w:pPr>
+                  <w:r>
+                    <w:rPr>
+                      <w:b/>
+                      <w:i w:val="0"/>
+                      <w:color w:val="FFFFFF"/>
+                      <w:sz w:val="19"/>
+                    </w:rPr>
+                    <w:t>MONITORING PERIOD</w:t>
+                  </w:r>
+                </w:p>
+              </w:tc>
+              <w:tc>
+                <w:tcPr>
+                  <w:tcW w:type="dxa" w:w="7257"/>
+                  <w:tcMar>
+                    <w:top w:w="96" w:type="dxa"/>
+                    <w:bottom w:w="96" w:type="dxa"/>
+                    <w:left w:w="255" w:type="dxa"/>
+                    <w:right w:w="226" w:type="dxa"/>
+                  </w:tcMar>
+                </w:tcPr>
+                <w:p>
+                  <w:pPr>
+                    <w:spacing w:before="0" w:after="0"/>
+                    <w:jc w:val="left"/>
+                  </w:pPr>
+                  <w:r>
+                    <w:rPr>
+                      <w:b w:val="0"/>
+                      <w:i w:val="0"/>
+                      <w:color w:val="1F1F1F"/>
+                      <w:sz w:val="20"/>
+                    </w:rPr>
+                    <w:t>{{ monitoring_window_text }}</w:t>
+                  </w:r>
+                </w:p>
+              </w:tc>
+            </w:tr>
+            <w:tr>
+              <w:tc>
+                <w:tcPr>
+                  <w:tcW w:type="dxa" w:w="3061"/>
+                  <w:tcMar>
+                    <w:top w:w="96" w:type="dxa"/>
+                    <w:bottom w:w="96" w:type="dxa"/>
+                    <w:left w:w="226" w:type="dxa"/>
+                    <w:right w:w="113" w:type="dxa"/>
+                  </w:tcMar>
+                  <w:shd w:val="clear" w:fill="0F3D6E"/>
+                </w:tcPr>
+                <w:p>
+                  <w:pPr>
+                    <w:spacing w:before="0" w:after="0"/>
+                    <w:jc w:val="left"/>
+                  </w:pPr>
+                  <w:r>
+                    <w:rPr>
+                      <w:b/>
+                      <w:i w:val="0"/>
+                      <w:color w:val="FFFFFF"/>
+                      <w:sz w:val="19"/>
+                    </w:rPr>
+                    <w:t>REPORT NUMBER</w:t>
+                  </w:r>
+                </w:p>
+              </w:tc>
+              <w:tc>
+                <w:tcPr>
+                  <w:tcW w:type="dxa" w:w="7257"/>
+                  <w:tcMar>
+                    <w:top w:w="96" w:type="dxa"/>
+                    <w:bottom w:w="96" w:type="dxa"/>
+                    <w:left w:w="255" w:type="dxa"/>
+                    <w:right w:w="226" w:type="dxa"/>
+                  </w:tcMar>
+                </w:tcPr>
+                <w:p>
+                  <w:pPr>
+                    <w:spacing w:before="0" w:after="0"/>
+                    <w:jc w:val="left"/>
+                  </w:pPr>
+                  <w:r>
+                    <w:rPr>
+                      <w:b w:val="0"/>
+                      <w:i w:val="0"/>
+                      <w:color w:val="1F1F1F"/>
+                      <w:sz w:val="20"/>
+                    </w:rPr>
+                    <w:t>{{ report_number }}</w:t>
+                  </w:r>
+                </w:p>
+              </w:tc>
+            </w:tr>
+            <w:tr>
+              <w:tc>
+                <w:tcPr>
+                  <w:tcW w:type="dxa" w:w="3061"/>
+                  <w:tcMar>
+                    <w:top w:w="96" w:type="dxa"/>
+                    <w:bottom w:w="96" w:type="dxa"/>
+                    <w:left w:w="226" w:type="dxa"/>
+                    <w:right w:w="113" w:type="dxa"/>
+                  </w:tcMar>
+                  <w:shd w:val="clear" w:fill="0F3D6E"/>
+                </w:tcPr>
+                <w:p>
+                  <w:pPr>
+                    <w:spacing w:before="0" w:after="0"/>
+                    <w:jc w:val="left"/>
+                  </w:pPr>
+                  <w:r>
+                    <w:rPr>
+                      <w:b/>
+                      <w:i w:val="0"/>
+                      <w:color w:val="FFFFFF"/>
+                      <w:sz w:val="19"/>
+                    </w:rPr>
+                    <w:t>REVISION / DATE</w:t>
+                  </w:r>
+                </w:p>
+              </w:tc>
+              <w:tc>
+                <w:tcPr>
+                  <w:tcW w:type="dxa" w:w="7257"/>
+                  <w:tcMar>
+                    <w:top w:w="96" w:type="dxa"/>
+                    <w:bottom w:w="96" w:type="dxa"/>
+                    <w:left w:w="255" w:type="dxa"/>
+                    <w:right w:w="226" w:type="dxa"/>
+                  </w:tcMar>
+                </w:tcPr>
+                <w:p>
+                  <w:pPr>
+                    <w:spacing w:before="0" w:after="0"/>
+                    <w:jc w:val="left"/>
+                  </w:pPr>
+                  <w:r>
+                    <w:rPr>
+                      <w:b w:val="0"/>
+                      <w:i w:val="0"/>
+                      <w:color w:val="1F1F1F"/>
+                      <w:sz w:val="20"/>
+                    </w:rPr>
+                    <w:t>{{ revision }}   |   {{ reporting_date }}</w:t>
+                  </w:r>
+                </w:p>
+              </w:tc>
+            </w:tr>
+          </w:tbl>
+          <w:p/>
         </w:tc>
       </w:tr>
     </w:tbl>

--- a/backend/report/master_template.docx
+++ b/backend/report/master_template.docx
@@ -16,13 +16,13 @@
         <w:tblLayout w:type="fixed"/>
       </w:tblPr>
       <w:tblGrid>
-        <w:gridCol w:w="6010"/>
-        <w:gridCol w:w="6010"/>
+        <w:gridCol w:w="5953"/>
+        <w:gridCol w:w="5953"/>
       </w:tblGrid>
       <w:tr>
         <w:tc>
           <w:tcPr>
-            <w:tcW w:type="dxa" w:w="6803"/>
+            <w:tcW w:type="dxa" w:w="6520"/>
             <w:tcMar>
               <w:top w:w="481" w:type="dxa"/>
               <w:bottom w:w="340" w:type="dxa"/>
@@ -69,7 +69,7 @@
         </w:tc>
         <w:tc>
           <w:tcPr>
-            <w:tcW w:type="dxa" w:w="5216"/>
+            <w:tcW w:type="dxa" w:w="5386"/>
             <w:tcMar>
               <w:top w:w="481" w:type="dxa"/>
               <w:bottom w:w="340" w:type="dxa"/>
@@ -133,7 +133,7 @@
         <w:tblLayout w:type="fixed"/>
       </w:tblPr>
       <w:tblGrid>
-        <w:gridCol w:w="12020"/>
+        <w:gridCol w:w="11907"/>
       </w:tblGrid>
       <w:tr>
         <w:tc>
@@ -166,441 +166,465 @@
         <w:tblLayout w:type="fixed"/>
       </w:tblPr>
       <w:tblGrid>
-        <w:gridCol w:w="3005"/>
-        <w:gridCol w:w="3005"/>
-        <w:gridCol w:w="3005"/>
-        <w:gridCol w:w="3005"/>
+        <w:gridCol w:w="11907"/>
       </w:tblGrid>
       <w:tr>
         <w:tc>
           <w:tcPr>
-            <w:tcW w:type="dxa" w:w="3005"/>
+            <w:tcW w:type="dxa" w:w="9026"/>
             <w:tcMar>
-              <w:top w:w="255" w:type="dxa"/>
-              <w:bottom w:w="68" w:type="dxa"/>
-              <w:left w:w="170" w:type="dxa"/>
-              <w:right w:w="170" w:type="dxa"/>
+              <w:top w:w="170" w:type="dxa"/>
+              <w:bottom w:w="141" w:type="dxa"/>
+              <w:left w:w="737" w:type="dxa"/>
+              <w:right w:w="737" w:type="dxa"/>
             </w:tcMar>
           </w:tcPr>
-          <w:p>
-            <w:pPr>
-              <w:spacing w:after="60"/>
-              <w:jc w:val="center"/>
-            </w:pPr>
-            <w:r>
-              <w:drawing>
-                <wp:inline xmlns:a="http://schemas.openxmlformats.org/drawingml/2006/main" xmlns:pic="http://schemas.openxmlformats.org/drawingml/2006/picture">
-                  <wp:extent cx="378000" cy="378000"/>
-                  <wp:docPr id="3" name="Picture 3"/>
-                  <wp:cNvGraphicFramePr>
-                    <a:graphicFrameLocks noChangeAspect="1"/>
-                  </wp:cNvGraphicFramePr>
-                  <a:graphic>
-                    <a:graphicData uri="http://schemas.openxmlformats.org/drawingml/2006/picture">
-                      <pic:pic>
-                        <pic:nvPicPr>
-                          <pic:cNvPr id="0" name="icon_accurate.png"/>
-                          <pic:cNvPicPr/>
-                        </pic:nvPicPr>
-                        <pic:blipFill>
-                          <a:blip r:embed="rId11"/>
-                          <a:stretch>
-                            <a:fillRect/>
-                          </a:stretch>
-                        </pic:blipFill>
-                        <pic:spPr>
-                          <a:xfrm>
-                            <a:off x="0" y="0"/>
-                            <a:ext cx="378000" cy="378000"/>
-                          </a:xfrm>
-                          <a:prstGeom prst="rect"/>
-                        </pic:spPr>
-                      </pic:pic>
-                    </a:graphicData>
-                  </a:graphic>
-                </wp:inline>
-              </w:drawing>
-            </w:r>
-          </w:p>
-        </w:tc>
-        <w:tc>
-          <w:tcPr>
-            <w:tcW w:type="dxa" w:w="3005"/>
-            <w:tcMar>
-              <w:top w:w="255" w:type="dxa"/>
-              <w:bottom w:w="68" w:type="dxa"/>
-              <w:left w:w="170" w:type="dxa"/>
-              <w:right w:w="170" w:type="dxa"/>
-            </w:tcMar>
-          </w:tcPr>
-          <w:p>
-            <w:pPr>
-              <w:spacing w:after="60"/>
-              <w:jc w:val="center"/>
-            </w:pPr>
-            <w:r>
-              <w:drawing>
-                <wp:inline xmlns:a="http://schemas.openxmlformats.org/drawingml/2006/main" xmlns:pic="http://schemas.openxmlformats.org/drawingml/2006/picture">
-                  <wp:extent cx="378000" cy="378000"/>
-                  <wp:docPr id="4" name="Picture 4"/>
-                  <wp:cNvGraphicFramePr>
-                    <a:graphicFrameLocks noChangeAspect="1"/>
-                  </wp:cNvGraphicFramePr>
-                  <a:graphic>
-                    <a:graphicData uri="http://schemas.openxmlformats.org/drawingml/2006/picture">
-                      <pic:pic>
-                        <pic:nvPicPr>
-                          <pic:cNvPr id="0" name="icon_reliable.png"/>
-                          <pic:cNvPicPr/>
-                        </pic:nvPicPr>
-                        <pic:blipFill>
-                          <a:blip r:embed="rId12"/>
-                          <a:stretch>
-                            <a:fillRect/>
-                          </a:stretch>
-                        </pic:blipFill>
-                        <pic:spPr>
-                          <a:xfrm>
-                            <a:off x="0" y="0"/>
-                            <a:ext cx="378000" cy="378000"/>
-                          </a:xfrm>
-                          <a:prstGeom prst="rect"/>
-                        </pic:spPr>
-                      </pic:pic>
-                    </a:graphicData>
-                  </a:graphic>
-                </wp:inline>
-              </w:drawing>
-            </w:r>
-          </w:p>
-        </w:tc>
-        <w:tc>
-          <w:tcPr>
-            <w:tcW w:type="dxa" w:w="3005"/>
-            <w:tcMar>
-              <w:top w:w="255" w:type="dxa"/>
-              <w:bottom w:w="68" w:type="dxa"/>
-              <w:left w:w="170" w:type="dxa"/>
-              <w:right w:w="170" w:type="dxa"/>
-            </w:tcMar>
-          </w:tcPr>
-          <w:p>
-            <w:pPr>
-              <w:spacing w:after="60"/>
-              <w:jc w:val="center"/>
-            </w:pPr>
-            <w:r>
-              <w:drawing>
-                <wp:inline xmlns:a="http://schemas.openxmlformats.org/drawingml/2006/main" xmlns:pic="http://schemas.openxmlformats.org/drawingml/2006/picture">
-                  <wp:extent cx="378000" cy="378000"/>
-                  <wp:docPr id="5" name="Picture 5"/>
-                  <wp:cNvGraphicFramePr>
-                    <a:graphicFrameLocks noChangeAspect="1"/>
-                  </wp:cNvGraphicFramePr>
-                  <a:graphic>
-                    <a:graphicData uri="http://schemas.openxmlformats.org/drawingml/2006/picture">
-                      <pic:pic>
-                        <pic:nvPicPr>
-                          <pic:cNvPr id="0" name="icon_compliant.png"/>
-                          <pic:cNvPicPr/>
-                        </pic:nvPicPr>
-                        <pic:blipFill>
-                          <a:blip r:embed="rId13"/>
-                          <a:stretch>
-                            <a:fillRect/>
-                          </a:stretch>
-                        </pic:blipFill>
-                        <pic:spPr>
-                          <a:xfrm>
-                            <a:off x="0" y="0"/>
-                            <a:ext cx="378000" cy="378000"/>
-                          </a:xfrm>
-                          <a:prstGeom prst="rect"/>
-                        </pic:spPr>
-                      </pic:pic>
-                    </a:graphicData>
-                  </a:graphic>
-                </wp:inline>
-              </w:drawing>
-            </w:r>
-          </w:p>
-        </w:tc>
-        <w:tc>
-          <w:tcPr>
-            <w:tcW w:type="dxa" w:w="3005"/>
-            <w:tcMar>
-              <w:top w:w="255" w:type="dxa"/>
-              <w:bottom w:w="68" w:type="dxa"/>
-              <w:left w:w="170" w:type="dxa"/>
-              <w:right w:w="170" w:type="dxa"/>
-            </w:tcMar>
-          </w:tcPr>
-          <w:p>
-            <w:pPr>
-              <w:spacing w:after="60"/>
-              <w:jc w:val="center"/>
-            </w:pPr>
-            <w:r>
-              <w:drawing>
-                <wp:inline xmlns:a="http://schemas.openxmlformats.org/drawingml/2006/main" xmlns:pic="http://schemas.openxmlformats.org/drawingml/2006/picture">
-                  <wp:extent cx="378000" cy="378000"/>
-                  <wp:docPr id="6" name="Picture 6"/>
-                  <wp:cNvGraphicFramePr>
-                    <a:graphicFrameLocks noChangeAspect="1"/>
-                  </wp:cNvGraphicFramePr>
-                  <a:graphic>
-                    <a:graphicData uri="http://schemas.openxmlformats.org/drawingml/2006/picture">
-                      <pic:pic>
-                        <pic:nvPicPr>
-                          <pic:cNvPr id="0" name="icon_sustainable.png"/>
-                          <pic:cNvPicPr/>
-                        </pic:nvPicPr>
-                        <pic:blipFill>
-                          <a:blip r:embed="rId14"/>
-                          <a:stretch>
-                            <a:fillRect/>
-                          </a:stretch>
-                        </pic:blipFill>
-                        <pic:spPr>
-                          <a:xfrm>
-                            <a:off x="0" y="0"/>
-                            <a:ext cx="378000" cy="378000"/>
-                          </a:xfrm>
-                          <a:prstGeom prst="rect"/>
-                        </pic:spPr>
-                      </pic:pic>
-                    </a:graphicData>
-                  </a:graphic>
-                </wp:inline>
-              </w:drawing>
-            </w:r>
-          </w:p>
-        </w:tc>
-      </w:tr>
-      <w:tr>
-        <w:tc>
-          <w:tcPr>
-            <w:tcW w:type="dxa" w:w="3005"/>
-            <w:tcMar>
-              <w:top w:w="0" w:type="dxa"/>
-              <w:bottom w:w="255" w:type="dxa"/>
-              <w:left w:w="170" w:type="dxa"/>
-              <w:right w:w="170" w:type="dxa"/>
-            </w:tcMar>
-          </w:tcPr>
-          <w:p>
-            <w:pPr>
-              <w:spacing w:before="0" w:after="40"/>
-              <w:jc w:val="center"/>
-            </w:pPr>
-            <w:r>
-              <w:rPr>
-                <w:b/>
-                <w:i w:val="0"/>
-                <w:color w:val="2F7D32"/>
-                <w:sz w:val="19"/>
-              </w:rPr>
-              <w:t>ACCURATE</w:t>
-            </w:r>
-          </w:p>
-          <w:p>
-            <w:pPr>
-              <w:spacing w:before="0" w:after="0"/>
-              <w:jc w:val="center"/>
-            </w:pPr>
-            <w:r>
-              <w:rPr>
-                <w:b w:val="0"/>
-                <w:i w:val="0"/>
-                <w:color w:val="1F1F1F"/>
-                <w:sz w:val="16"/>
-              </w:rPr>
-              <w:t>Precision monitoring</w:t>
-            </w:r>
-          </w:p>
-          <w:p>
-            <w:pPr>
-              <w:spacing w:before="0" w:after="0"/>
-              <w:jc w:val="center"/>
-            </w:pPr>
-            <w:r>
-              <w:rPr>
-                <w:b w:val="0"/>
-                <w:i w:val="0"/>
-                <w:color w:val="1F1F1F"/>
-                <w:sz w:val="16"/>
-              </w:rPr>
-              <w:t>with calibrated instruments</w:t>
-            </w:r>
-          </w:p>
-        </w:tc>
-        <w:tc>
-          <w:tcPr>
-            <w:tcW w:type="dxa" w:w="3005"/>
-            <w:tcMar>
-              <w:top w:w="0" w:type="dxa"/>
-              <w:bottom w:w="255" w:type="dxa"/>
-              <w:left w:w="170" w:type="dxa"/>
-              <w:right w:w="170" w:type="dxa"/>
-            </w:tcMar>
-          </w:tcPr>
-          <w:p>
-            <w:pPr>
-              <w:spacing w:before="0" w:after="40"/>
-              <w:jc w:val="center"/>
-            </w:pPr>
-            <w:r>
-              <w:rPr>
-                <w:b/>
-                <w:i w:val="0"/>
-                <w:color w:val="2F7D32"/>
-                <w:sz w:val="19"/>
-              </w:rPr>
-              <w:t>RELIABLE</w:t>
-            </w:r>
-          </w:p>
-          <w:p>
-            <w:pPr>
-              <w:spacing w:before="0" w:after="0"/>
-              <w:jc w:val="center"/>
-            </w:pPr>
-            <w:r>
-              <w:rPr>
-                <w:b w:val="0"/>
-                <w:i w:val="0"/>
-                <w:color w:val="1F1F1F"/>
-                <w:sz w:val="16"/>
-              </w:rPr>
-              <w:t>Data you can trust,</w:t>
-            </w:r>
-          </w:p>
-          <w:p>
-            <w:pPr>
-              <w:spacing w:before="0" w:after="0"/>
-              <w:jc w:val="center"/>
-            </w:pPr>
-            <w:r>
-              <w:rPr>
-                <w:b w:val="0"/>
-                <w:i w:val="0"/>
-                <w:color w:val="1F1F1F"/>
-                <w:sz w:val="16"/>
-              </w:rPr>
-              <w:t>anytime, anywhere</w:t>
-            </w:r>
-          </w:p>
-        </w:tc>
-        <w:tc>
-          <w:tcPr>
-            <w:tcW w:type="dxa" w:w="3005"/>
-            <w:tcMar>
-              <w:top w:w="0" w:type="dxa"/>
-              <w:bottom w:w="255" w:type="dxa"/>
-              <w:left w:w="170" w:type="dxa"/>
-              <w:right w:w="170" w:type="dxa"/>
-            </w:tcMar>
-          </w:tcPr>
-          <w:p>
-            <w:pPr>
-              <w:spacing w:before="0" w:after="40"/>
-              <w:jc w:val="center"/>
-            </w:pPr>
-            <w:r>
-              <w:rPr>
-                <w:b/>
-                <w:i w:val="0"/>
-                <w:color w:val="2F7D32"/>
-                <w:sz w:val="19"/>
-              </w:rPr>
-              <w:t>COMPLIANT</w:t>
-            </w:r>
-          </w:p>
-          <w:p>
-            <w:pPr>
-              <w:spacing w:before="0" w:after="0"/>
-              <w:jc w:val="center"/>
-            </w:pPr>
-            <w:r>
-              <w:rPr>
-                <w:b w:val="0"/>
-                <w:i w:val="0"/>
-                <w:color w:val="1F1F1F"/>
-                <w:sz w:val="16"/>
-              </w:rPr>
-              <w:t>Aligned with KSA NCEC</w:t>
-            </w:r>
-          </w:p>
-          <w:p>
-            <w:pPr>
-              <w:spacing w:before="0" w:after="0"/>
-              <w:jc w:val="center"/>
-            </w:pPr>
-            <w:r>
-              <w:rPr>
-                <w:b w:val="0"/>
-                <w:i w:val="0"/>
-                <w:color w:val="1F1F1F"/>
-                <w:sz w:val="16"/>
-              </w:rPr>
-              <w:t>&amp; international standards</w:t>
-            </w:r>
-          </w:p>
-        </w:tc>
-        <w:tc>
-          <w:tcPr>
-            <w:tcW w:type="dxa" w:w="3005"/>
-            <w:tcMar>
-              <w:top w:w="0" w:type="dxa"/>
-              <w:bottom w:w="255" w:type="dxa"/>
-              <w:left w:w="170" w:type="dxa"/>
-              <w:right w:w="170" w:type="dxa"/>
-            </w:tcMar>
-          </w:tcPr>
-          <w:p>
-            <w:pPr>
-              <w:spacing w:before="0" w:after="40"/>
-              <w:jc w:val="center"/>
-            </w:pPr>
-            <w:r>
-              <w:rPr>
-                <w:b/>
-                <w:i w:val="0"/>
-                <w:color w:val="2F7D32"/>
-                <w:sz w:val="19"/>
-              </w:rPr>
-              <w:t>SUSTAINABLE</w:t>
-            </w:r>
-          </w:p>
-          <w:p>
-            <w:pPr>
-              <w:spacing w:before="0" w:after="0"/>
-              <w:jc w:val="center"/>
-            </w:pPr>
-            <w:r>
-              <w:rPr>
-                <w:b w:val="0"/>
-                <w:i w:val="0"/>
-                <w:color w:val="1F1F1F"/>
-                <w:sz w:val="16"/>
-              </w:rPr>
-              <w:t>Supporting a cleaner</w:t>
-            </w:r>
-          </w:p>
-          <w:p>
-            <w:pPr>
-              <w:spacing w:before="0" w:after="0"/>
-              <w:jc w:val="center"/>
-            </w:pPr>
-            <w:r>
-              <w:rPr>
-                <w:b w:val="0"/>
-                <w:i w:val="0"/>
-                <w:color w:val="1F1F1F"/>
-                <w:sz w:val="16"/>
-              </w:rPr>
-              <w:t>and healthier future</w:t>
-            </w:r>
-          </w:p>
+          <w:p/>
+          <w:tbl>
+            <w:tblPr>
+              <w:tblW w:type="pct" w:w="5000"/>
+              <w:tblLook w:firstColumn="1" w:firstRow="1" w:lastColumn="0" w:lastRow="0" w:noHBand="0" w:noVBand="1" w:val="04A0"/>
+            </w:tblPr>
+            <w:tblGrid>
+              <w:gridCol w:w="2256"/>
+              <w:gridCol w:w="2256"/>
+              <w:gridCol w:w="2256"/>
+              <w:gridCol w:w="2256"/>
+            </w:tblGrid>
+            <w:tr>
+              <w:tc>
+                <w:tcPr>
+                  <w:tcW w:type="dxa" w:w="2608"/>
+                  <w:tcMar>
+                    <w:top w:w="226" w:type="dxa"/>
+                    <w:bottom w:w="56" w:type="dxa"/>
+                    <w:left w:w="85" w:type="dxa"/>
+                    <w:right w:w="85" w:type="dxa"/>
+                  </w:tcMar>
+                </w:tcPr>
+                <w:p>
+                  <w:pPr>
+                    <w:spacing w:after="60"/>
+                    <w:jc w:val="center"/>
+                  </w:pPr>
+                  <w:r>
+                    <w:drawing>
+                      <wp:inline xmlns:a="http://schemas.openxmlformats.org/drawingml/2006/main" xmlns:pic="http://schemas.openxmlformats.org/drawingml/2006/picture">
+                        <wp:extent cx="378000" cy="378000"/>
+                        <wp:docPr id="3" name="Picture 3"/>
+                        <wp:cNvGraphicFramePr>
+                          <a:graphicFrameLocks noChangeAspect="1"/>
+                        </wp:cNvGraphicFramePr>
+                        <a:graphic>
+                          <a:graphicData uri="http://schemas.openxmlformats.org/drawingml/2006/picture">
+                            <pic:pic>
+                              <pic:nvPicPr>
+                                <pic:cNvPr id="0" name="icon_accurate.png"/>
+                                <pic:cNvPicPr/>
+                              </pic:nvPicPr>
+                              <pic:blipFill>
+                                <a:blip r:embed="rId11"/>
+                                <a:stretch>
+                                  <a:fillRect/>
+                                </a:stretch>
+                              </pic:blipFill>
+                              <pic:spPr>
+                                <a:xfrm>
+                                  <a:off x="0" y="0"/>
+                                  <a:ext cx="378000" cy="378000"/>
+                                </a:xfrm>
+                                <a:prstGeom prst="rect"/>
+                              </pic:spPr>
+                            </pic:pic>
+                          </a:graphicData>
+                        </a:graphic>
+                      </wp:inline>
+                    </w:drawing>
+                  </w:r>
+                </w:p>
+              </w:tc>
+              <w:tc>
+                <w:tcPr>
+                  <w:tcW w:type="dxa" w:w="2608"/>
+                  <w:tcMar>
+                    <w:top w:w="226" w:type="dxa"/>
+                    <w:bottom w:w="56" w:type="dxa"/>
+                    <w:left w:w="85" w:type="dxa"/>
+                    <w:right w:w="85" w:type="dxa"/>
+                  </w:tcMar>
+                </w:tcPr>
+                <w:p>
+                  <w:pPr>
+                    <w:spacing w:after="60"/>
+                    <w:jc w:val="center"/>
+                  </w:pPr>
+                  <w:r>
+                    <w:drawing>
+                      <wp:inline xmlns:a="http://schemas.openxmlformats.org/drawingml/2006/main" xmlns:pic="http://schemas.openxmlformats.org/drawingml/2006/picture">
+                        <wp:extent cx="378000" cy="378000"/>
+                        <wp:docPr id="4" name="Picture 4"/>
+                        <wp:cNvGraphicFramePr>
+                          <a:graphicFrameLocks noChangeAspect="1"/>
+                        </wp:cNvGraphicFramePr>
+                        <a:graphic>
+                          <a:graphicData uri="http://schemas.openxmlformats.org/drawingml/2006/picture">
+                            <pic:pic>
+                              <pic:nvPicPr>
+                                <pic:cNvPr id="0" name="icon_reliable.png"/>
+                                <pic:cNvPicPr/>
+                              </pic:nvPicPr>
+                              <pic:blipFill>
+                                <a:blip r:embed="rId12"/>
+                                <a:stretch>
+                                  <a:fillRect/>
+                                </a:stretch>
+                              </pic:blipFill>
+                              <pic:spPr>
+                                <a:xfrm>
+                                  <a:off x="0" y="0"/>
+                                  <a:ext cx="378000" cy="378000"/>
+                                </a:xfrm>
+                                <a:prstGeom prst="rect"/>
+                              </pic:spPr>
+                            </pic:pic>
+                          </a:graphicData>
+                        </a:graphic>
+                      </wp:inline>
+                    </w:drawing>
+                  </w:r>
+                </w:p>
+              </w:tc>
+              <w:tc>
+                <w:tcPr>
+                  <w:tcW w:type="dxa" w:w="2608"/>
+                  <w:tcMar>
+                    <w:top w:w="226" w:type="dxa"/>
+                    <w:bottom w:w="56" w:type="dxa"/>
+                    <w:left w:w="85" w:type="dxa"/>
+                    <w:right w:w="85" w:type="dxa"/>
+                  </w:tcMar>
+                </w:tcPr>
+                <w:p>
+                  <w:pPr>
+                    <w:spacing w:after="60"/>
+                    <w:jc w:val="center"/>
+                  </w:pPr>
+                  <w:r>
+                    <w:drawing>
+                      <wp:inline xmlns:a="http://schemas.openxmlformats.org/drawingml/2006/main" xmlns:pic="http://schemas.openxmlformats.org/drawingml/2006/picture">
+                        <wp:extent cx="378000" cy="378000"/>
+                        <wp:docPr id="5" name="Picture 5"/>
+                        <wp:cNvGraphicFramePr>
+                          <a:graphicFrameLocks noChangeAspect="1"/>
+                        </wp:cNvGraphicFramePr>
+                        <a:graphic>
+                          <a:graphicData uri="http://schemas.openxmlformats.org/drawingml/2006/picture">
+                            <pic:pic>
+                              <pic:nvPicPr>
+                                <pic:cNvPr id="0" name="icon_compliant.png"/>
+                                <pic:cNvPicPr/>
+                              </pic:nvPicPr>
+                              <pic:blipFill>
+                                <a:blip r:embed="rId13"/>
+                                <a:stretch>
+                                  <a:fillRect/>
+                                </a:stretch>
+                              </pic:blipFill>
+                              <pic:spPr>
+                                <a:xfrm>
+                                  <a:off x="0" y="0"/>
+                                  <a:ext cx="378000" cy="378000"/>
+                                </a:xfrm>
+                                <a:prstGeom prst="rect"/>
+                              </pic:spPr>
+                            </pic:pic>
+                          </a:graphicData>
+                        </a:graphic>
+                      </wp:inline>
+                    </w:drawing>
+                  </w:r>
+                </w:p>
+              </w:tc>
+              <w:tc>
+                <w:tcPr>
+                  <w:tcW w:type="dxa" w:w="2608"/>
+                  <w:tcMar>
+                    <w:top w:w="226" w:type="dxa"/>
+                    <w:bottom w:w="56" w:type="dxa"/>
+                    <w:left w:w="85" w:type="dxa"/>
+                    <w:right w:w="85" w:type="dxa"/>
+                  </w:tcMar>
+                </w:tcPr>
+                <w:p>
+                  <w:pPr>
+                    <w:spacing w:after="60"/>
+                    <w:jc w:val="center"/>
+                  </w:pPr>
+                  <w:r>
+                    <w:drawing>
+                      <wp:inline xmlns:a="http://schemas.openxmlformats.org/drawingml/2006/main" xmlns:pic="http://schemas.openxmlformats.org/drawingml/2006/picture">
+                        <wp:extent cx="378000" cy="378000"/>
+                        <wp:docPr id="6" name="Picture 6"/>
+                        <wp:cNvGraphicFramePr>
+                          <a:graphicFrameLocks noChangeAspect="1"/>
+                        </wp:cNvGraphicFramePr>
+                        <a:graphic>
+                          <a:graphicData uri="http://schemas.openxmlformats.org/drawingml/2006/picture">
+                            <pic:pic>
+                              <pic:nvPicPr>
+                                <pic:cNvPr id="0" name="icon_sustainable.png"/>
+                                <pic:cNvPicPr/>
+                              </pic:nvPicPr>
+                              <pic:blipFill>
+                                <a:blip r:embed="rId14"/>
+                                <a:stretch>
+                                  <a:fillRect/>
+                                </a:stretch>
+                              </pic:blipFill>
+                              <pic:spPr>
+                                <a:xfrm>
+                                  <a:off x="0" y="0"/>
+                                  <a:ext cx="378000" cy="378000"/>
+                                </a:xfrm>
+                                <a:prstGeom prst="rect"/>
+                              </pic:spPr>
+                            </pic:pic>
+                          </a:graphicData>
+                        </a:graphic>
+                      </wp:inline>
+                    </w:drawing>
+                  </w:r>
+                </w:p>
+              </w:tc>
+            </w:tr>
+            <w:tr>
+              <w:tc>
+                <w:tcPr>
+                  <w:tcW w:type="dxa" w:w="2608"/>
+                  <w:tcMar>
+                    <w:top w:w="0" w:type="dxa"/>
+                    <w:bottom w:w="226" w:type="dxa"/>
+                    <w:left w:w="85" w:type="dxa"/>
+                    <w:right w:w="85" w:type="dxa"/>
+                  </w:tcMar>
+                </w:tcPr>
+                <w:p>
+                  <w:pPr>
+                    <w:spacing w:before="0" w:after="40"/>
+                    <w:jc w:val="center"/>
+                  </w:pPr>
+                  <w:r>
+                    <w:rPr>
+                      <w:b/>
+                      <w:i w:val="0"/>
+                      <w:color w:val="2F7D32"/>
+                      <w:sz w:val="19"/>
+                    </w:rPr>
+                    <w:t>ACCURATE</w:t>
+                  </w:r>
+                </w:p>
+                <w:p>
+                  <w:pPr>
+                    <w:spacing w:before="0" w:after="0"/>
+                    <w:jc w:val="center"/>
+                  </w:pPr>
+                  <w:r>
+                    <w:rPr>
+                      <w:b w:val="0"/>
+                      <w:i w:val="0"/>
+                      <w:color w:val="1F1F1F"/>
+                      <w:sz w:val="16"/>
+                    </w:rPr>
+                    <w:t>Precision monitoring</w:t>
+                  </w:r>
+                </w:p>
+                <w:p>
+                  <w:pPr>
+                    <w:spacing w:before="0" w:after="0"/>
+                    <w:jc w:val="center"/>
+                  </w:pPr>
+                  <w:r>
+                    <w:rPr>
+                      <w:b w:val="0"/>
+                      <w:i w:val="0"/>
+                      <w:color w:val="1F1F1F"/>
+                      <w:sz w:val="16"/>
+                    </w:rPr>
+                    <w:t>with calibrated instruments</w:t>
+                  </w:r>
+                </w:p>
+              </w:tc>
+              <w:tc>
+                <w:tcPr>
+                  <w:tcW w:type="dxa" w:w="2608"/>
+                  <w:tcMar>
+                    <w:top w:w="0" w:type="dxa"/>
+                    <w:bottom w:w="226" w:type="dxa"/>
+                    <w:left w:w="85" w:type="dxa"/>
+                    <w:right w:w="85" w:type="dxa"/>
+                  </w:tcMar>
+                </w:tcPr>
+                <w:p>
+                  <w:pPr>
+                    <w:spacing w:before="0" w:after="40"/>
+                    <w:jc w:val="center"/>
+                  </w:pPr>
+                  <w:r>
+                    <w:rPr>
+                      <w:b/>
+                      <w:i w:val="0"/>
+                      <w:color w:val="2F7D32"/>
+                      <w:sz w:val="19"/>
+                    </w:rPr>
+                    <w:t>RELIABLE</w:t>
+                  </w:r>
+                </w:p>
+                <w:p>
+                  <w:pPr>
+                    <w:spacing w:before="0" w:after="0"/>
+                    <w:jc w:val="center"/>
+                  </w:pPr>
+                  <w:r>
+                    <w:rPr>
+                      <w:b w:val="0"/>
+                      <w:i w:val="0"/>
+                      <w:color w:val="1F1F1F"/>
+                      <w:sz w:val="16"/>
+                    </w:rPr>
+                    <w:t>Data you can trust,</w:t>
+                  </w:r>
+                </w:p>
+                <w:p>
+                  <w:pPr>
+                    <w:spacing w:before="0" w:after="0"/>
+                    <w:jc w:val="center"/>
+                  </w:pPr>
+                  <w:r>
+                    <w:rPr>
+                      <w:b w:val="0"/>
+                      <w:i w:val="0"/>
+                      <w:color w:val="1F1F1F"/>
+                      <w:sz w:val="16"/>
+                    </w:rPr>
+                    <w:t>anytime, anywhere</w:t>
+                  </w:r>
+                </w:p>
+              </w:tc>
+              <w:tc>
+                <w:tcPr>
+                  <w:tcW w:type="dxa" w:w="2608"/>
+                  <w:tcMar>
+                    <w:top w:w="0" w:type="dxa"/>
+                    <w:bottom w:w="226" w:type="dxa"/>
+                    <w:left w:w="85" w:type="dxa"/>
+                    <w:right w:w="85" w:type="dxa"/>
+                  </w:tcMar>
+                </w:tcPr>
+                <w:p>
+                  <w:pPr>
+                    <w:spacing w:before="0" w:after="40"/>
+                    <w:jc w:val="center"/>
+                  </w:pPr>
+                  <w:r>
+                    <w:rPr>
+                      <w:b/>
+                      <w:i w:val="0"/>
+                      <w:color w:val="2F7D32"/>
+                      <w:sz w:val="19"/>
+                    </w:rPr>
+                    <w:t>COMPLIANT</w:t>
+                  </w:r>
+                </w:p>
+                <w:p>
+                  <w:pPr>
+                    <w:spacing w:before="0" w:after="0"/>
+                    <w:jc w:val="center"/>
+                  </w:pPr>
+                  <w:r>
+                    <w:rPr>
+                      <w:b w:val="0"/>
+                      <w:i w:val="0"/>
+                      <w:color w:val="1F1F1F"/>
+                      <w:sz w:val="16"/>
+                    </w:rPr>
+                    <w:t>Aligned with KSA NCEC</w:t>
+                  </w:r>
+                </w:p>
+                <w:p>
+                  <w:pPr>
+                    <w:spacing w:before="0" w:after="0"/>
+                    <w:jc w:val="center"/>
+                  </w:pPr>
+                  <w:r>
+                    <w:rPr>
+                      <w:b w:val="0"/>
+                      <w:i w:val="0"/>
+                      <w:color w:val="1F1F1F"/>
+                      <w:sz w:val="16"/>
+                    </w:rPr>
+                    <w:t>&amp; international standards</w:t>
+                  </w:r>
+                </w:p>
+              </w:tc>
+              <w:tc>
+                <w:tcPr>
+                  <w:tcW w:type="dxa" w:w="2608"/>
+                  <w:tcMar>
+                    <w:top w:w="0" w:type="dxa"/>
+                    <w:bottom w:w="226" w:type="dxa"/>
+                    <w:left w:w="85" w:type="dxa"/>
+                    <w:right w:w="85" w:type="dxa"/>
+                  </w:tcMar>
+                </w:tcPr>
+                <w:p>
+                  <w:pPr>
+                    <w:spacing w:before="0" w:after="40"/>
+                    <w:jc w:val="center"/>
+                  </w:pPr>
+                  <w:r>
+                    <w:rPr>
+                      <w:b/>
+                      <w:i w:val="0"/>
+                      <w:color w:val="2F7D32"/>
+                      <w:sz w:val="19"/>
+                    </w:rPr>
+                    <w:t>SUSTAINABLE</w:t>
+                  </w:r>
+                </w:p>
+                <w:p>
+                  <w:pPr>
+                    <w:spacing w:before="0" w:after="0"/>
+                    <w:jc w:val="center"/>
+                  </w:pPr>
+                  <w:r>
+                    <w:rPr>
+                      <w:b w:val="0"/>
+                      <w:i w:val="0"/>
+                      <w:color w:val="1F1F1F"/>
+                      <w:sz w:val="16"/>
+                    </w:rPr>
+                    <w:t>Supporting a cleaner</w:t>
+                  </w:r>
+                </w:p>
+                <w:p>
+                  <w:pPr>
+                    <w:spacing w:before="0" w:after="0"/>
+                    <w:jc w:val="center"/>
+                  </w:pPr>
+                  <w:r>
+                    <w:rPr>
+                      <w:b w:val="0"/>
+                      <w:i w:val="0"/>
+                      <w:color w:val="1F1F1F"/>
+                      <w:sz w:val="16"/>
+                    </w:rPr>
+                    <w:t>and healthier future</w:t>
+                  </w:r>
+                </w:p>
+              </w:tc>
+            </w:tr>
+          </w:tbl>
+          <w:p/>
         </w:tc>
       </w:tr>
     </w:tbl>
@@ -618,7 +642,7 @@
         <w:tblLayout w:type="fixed"/>
       </w:tblPr>
       <w:tblGrid>
-        <w:gridCol w:w="12020"/>
+        <w:gridCol w:w="11907"/>
       </w:tblGrid>
       <w:tr>
         <w:tc>
@@ -645,7 +669,7 @@
             <w:tr>
               <w:tc>
                 <w:tcPr>
-                  <w:tcW w:type="dxa" w:w="3061"/>
+                  <w:tcW w:type="dxa" w:w="2948"/>
                   <w:tcMar>
                     <w:top w:w="96" w:type="dxa"/>
                     <w:bottom w:w="96" w:type="dxa"/>
@@ -700,7 +724,7 @@
             <w:tr>
               <w:tc>
                 <w:tcPr>
-                  <w:tcW w:type="dxa" w:w="3061"/>
+                  <w:tcW w:type="dxa" w:w="2948"/>
                   <w:tcMar>
                     <w:top w:w="96" w:type="dxa"/>
                     <w:bottom w:w="96" w:type="dxa"/>
@@ -755,7 +779,7 @@
             <w:tr>
               <w:tc>
                 <w:tcPr>
-                  <w:tcW w:type="dxa" w:w="3061"/>
+                  <w:tcW w:type="dxa" w:w="2948"/>
                   <w:tcMar>
                     <w:top w:w="96" w:type="dxa"/>
                     <w:bottom w:w="96" w:type="dxa"/>
@@ -810,7 +834,7 @@
             <w:tr>
               <w:tc>
                 <w:tcPr>
-                  <w:tcW w:type="dxa" w:w="3061"/>
+                  <w:tcW w:type="dxa" w:w="2948"/>
                   <w:tcMar>
                     <w:top w:w="96" w:type="dxa"/>
                     <w:bottom w:w="96" w:type="dxa"/>
@@ -865,7 +889,7 @@
             <w:tr>
               <w:tc>
                 <w:tcPr>
-                  <w:tcW w:type="dxa" w:w="3061"/>
+                  <w:tcW w:type="dxa" w:w="2948"/>
                   <w:tcMar>
                     <w:top w:w="96" w:type="dxa"/>
                     <w:bottom w:w="96" w:type="dxa"/>
@@ -936,7 +960,7 @@
         <w:tblLayout w:type="fixed"/>
       </w:tblPr>
       <w:tblGrid>
-        <w:gridCol w:w="12020"/>
+        <w:gridCol w:w="11907"/>
       </w:tblGrid>
       <w:tr>
         <w:tc>
@@ -1041,7 +1065,7 @@
         <w:tblLayout w:type="fixed"/>
       </w:tblPr>
       <w:tblGrid>
-        <w:gridCol w:w="12020"/>
+        <w:gridCol w:w="11907"/>
       </w:tblGrid>
       <w:tr>
         <w:tc>

--- a/backend/report/master_template.docx
+++ b/backend/report/master_template.docx
@@ -2926,6 +2926,83 @@
     </w:p>
     <w:p>
       <w:pPr>
+        <w:spacing w:after="80"/>
+        <w:jc w:val="left"/>
+      </w:pPr>
+    </w:p>
+    <w:p>
+      <w:pPr>
+        <w:spacing w:after="40"/>
+        <w:jc w:val="left"/>
+      </w:pPr>
+      <w:r>
+        <w:rPr>
+          <w:b/>
+          <w:i w:val="0"/>
+          <w:color w:val="0F3D6E"/>
+          <w:sz w:val="22"/>
+        </w:rPr>
+        <w:t>Key finding</w:t>
+      </w:r>
+    </w:p>
+    <w:p>
+      <w:pPr>
+        <w:spacing w:after="160"/>
+        <w:jc w:val="both"/>
+      </w:pPr>
+      <w:r>
+        <w:rPr>
+          <w:b w:val="0"/>
+          <w:i w:val="0"/>
+          <w:sz w:val="22"/>
+        </w:rPr>
+        <w:t>{{ headline_finding }}</w:t>
+      </w:r>
+    </w:p>
+    <w:p>
+      <w:pPr>
+        <w:spacing w:after="0"/>
+        <w:jc w:val="left"/>
+      </w:pPr>
+      <w:r>
+        <w:rPr>
+          <w:b w:val="0"/>
+          <w:i w:val="0"/>
+          <w:sz w:val="2"/>
+        </w:rPr>
+        <w:t>{%p if site_geometry_text %}</w:t>
+      </w:r>
+    </w:p>
+    <w:p>
+      <w:pPr>
+        <w:spacing w:after="160"/>
+        <w:jc w:val="both"/>
+      </w:pPr>
+      <w:r>
+        <w:rPr>
+          <w:b w:val="0"/>
+          <w:i w:val="0"/>
+          <w:sz w:val="22"/>
+        </w:rPr>
+        <w:t>{{ site_geometry_text }}</w:t>
+      </w:r>
+    </w:p>
+    <w:p>
+      <w:pPr>
+        <w:spacing w:after="0"/>
+        <w:jc w:val="left"/>
+      </w:pPr>
+      <w:r>
+        <w:rPr>
+          <w:b w:val="0"/>
+          <w:i w:val="0"/>
+          <w:sz w:val="2"/>
+        </w:rPr>
+        <w:t>{%p endif %}</w:t>
+      </w:r>
+    </w:p>
+    <w:p>
+      <w:pPr>
         <w:pStyle w:val="Caption"/>
         <w:jc w:val="left"/>
       </w:pPr>
@@ -5749,6 +5826,443 @@
           <w:i w:val="0"/>
           <w:sz w:val="22"/>
         </w:rPr>
+        <w:t>Table 6 summarises the compliance status of every monitored pollutant against the applicable NCEC 2020 limits. Detailed results for each pollutant follow in the sections below.</w:t>
+      </w:r>
+    </w:p>
+    <w:p>
+      <w:pPr>
+        <w:pStyle w:val="Caption"/>
+        <w:jc w:val="left"/>
+      </w:pPr>
+      <w:r>
+        <w:rPr>
+          <w:b/>
+          <w:i w:val="0"/>
+          <w:color w:val="0F3D6E"/>
+          <w:sz w:val="20"/>
+        </w:rPr>
+        <w:t xml:space="preserve">Table </w:t>
+      </w:r>
+      <w:r>
+        <w:rPr>
+          <w:b/>
+          <w:i w:val="0"/>
+          <w:color w:val="0F3D6E"/>
+          <w:sz w:val="20"/>
+        </w:rPr>
+        <w:fldChar w:fldCharType="begin"/>
+        <w:instrText xml:space="preserve"> SEQ Table \* ARABIC </w:instrText>
+        <w:fldChar w:fldCharType="separate"/>
+        <w:t> </w:t>
+        <w:fldChar w:fldCharType="end"/>
+      </w:r>
+      <w:r>
+        <w:rPr>
+          <w:b/>
+          <w:color w:val="1F1F1F"/>
+          <w:sz w:val="20"/>
+        </w:rPr>
+        <w:t>: Compliance Summary against NCEC 2020 Standards</w:t>
+      </w:r>
+    </w:p>
+    <w:tbl>
+      <w:tblPr>
+        <w:tblStyle w:val="TableGrid"/>
+        <w:tblW w:type="auto" w:w="0"/>
+        <w:tblLook w:firstColumn="1" w:firstRow="1" w:lastColumn="0" w:lastRow="0" w:noHBand="0" w:noVBand="1" w:val="04A0"/>
+      </w:tblPr>
+      <w:tblGrid>
+        <w:gridCol w:w="1569"/>
+        <w:gridCol w:w="1569"/>
+        <w:gridCol w:w="1569"/>
+        <w:gridCol w:w="1569"/>
+        <w:gridCol w:w="1569"/>
+        <w:gridCol w:w="1569"/>
+      </w:tblGrid>
+      <w:tr>
+        <w:tc>
+          <w:tcPr>
+            <w:tcW w:type="dxa" w:w="1569"/>
+            <w:shd w:val="clear" w:fill="0F3D6E"/>
+          </w:tcPr>
+          <w:p>
+            <w:pPr>
+              <w:jc w:val="center"/>
+            </w:pPr>
+            <w:r>
+              <w:rPr>
+                <w:color w:val="FFFFFF"/>
+              </w:rPr>
+            </w:r>
+            <w:r>
+              <w:rPr>
+                <w:b/>
+                <w:i w:val="0"/>
+                <w:color w:val="FFFFFF"/>
+                <w:sz w:val="17"/>
+              </w:rPr>
+              <w:t>POLLUTANT</w:t>
+            </w:r>
+          </w:p>
+        </w:tc>
+        <w:tc>
+          <w:tcPr>
+            <w:tcW w:type="dxa" w:w="1569"/>
+            <w:shd w:val="clear" w:fill="0F3D6E"/>
+          </w:tcPr>
+          <w:p>
+            <w:pPr>
+              <w:jc w:val="center"/>
+            </w:pPr>
+            <w:r>
+              <w:rPr>
+                <w:color w:val="FFFFFF"/>
+              </w:rPr>
+            </w:r>
+            <w:r>
+              <w:rPr>
+                <w:b/>
+                <w:i w:val="0"/>
+                <w:color w:val="FFFFFF"/>
+                <w:sz w:val="17"/>
+              </w:rPr>
+              <w:t>AVERAGING PERIOD</w:t>
+            </w:r>
+          </w:p>
+        </w:tc>
+        <w:tc>
+          <w:tcPr>
+            <w:tcW w:type="dxa" w:w="1569"/>
+            <w:shd w:val="clear" w:fill="0F3D6E"/>
+          </w:tcPr>
+          <w:p>
+            <w:pPr>
+              <w:jc w:val="center"/>
+            </w:pPr>
+            <w:r>
+              <w:rPr>
+                <w:color w:val="FFFFFF"/>
+              </w:rPr>
+            </w:r>
+            <w:r>
+              <w:rPr>
+                <w:b/>
+                <w:i w:val="0"/>
+                <w:color w:val="FFFFFF"/>
+                <w:sz w:val="17"/>
+              </w:rPr>
+              <w:t>MEASURED µg/m³</w:t>
+            </w:r>
+          </w:p>
+        </w:tc>
+        <w:tc>
+          <w:tcPr>
+            <w:tcW w:type="dxa" w:w="1569"/>
+            <w:shd w:val="clear" w:fill="0F3D6E"/>
+          </w:tcPr>
+          <w:p>
+            <w:pPr>
+              <w:jc w:val="center"/>
+            </w:pPr>
+            <w:r>
+              <w:rPr>
+                <w:color w:val="FFFFFF"/>
+              </w:rPr>
+            </w:r>
+            <w:r>
+              <w:rPr>
+                <w:b/>
+                <w:i w:val="0"/>
+                <w:color w:val="FFFFFF"/>
+                <w:sz w:val="17"/>
+              </w:rPr>
+              <w:t>NCEC LIMIT µg/m³</w:t>
+            </w:r>
+          </w:p>
+        </w:tc>
+        <w:tc>
+          <w:tcPr>
+            <w:tcW w:type="dxa" w:w="1569"/>
+            <w:shd w:val="clear" w:fill="0F3D6E"/>
+          </w:tcPr>
+          <w:p>
+            <w:pPr>
+              <w:jc w:val="center"/>
+            </w:pPr>
+            <w:r>
+              <w:rPr>
+                <w:color w:val="FFFFFF"/>
+              </w:rPr>
+            </w:r>
+            <w:r>
+              <w:rPr>
+                <w:b/>
+                <w:i w:val="0"/>
+                <w:color w:val="FFFFFF"/>
+                <w:sz w:val="17"/>
+              </w:rPr>
+              <w:t>% OF LIMIT</w:t>
+            </w:r>
+          </w:p>
+        </w:tc>
+        <w:tc>
+          <w:tcPr>
+            <w:tcW w:type="dxa" w:w="1569"/>
+            <w:shd w:val="clear" w:fill="0F3D6E"/>
+          </w:tcPr>
+          <w:p>
+            <w:pPr>
+              <w:jc w:val="center"/>
+            </w:pPr>
+            <w:r>
+              <w:rPr>
+                <w:color w:val="FFFFFF"/>
+              </w:rPr>
+            </w:r>
+            <w:r>
+              <w:rPr>
+                <w:b/>
+                <w:i w:val="0"/>
+                <w:color w:val="FFFFFF"/>
+                <w:sz w:val="17"/>
+              </w:rPr>
+              <w:t>STATUS</w:t>
+            </w:r>
+          </w:p>
+        </w:tc>
+      </w:tr>
+      <w:tr>
+        <w:tc>
+          <w:tcPr>
+            <w:tcW w:type="dxa" w:w="1569"/>
+          </w:tcPr>
+          <w:p>
+            <w:r>
+              <w:t>{%tr for r in compliance_rows %}</w:t>
+            </w:r>
+          </w:p>
+        </w:tc>
+        <w:tc>
+          <w:tcPr>
+            <w:tcW w:type="dxa" w:w="1569"/>
+          </w:tcPr>
+          <w:p/>
+        </w:tc>
+        <w:tc>
+          <w:tcPr>
+            <w:tcW w:type="dxa" w:w="1569"/>
+          </w:tcPr>
+          <w:p/>
+        </w:tc>
+        <w:tc>
+          <w:tcPr>
+            <w:tcW w:type="dxa" w:w="1569"/>
+          </w:tcPr>
+          <w:p/>
+        </w:tc>
+        <w:tc>
+          <w:tcPr>
+            <w:tcW w:type="dxa" w:w="1569"/>
+          </w:tcPr>
+          <w:p/>
+        </w:tc>
+        <w:tc>
+          <w:tcPr>
+            <w:tcW w:type="dxa" w:w="1569"/>
+          </w:tcPr>
+          <w:p/>
+        </w:tc>
+      </w:tr>
+      <w:tr>
+        <w:tc>
+          <w:tcPr>
+            <w:tcW w:type="dxa" w:w="1569"/>
+          </w:tcPr>
+          <w:p>
+            <w:pPr>
+              <w:jc w:val="left"/>
+            </w:pPr>
+            <w:r/>
+            <w:r>
+              <w:rPr>
+                <w:b w:val="0"/>
+                <w:i w:val="0"/>
+                <w:sz w:val="18"/>
+              </w:rPr>
+              <w:t>{{ r.pollutant }}</w:t>
+            </w:r>
+          </w:p>
+        </w:tc>
+        <w:tc>
+          <w:tcPr>
+            <w:tcW w:type="dxa" w:w="1569"/>
+          </w:tcPr>
+          <w:p>
+            <w:pPr>
+              <w:jc w:val="center"/>
+            </w:pPr>
+            <w:r/>
+            <w:r>
+              <w:rPr>
+                <w:b w:val="0"/>
+                <w:i w:val="0"/>
+                <w:sz w:val="18"/>
+              </w:rPr>
+              <w:t>{{ r.period }}</w:t>
+            </w:r>
+          </w:p>
+        </w:tc>
+        <w:tc>
+          <w:tcPr>
+            <w:tcW w:type="dxa" w:w="1569"/>
+          </w:tcPr>
+          <w:p>
+            <w:pPr>
+              <w:jc w:val="center"/>
+            </w:pPr>
+            <w:r/>
+            <w:r>
+              <w:rPr>
+                <w:b w:val="0"/>
+                <w:i w:val="0"/>
+                <w:sz w:val="18"/>
+              </w:rPr>
+              <w:t>{{ r.measured }}</w:t>
+            </w:r>
+          </w:p>
+        </w:tc>
+        <w:tc>
+          <w:tcPr>
+            <w:tcW w:type="dxa" w:w="1569"/>
+          </w:tcPr>
+          <w:p>
+            <w:pPr>
+              <w:jc w:val="center"/>
+            </w:pPr>
+            <w:r/>
+            <w:r>
+              <w:rPr>
+                <w:b w:val="0"/>
+                <w:i w:val="0"/>
+                <w:sz w:val="18"/>
+              </w:rPr>
+              <w:t>{{ r.limit }}</w:t>
+            </w:r>
+          </w:p>
+        </w:tc>
+        <w:tc>
+          <w:tcPr>
+            <w:tcW w:type="dxa" w:w="1569"/>
+          </w:tcPr>
+          <w:p>
+            <w:pPr>
+              <w:jc w:val="center"/>
+            </w:pPr>
+            <w:r/>
+            <w:r>
+              <w:rPr>
+                <w:b w:val="0"/>
+                <w:i w:val="0"/>
+                <w:sz w:val="18"/>
+              </w:rPr>
+              <w:t>{{ r.pct_of_limit }}</w:t>
+            </w:r>
+          </w:p>
+        </w:tc>
+        <w:tc>
+          <w:tcPr>
+            <w:tcW w:type="dxa" w:w="1569"/>
+          </w:tcPr>
+          <w:p>
+            <w:pPr>
+              <w:jc w:val="center"/>
+            </w:pPr>
+            <w:r/>
+            <w:r>
+              <w:rPr>
+                <w:b w:val="0"/>
+                <w:i w:val="0"/>
+                <w:sz w:val="18"/>
+              </w:rPr>
+              <w:t>{{ r.verdict }}</w:t>
+            </w:r>
+          </w:p>
+        </w:tc>
+      </w:tr>
+      <w:tr>
+        <w:tc>
+          <w:tcPr>
+            <w:tcW w:type="dxa" w:w="1569"/>
+          </w:tcPr>
+          <w:p>
+            <w:r>
+              <w:t>{%tr endfor %}</w:t>
+            </w:r>
+          </w:p>
+        </w:tc>
+        <w:tc>
+          <w:tcPr>
+            <w:tcW w:type="dxa" w:w="1569"/>
+          </w:tcPr>
+          <w:p/>
+        </w:tc>
+        <w:tc>
+          <w:tcPr>
+            <w:tcW w:type="dxa" w:w="1569"/>
+          </w:tcPr>
+          <w:p/>
+        </w:tc>
+        <w:tc>
+          <w:tcPr>
+            <w:tcW w:type="dxa" w:w="1569"/>
+          </w:tcPr>
+          <w:p/>
+        </w:tc>
+        <w:tc>
+          <w:tcPr>
+            <w:tcW w:type="dxa" w:w="1569"/>
+          </w:tcPr>
+          <w:p/>
+        </w:tc>
+        <w:tc>
+          <w:tcPr>
+            <w:tcW w:type="dxa" w:w="1569"/>
+          </w:tcPr>
+          <w:p/>
+        </w:tc>
+      </w:tr>
+    </w:tbl>
+    <w:p>
+      <w:pPr>
+        <w:spacing w:after="120"/>
+        <w:jc w:val="left"/>
+      </w:pPr>
+      <w:r>
+        <w:rPr>
+          <w:b w:val="0"/>
+          <w:i/>
+          <w:sz w:val="18"/>
+        </w:rPr>
+        <w:t>Measured values are the maximum recorded for each averaging period. N/R* denotes a parameter for which data capture did not meet the 75% requirement.</w:t>
+      </w:r>
+    </w:p>
+    <w:p>
+      <w:pPr>
+        <w:spacing w:after="120"/>
+        <w:jc w:val="left"/>
+      </w:pPr>
+    </w:p>
+    <w:p>
+      <w:pPr>
+        <w:spacing w:after="120"/>
+        <w:jc w:val="both"/>
+      </w:pPr>
+      <w:r>
+        <w:rPr>
+          <w:b w:val="0"/>
+          <w:i w:val="0"/>
+          <w:sz w:val="22"/>
+        </w:rPr>
         <w:t>Tables 6 to 13 compare monitoring results for AAQMS for the period of {{ monitoring_window_text }} on the site. The results are explained as follows:</w:t>
       </w:r>
     </w:p>
@@ -12321,6 +12835,107 @@
           <w:sz w:val="22"/>
         </w:rPr>
         <w:t>The prevailing wind direction at the site was {{ met.prevailing }}.</w:t>
+      </w:r>
+    </w:p>
+    <w:p>
+      <w:pPr>
+        <w:pStyle w:val="Heading1"/>
+      </w:pPr>
+      <w:r>
+        <w:rPr>
+          <w:color w:val="1F1F1F"/>
+        </w:rPr>
+        <w:t>7. Recommendations</w:t>
+      </w:r>
+    </w:p>
+    <w:p>
+      <w:pPr>
+        <w:spacing w:after="120"/>
+        <w:jc w:val="both"/>
+      </w:pPr>
+      <w:r>
+        <w:rPr>
+          <w:b w:val="0"/>
+          <w:i w:val="0"/>
+          <w:sz w:val="22"/>
+        </w:rPr>
+        <w:t>The following recommendations arise from the results of this survey.</w:t>
+      </w:r>
+    </w:p>
+    <w:p>
+      <w:pPr/>
+      <w:r>
+        <w:t>{%p for r in recommendations %}</w:t>
+      </w:r>
+    </w:p>
+    <w:p>
+      <w:pPr>
+        <w:pStyle w:val="ListBullet"/>
+      </w:pPr>
+      <w:r>
+        <w:t>{{ r }}</w:t>
+      </w:r>
+    </w:p>
+    <w:p>
+      <w:pPr/>
+      <w:r>
+        <w:t>{%p endfor %}</w:t>
+      </w:r>
+    </w:p>
+    <w:p>
+      <w:pPr>
+        <w:pStyle w:val="Heading1"/>
+      </w:pPr>
+      <w:r>
+        <w:rPr>
+          <w:color w:val="1F1F1F"/>
+        </w:rPr>
+        <w:t>8. Measurement Uncertainty</w:t>
+      </w:r>
+    </w:p>
+    <w:p>
+      <w:pPr>
+        <w:spacing w:after="120"/>
+        <w:jc w:val="both"/>
+      </w:pPr>
+      <w:r>
+        <w:rPr>
+          <w:b w:val="0"/>
+          <w:i w:val="0"/>
+          <w:sz w:val="22"/>
+        </w:rPr>
+        <w:t>{{ uncertainty_text }}</w:t>
+      </w:r>
+    </w:p>
+    <w:p>
+      <w:pPr>
+        <w:pStyle w:val="Heading1"/>
+      </w:pPr>
+      <w:r>
+        <w:rPr>
+          <w:color w:val="1F1F1F"/>
+        </w:rPr>
+        <w:t>9. Limitations</w:t>
+      </w:r>
+    </w:p>
+    <w:p>
+      <w:pPr/>
+      <w:r>
+        <w:t>{%p for l in limitations %}</w:t>
+      </w:r>
+    </w:p>
+    <w:p>
+      <w:pPr>
+        <w:pStyle w:val="ListBullet"/>
+      </w:pPr>
+      <w:r>
+        <w:t>{{ l }}</w:t>
+      </w:r>
+    </w:p>
+    <w:p>
+      <w:pPr/>
+      <w:r>
+        <w:t>{%p endfor %}</w:t>
       </w:r>
     </w:p>
     <w:p>

--- a/backend/report/master_template.docx
+++ b/backend/report/master_template.docx
@@ -24,8 +24,8 @@
           <w:tcPr>
             <w:tcW w:type="dxa" w:w="6520"/>
             <w:tcMar>
-              <w:top w:w="481" w:type="dxa"/>
-              <w:bottom w:w="340" w:type="dxa"/>
+              <w:top w:w="311" w:type="dxa"/>
+              <w:bottom w:w="226" w:type="dxa"/>
               <w:left w:w="850" w:type="dxa"/>
               <w:right w:w="113" w:type="dxa"/>
             </w:tcMar>
@@ -71,8 +71,8 @@
           <w:tcPr>
             <w:tcW w:type="dxa" w:w="5386"/>
             <w:tcMar>
-              <w:top w:w="481" w:type="dxa"/>
-              <w:bottom w:w="340" w:type="dxa"/>
+              <w:top w:w="311" w:type="dxa"/>
+              <w:bottom w:w="226" w:type="dxa"/>
               <w:left w:w="113" w:type="dxa"/>
               <w:right w:w="850" w:type="dxa"/>
             </w:tcMar>
@@ -196,8 +196,8 @@
                 <w:tcPr>
                   <w:tcW w:type="dxa" w:w="2608"/>
                   <w:tcMar>
-                    <w:top w:w="226" w:type="dxa"/>
-                    <w:bottom w:w="56" w:type="dxa"/>
+                    <w:top w:w="158" w:type="dxa"/>
+                    <w:bottom w:w="34" w:type="dxa"/>
                     <w:left w:w="85" w:type="dxa"/>
                     <w:right w:w="85" w:type="dxa"/>
                   </w:tcMar>
@@ -210,7 +210,7 @@
                   <w:r>
                     <w:drawing>
                       <wp:inline xmlns:a="http://schemas.openxmlformats.org/drawingml/2006/main" xmlns:pic="http://schemas.openxmlformats.org/drawingml/2006/picture">
-                        <wp:extent cx="378000" cy="378000"/>
+                        <wp:extent cx="324000" cy="324000"/>
                         <wp:docPr id="3" name="Picture 3"/>
                         <wp:cNvGraphicFramePr>
                           <a:graphicFrameLocks noChangeAspect="1"/>
@@ -231,7 +231,7 @@
                               <pic:spPr>
                                 <a:xfrm>
                                   <a:off x="0" y="0"/>
-                                  <a:ext cx="378000" cy="378000"/>
+                                  <a:ext cx="324000" cy="324000"/>
                                 </a:xfrm>
                                 <a:prstGeom prst="rect"/>
                               </pic:spPr>
@@ -247,8 +247,8 @@
                 <w:tcPr>
                   <w:tcW w:type="dxa" w:w="2608"/>
                   <w:tcMar>
-                    <w:top w:w="226" w:type="dxa"/>
-                    <w:bottom w:w="56" w:type="dxa"/>
+                    <w:top w:w="158" w:type="dxa"/>
+                    <w:bottom w:w="34" w:type="dxa"/>
                     <w:left w:w="85" w:type="dxa"/>
                     <w:right w:w="85" w:type="dxa"/>
                   </w:tcMar>
@@ -261,7 +261,7 @@
                   <w:r>
                     <w:drawing>
                       <wp:inline xmlns:a="http://schemas.openxmlformats.org/drawingml/2006/main" xmlns:pic="http://schemas.openxmlformats.org/drawingml/2006/picture">
-                        <wp:extent cx="378000" cy="378000"/>
+                        <wp:extent cx="324000" cy="324000"/>
                         <wp:docPr id="4" name="Picture 4"/>
                         <wp:cNvGraphicFramePr>
                           <a:graphicFrameLocks noChangeAspect="1"/>
@@ -282,7 +282,7 @@
                               <pic:spPr>
                                 <a:xfrm>
                                   <a:off x="0" y="0"/>
-                                  <a:ext cx="378000" cy="378000"/>
+                                  <a:ext cx="324000" cy="324000"/>
                                 </a:xfrm>
                                 <a:prstGeom prst="rect"/>
                               </pic:spPr>
@@ -298,8 +298,8 @@
                 <w:tcPr>
                   <w:tcW w:type="dxa" w:w="2608"/>
                   <w:tcMar>
-                    <w:top w:w="226" w:type="dxa"/>
-                    <w:bottom w:w="56" w:type="dxa"/>
+                    <w:top w:w="158" w:type="dxa"/>
+                    <w:bottom w:w="34" w:type="dxa"/>
                     <w:left w:w="85" w:type="dxa"/>
                     <w:right w:w="85" w:type="dxa"/>
                   </w:tcMar>
@@ -312,7 +312,7 @@
                   <w:r>
                     <w:drawing>
                       <wp:inline xmlns:a="http://schemas.openxmlformats.org/drawingml/2006/main" xmlns:pic="http://schemas.openxmlformats.org/drawingml/2006/picture">
-                        <wp:extent cx="378000" cy="378000"/>
+                        <wp:extent cx="324000" cy="324000"/>
                         <wp:docPr id="5" name="Picture 5"/>
                         <wp:cNvGraphicFramePr>
                           <a:graphicFrameLocks noChangeAspect="1"/>
@@ -333,7 +333,7 @@
                               <pic:spPr>
                                 <a:xfrm>
                                   <a:off x="0" y="0"/>
-                                  <a:ext cx="378000" cy="378000"/>
+                                  <a:ext cx="324000" cy="324000"/>
                                 </a:xfrm>
                                 <a:prstGeom prst="rect"/>
                               </pic:spPr>
@@ -349,8 +349,8 @@
                 <w:tcPr>
                   <w:tcW w:type="dxa" w:w="2608"/>
                   <w:tcMar>
-                    <w:top w:w="226" w:type="dxa"/>
-                    <w:bottom w:w="56" w:type="dxa"/>
+                    <w:top w:w="158" w:type="dxa"/>
+                    <w:bottom w:w="34" w:type="dxa"/>
                     <w:left w:w="85" w:type="dxa"/>
                     <w:right w:w="85" w:type="dxa"/>
                   </w:tcMar>
@@ -363,7 +363,7 @@
                   <w:r>
                     <w:drawing>
                       <wp:inline xmlns:a="http://schemas.openxmlformats.org/drawingml/2006/main" xmlns:pic="http://schemas.openxmlformats.org/drawingml/2006/picture">
-                        <wp:extent cx="378000" cy="378000"/>
+                        <wp:extent cx="324000" cy="324000"/>
                         <wp:docPr id="6" name="Picture 6"/>
                         <wp:cNvGraphicFramePr>
                           <a:graphicFrameLocks noChangeAspect="1"/>
@@ -384,7 +384,7 @@
                               <pic:spPr>
                                 <a:xfrm>
                                   <a:off x="0" y="0"/>
-                                  <a:ext cx="378000" cy="378000"/>
+                                  <a:ext cx="324000" cy="324000"/>
                                 </a:xfrm>
                                 <a:prstGeom prst="rect"/>
                               </pic:spPr>
@@ -403,7 +403,7 @@
                   <w:tcW w:type="dxa" w:w="2608"/>
                   <w:tcMar>
                     <w:top w:w="0" w:type="dxa"/>
-                    <w:bottom w:w="226" w:type="dxa"/>
+                    <w:bottom w:w="147" w:type="dxa"/>
                     <w:left w:w="85" w:type="dxa"/>
                     <w:right w:w="85" w:type="dxa"/>
                   </w:tcMar>
@@ -459,7 +459,7 @@
                   <w:tcW w:type="dxa" w:w="2608"/>
                   <w:tcMar>
                     <w:top w:w="0" w:type="dxa"/>
-                    <w:bottom w:w="226" w:type="dxa"/>
+                    <w:bottom w:w="147" w:type="dxa"/>
                     <w:left w:w="85" w:type="dxa"/>
                     <w:right w:w="85" w:type="dxa"/>
                   </w:tcMar>
@@ -515,7 +515,7 @@
                   <w:tcW w:type="dxa" w:w="2608"/>
                   <w:tcMar>
                     <w:top w:w="0" w:type="dxa"/>
-                    <w:bottom w:w="226" w:type="dxa"/>
+                    <w:bottom w:w="147" w:type="dxa"/>
                     <w:left w:w="85" w:type="dxa"/>
                     <w:right w:w="85" w:type="dxa"/>
                   </w:tcMar>
@@ -571,7 +571,7 @@
                   <w:tcW w:type="dxa" w:w="2608"/>
                   <w:tcMar>
                     <w:top w:w="0" w:type="dxa"/>
-                    <w:bottom w:w="226" w:type="dxa"/>
+                    <w:bottom w:w="147" w:type="dxa"/>
                     <w:left w:w="85" w:type="dxa"/>
                     <w:right w:w="85" w:type="dxa"/>
                   </w:tcMar>
@@ -649,8 +649,8 @@
           <w:tcPr>
             <w:tcW w:type="dxa" w:w="9026"/>
             <w:tcMar>
-              <w:top w:w="198" w:type="dxa"/>
-              <w:bottom w:w="198" w:type="dxa"/>
+              <w:top w:w="124" w:type="dxa"/>
+              <w:bottom w:w="124" w:type="dxa"/>
               <w:left w:w="850" w:type="dxa"/>
               <w:right w:w="850" w:type="dxa"/>
             </w:tcMar>
@@ -685,8 +685,8 @@
                 <w:tcPr>
                   <w:tcW w:type="dxa" w:w="2948"/>
                   <w:tcMar>
-                    <w:top w:w="96" w:type="dxa"/>
-                    <w:bottom w:w="96" w:type="dxa"/>
+                    <w:top w:w="68" w:type="dxa"/>
+                    <w:bottom w:w="68" w:type="dxa"/>
                     <w:left w:w="226" w:type="dxa"/>
                     <w:right w:w="113" w:type="dxa"/>
                   </w:tcMar>
@@ -712,8 +712,8 @@
                 <w:tcPr>
                   <w:tcW w:type="dxa" w:w="7257"/>
                   <w:tcMar>
-                    <w:top w:w="96" w:type="dxa"/>
-                    <w:bottom w:w="96" w:type="dxa"/>
+                    <w:top w:w="68" w:type="dxa"/>
+                    <w:bottom w:w="68" w:type="dxa"/>
                     <w:left w:w="255" w:type="dxa"/>
                     <w:right w:w="226" w:type="dxa"/>
                   </w:tcMar>
@@ -740,8 +740,8 @@
                 <w:tcPr>
                   <w:tcW w:type="dxa" w:w="2948"/>
                   <w:tcMar>
-                    <w:top w:w="96" w:type="dxa"/>
-                    <w:bottom w:w="96" w:type="dxa"/>
+                    <w:top w:w="68" w:type="dxa"/>
+                    <w:bottom w:w="68" w:type="dxa"/>
                     <w:left w:w="226" w:type="dxa"/>
                     <w:right w:w="113" w:type="dxa"/>
                   </w:tcMar>
@@ -767,8 +767,8 @@
                 <w:tcPr>
                   <w:tcW w:type="dxa" w:w="7257"/>
                   <w:tcMar>
-                    <w:top w:w="96" w:type="dxa"/>
-                    <w:bottom w:w="96" w:type="dxa"/>
+                    <w:top w:w="68" w:type="dxa"/>
+                    <w:bottom w:w="68" w:type="dxa"/>
                     <w:left w:w="255" w:type="dxa"/>
                     <w:right w:w="226" w:type="dxa"/>
                   </w:tcMar>
@@ -795,8 +795,8 @@
                 <w:tcPr>
                   <w:tcW w:type="dxa" w:w="2948"/>
                   <w:tcMar>
-                    <w:top w:w="96" w:type="dxa"/>
-                    <w:bottom w:w="96" w:type="dxa"/>
+                    <w:top w:w="68" w:type="dxa"/>
+                    <w:bottom w:w="68" w:type="dxa"/>
                     <w:left w:w="226" w:type="dxa"/>
                     <w:right w:w="113" w:type="dxa"/>
                   </w:tcMar>
@@ -822,8 +822,8 @@
                 <w:tcPr>
                   <w:tcW w:type="dxa" w:w="7257"/>
                   <w:tcMar>
-                    <w:top w:w="96" w:type="dxa"/>
-                    <w:bottom w:w="96" w:type="dxa"/>
+                    <w:top w:w="68" w:type="dxa"/>
+                    <w:bottom w:w="68" w:type="dxa"/>
                     <w:left w:w="255" w:type="dxa"/>
                     <w:right w:w="226" w:type="dxa"/>
                   </w:tcMar>
@@ -850,8 +850,8 @@
                 <w:tcPr>
                   <w:tcW w:type="dxa" w:w="2948"/>
                   <w:tcMar>
-                    <w:top w:w="96" w:type="dxa"/>
-                    <w:bottom w:w="96" w:type="dxa"/>
+                    <w:top w:w="68" w:type="dxa"/>
+                    <w:bottom w:w="68" w:type="dxa"/>
                     <w:left w:w="226" w:type="dxa"/>
                     <w:right w:w="113" w:type="dxa"/>
                   </w:tcMar>
@@ -877,8 +877,8 @@
                 <w:tcPr>
                   <w:tcW w:type="dxa" w:w="7257"/>
                   <w:tcMar>
-                    <w:top w:w="96" w:type="dxa"/>
-                    <w:bottom w:w="96" w:type="dxa"/>
+                    <w:top w:w="68" w:type="dxa"/>
+                    <w:bottom w:w="68" w:type="dxa"/>
                     <w:left w:w="255" w:type="dxa"/>
                     <w:right w:w="226" w:type="dxa"/>
                   </w:tcMar>
@@ -905,8 +905,8 @@
                 <w:tcPr>
                   <w:tcW w:type="dxa" w:w="2948"/>
                   <w:tcMar>
-                    <w:top w:w="96" w:type="dxa"/>
-                    <w:bottom w:w="96" w:type="dxa"/>
+                    <w:top w:w="68" w:type="dxa"/>
+                    <w:bottom w:w="68" w:type="dxa"/>
                     <w:left w:w="226" w:type="dxa"/>
                     <w:right w:w="113" w:type="dxa"/>
                   </w:tcMar>
@@ -932,8 +932,8 @@
                 <w:tcPr>
                   <w:tcW w:type="dxa" w:w="7257"/>
                   <w:tcMar>
-                    <w:top w:w="96" w:type="dxa"/>
-                    <w:bottom w:w="96" w:type="dxa"/>
+                    <w:top w:w="68" w:type="dxa"/>
+                    <w:bottom w:w="68" w:type="dxa"/>
                     <w:left w:w="255" w:type="dxa"/>
                     <w:right w:w="226" w:type="dxa"/>
                   </w:tcMar>
@@ -981,8 +981,8 @@
           <w:tcPr>
             <w:tcW w:type="dxa" w:w="9026"/>
             <w:tcMar>
-              <w:top w:w="396" w:type="dxa"/>
-              <w:bottom w:w="340" w:type="dxa"/>
+              <w:top w:w="255" w:type="dxa"/>
+              <w:bottom w:w="198" w:type="dxa"/>
               <w:left w:w="850" w:type="dxa"/>
               <w:right w:w="850" w:type="dxa"/>
             </w:tcMar>
@@ -1012,7 +1012,7 @@
                 <w:b/>
                 <w:i w:val="0"/>
                 <w:color w:val="0F3D6E"/>
-                <w:sz w:val="32"/>
+                <w:sz w:val="30"/>
               </w:rPr>
               <w:t>{{ provider }}</w:t>
             </w:r>
@@ -1087,8 +1087,8 @@
             <w:tcW w:type="dxa" w:w="9026"/>
             <w:shd w:val="clear" w:fill="0F3D6E"/>
             <w:tcMar>
-              <w:top w:w="283" w:type="dxa"/>
-              <w:bottom w:w="283" w:type="dxa"/>
+              <w:top w:w="192" w:type="dxa"/>
+              <w:bottom w:w="192" w:type="dxa"/>
               <w:left w:w="850" w:type="dxa"/>
               <w:right w:w="850" w:type="dxa"/>
             </w:tcMar>
@@ -1875,8 +1875,23 @@
     </w:p>
     <w:tbl>
       <w:tblPr>
+        <w:tblStyle w:val="TableGrid"/>
         <w:tblW w:type="auto" w:w="0"/>
         <w:tblLook w:firstColumn="1" w:firstRow="1" w:lastColumn="0" w:lastRow="0" w:noHBand="0" w:noVBand="1" w:val="04A0"/>
+        <w:tblBorders>
+          <w:top w:val="single" w:sz="4" w:color="D9E1E8"/>
+          <w:left w:val="single" w:sz="4" w:color="D9E1E8"/>
+          <w:bottom w:val="single" w:sz="4" w:color="D9E1E8"/>
+          <w:right w:val="single" w:sz="4" w:color="D9E1E8"/>
+          <w:insideH w:val="single" w:sz="4" w:color="D9E1E8"/>
+          <w:insideV w:val="single" w:sz="4" w:color="D9E1E8"/>
+        </w:tblBorders>
+        <w:tblCellMar>
+          <w:top w:w="56" w:type="dxa"/>
+          <w:bottom w:w="56" w:type="dxa"/>
+          <w:left w:w="90" w:type="dxa"/>
+          <w:right w:w="90" w:type="dxa"/>
+        </w:tblCellMar>
       </w:tblPr>
       <w:tblGrid>
         <w:gridCol w:w="4649"/>
@@ -1886,6 +1901,85 @@
         <w:tc>
           <w:tcPr>
             <w:tcW w:type="dxa" w:w="4649"/>
+            <w:shd w:val="clear" w:fill="0F3D6E"/>
+          </w:tcPr>
+          <w:p>
+            <w:pPr>
+              <w:spacing w:before="40" w:after="40"/>
+              <w:jc w:val="center"/>
+            </w:pPr>
+            <w:r>
+              <w:rPr>
+                <w:b/>
+                <w:color w:val="FFFFFF"/>
+                <w:spacing w:val="8"/>
+              </w:rPr>
+            </w:r>
+            <w:r>
+              <w:rPr>
+                <w:b/>
+                <w:i w:val="0"/>
+                <w:color w:val="FFFFFF"/>
+                <w:sz w:val="18"/>
+                <w:spacing w:val="8"/>
+              </w:rPr>
+              <w:t>ABBREVIATION</w:t>
+            </w:r>
+          </w:p>
+        </w:tc>
+        <w:tc>
+          <w:tcPr>
+            <w:tcW w:type="dxa" w:w="4649"/>
+            <w:shd w:val="clear" w:fill="0F3D6E"/>
+          </w:tcPr>
+          <w:p>
+            <w:pPr>
+              <w:spacing w:before="40" w:after="40"/>
+              <w:jc w:val="left"/>
+            </w:pPr>
+            <w:r>
+              <w:rPr>
+                <w:b/>
+                <w:color w:val="FFFFFF"/>
+                <w:spacing w:val="8"/>
+              </w:rPr>
+            </w:r>
+            <w:r>
+              <w:rPr>
+                <w:b/>
+                <w:i w:val="0"/>
+                <w:color w:val="FFFFFF"/>
+                <w:sz w:val="18"/>
+                <w:spacing w:val="8"/>
+              </w:rPr>
+              <w:t>DEFINITION</w:t>
+            </w:r>
+          </w:p>
+        </w:tc>
+      </w:tr>
+      <w:tr>
+        <w:tc>
+          <w:tcPr>
+            <w:tcW w:type="dxa" w:w="1814"/>
+          </w:tcPr>
+          <w:p>
+            <w:pPr>
+              <w:jc w:val="center"/>
+            </w:pPr>
+            <w:r/>
+            <w:r>
+              <w:rPr>
+                <w:b/>
+                <w:i w:val="0"/>
+                <w:sz w:val="19"/>
+              </w:rPr>
+              <w:t>°C</w:t>
+            </w:r>
+          </w:p>
+        </w:tc>
+        <w:tc>
+          <w:tcPr>
+            <w:tcW w:type="dxa" w:w="7540"/>
           </w:tcPr>
           <w:p>
             <w:pPr>
@@ -1894,17 +1988,40 @@
             <w:r/>
             <w:r>
               <w:rPr>
+                <w:b w:val="0"/>
+                <w:i w:val="0"/>
+                <w:sz w:val="19"/>
+              </w:rPr>
+              <w:t>Degrees Celsius</w:t>
+            </w:r>
+          </w:p>
+        </w:tc>
+      </w:tr>
+      <w:tr>
+        <w:tc>
+          <w:tcPr>
+            <w:tcW w:type="dxa" w:w="1814"/>
+            <w:shd w:val="clear" w:fill="F4F7FA"/>
+          </w:tcPr>
+          <w:p>
+            <w:pPr>
+              <w:jc w:val="center"/>
+            </w:pPr>
+            <w:r/>
+            <w:r>
+              <w:rPr>
                 <w:b/>
                 <w:i w:val="0"/>
-                <w:sz w:val="20"/>
-              </w:rPr>
-              <w:t>°C</w:t>
+                <w:sz w:val="19"/>
+              </w:rPr>
+              <w:t>µg/m³</w:t>
             </w:r>
           </w:p>
         </w:tc>
         <w:tc>
           <w:tcPr>
-            <w:tcW w:type="dxa" w:w="4649"/>
+            <w:tcW w:type="dxa" w:w="7540"/>
+            <w:shd w:val="clear" w:fill="F4F7FA"/>
           </w:tcPr>
           <w:p>
             <w:pPr>
@@ -1915,9 +2032,9 @@
               <w:rPr>
                 <w:b w:val="0"/>
                 <w:i w:val="0"/>
-                <w:sz w:val="20"/>
-              </w:rPr>
-              <w:t>Degrees Celsius</w:t>
+                <w:sz w:val="19"/>
+              </w:rPr>
+              <w:t>Micrograms per cubic meter at standard temperature and pressure (25°C and 101.3 kPa)</w:t>
             </w:r>
           </w:p>
         </w:tc>
@@ -1925,7 +2042,26 @@
       <w:tr>
         <w:tc>
           <w:tcPr>
-            <w:tcW w:type="dxa" w:w="4649"/>
+            <w:tcW w:type="dxa" w:w="1814"/>
+          </w:tcPr>
+          <w:p>
+            <w:pPr>
+              <w:jc w:val="center"/>
+            </w:pPr>
+            <w:r/>
+            <w:r>
+              <w:rPr>
+                <w:b/>
+                <w:i w:val="0"/>
+                <w:sz w:val="19"/>
+              </w:rPr>
+              <w:t>W/m²</w:t>
+            </w:r>
+          </w:p>
+        </w:tc>
+        <w:tc>
+          <w:tcPr>
+            <w:tcW w:type="dxa" w:w="7540"/>
           </w:tcPr>
           <w:p>
             <w:pPr>
@@ -1934,17 +2070,40 @@
             <w:r/>
             <w:r>
               <w:rPr>
+                <w:b w:val="0"/>
+                <w:i w:val="0"/>
+                <w:sz w:val="19"/>
+              </w:rPr>
+              <w:t>Watt per square meter</w:t>
+            </w:r>
+          </w:p>
+        </w:tc>
+      </w:tr>
+      <w:tr>
+        <w:tc>
+          <w:tcPr>
+            <w:tcW w:type="dxa" w:w="1814"/>
+            <w:shd w:val="clear" w:fill="F4F7FA"/>
+          </w:tcPr>
+          <w:p>
+            <w:pPr>
+              <w:jc w:val="center"/>
+            </w:pPr>
+            <w:r/>
+            <w:r>
+              <w:rPr>
                 <w:b/>
                 <w:i w:val="0"/>
-                <w:sz w:val="20"/>
-              </w:rPr>
-              <w:t>µg/m³</w:t>
+                <w:sz w:val="19"/>
+              </w:rPr>
+              <w:t>AAQMS</w:t>
             </w:r>
           </w:p>
         </w:tc>
         <w:tc>
           <w:tcPr>
-            <w:tcW w:type="dxa" w:w="4649"/>
+            <w:tcW w:type="dxa" w:w="7540"/>
+            <w:shd w:val="clear" w:fill="F4F7FA"/>
           </w:tcPr>
           <w:p>
             <w:pPr>
@@ -1955,9 +2114,9 @@
               <w:rPr>
                 <w:b w:val="0"/>
                 <w:i w:val="0"/>
-                <w:sz w:val="20"/>
-              </w:rPr>
-              <w:t>Micrograms per cubic meter at standard temperature and pressure (25°C and 101.3 kPa)</w:t>
+                <w:sz w:val="19"/>
+              </w:rPr>
+              <w:t>Ambient Air Quality Monitoring Station</w:t>
             </w:r>
           </w:p>
         </w:tc>
@@ -1965,7 +2124,26 @@
       <w:tr>
         <w:tc>
           <w:tcPr>
-            <w:tcW w:type="dxa" w:w="4649"/>
+            <w:tcW w:type="dxa" w:w="1814"/>
+          </w:tcPr>
+          <w:p>
+            <w:pPr>
+              <w:jc w:val="center"/>
+            </w:pPr>
+            <w:r/>
+            <w:r>
+              <w:rPr>
+                <w:b/>
+                <w:i w:val="0"/>
+                <w:sz w:val="19"/>
+              </w:rPr>
+              <w:t>CO</w:t>
+            </w:r>
+          </w:p>
+        </w:tc>
+        <w:tc>
+          <w:tcPr>
+            <w:tcW w:type="dxa" w:w="7540"/>
           </w:tcPr>
           <w:p>
             <w:pPr>
@@ -1974,17 +2152,40 @@
             <w:r/>
             <w:r>
               <w:rPr>
+                <w:b w:val="0"/>
+                <w:i w:val="0"/>
+                <w:sz w:val="19"/>
+              </w:rPr>
+              <w:t>Carbon Monoxide</w:t>
+            </w:r>
+          </w:p>
+        </w:tc>
+      </w:tr>
+      <w:tr>
+        <w:tc>
+          <w:tcPr>
+            <w:tcW w:type="dxa" w:w="1814"/>
+            <w:shd w:val="clear" w:fill="F4F7FA"/>
+          </w:tcPr>
+          <w:p>
+            <w:pPr>
+              <w:jc w:val="center"/>
+            </w:pPr>
+            <w:r/>
+            <w:r>
+              <w:rPr>
                 <w:b/>
                 <w:i w:val="0"/>
-                <w:sz w:val="20"/>
-              </w:rPr>
-              <w:t>W/m²</w:t>
+                <w:sz w:val="19"/>
+              </w:rPr>
+              <w:t>Deg.</w:t>
             </w:r>
           </w:p>
         </w:tc>
         <w:tc>
           <w:tcPr>
-            <w:tcW w:type="dxa" w:w="4649"/>
+            <w:tcW w:type="dxa" w:w="7540"/>
+            <w:shd w:val="clear" w:fill="F4F7FA"/>
           </w:tcPr>
           <w:p>
             <w:pPr>
@@ -1995,9 +2196,9 @@
               <w:rPr>
                 <w:b w:val="0"/>
                 <w:i w:val="0"/>
-                <w:sz w:val="20"/>
-              </w:rPr>
-              <w:t>Watt per square meter</w:t>
+                <w:sz w:val="19"/>
+              </w:rPr>
+              <w:t>Degrees (True North)</w:t>
             </w:r>
           </w:p>
         </w:tc>
@@ -2005,7 +2206,26 @@
       <w:tr>
         <w:tc>
           <w:tcPr>
-            <w:tcW w:type="dxa" w:w="4649"/>
+            <w:tcW w:type="dxa" w:w="1814"/>
+          </w:tcPr>
+          <w:p>
+            <w:pPr>
+              <w:jc w:val="center"/>
+            </w:pPr>
+            <w:r/>
+            <w:r>
+              <w:rPr>
+                <w:b/>
+                <w:i w:val="0"/>
+                <w:sz w:val="19"/>
+              </w:rPr>
+              <w:t>H₂S</w:t>
+            </w:r>
+          </w:p>
+        </w:tc>
+        <w:tc>
+          <w:tcPr>
+            <w:tcW w:type="dxa" w:w="7540"/>
           </w:tcPr>
           <w:p>
             <w:pPr>
@@ -2014,17 +2234,40 @@
             <w:r/>
             <w:r>
               <w:rPr>
+                <w:b w:val="0"/>
+                <w:i w:val="0"/>
+                <w:sz w:val="19"/>
+              </w:rPr>
+              <w:t>Hydrogen sulfide</w:t>
+            </w:r>
+          </w:p>
+        </w:tc>
+      </w:tr>
+      <w:tr>
+        <w:tc>
+          <w:tcPr>
+            <w:tcW w:type="dxa" w:w="1814"/>
+            <w:shd w:val="clear" w:fill="F4F7FA"/>
+          </w:tcPr>
+          <w:p>
+            <w:pPr>
+              <w:jc w:val="center"/>
+            </w:pPr>
+            <w:r/>
+            <w:r>
+              <w:rPr>
                 <w:b/>
                 <w:i w:val="0"/>
-                <w:sz w:val="20"/>
-              </w:rPr>
-              <w:t>AAQMS</w:t>
+                <w:sz w:val="19"/>
+              </w:rPr>
+              <w:t>m/s</w:t>
             </w:r>
           </w:p>
         </w:tc>
         <w:tc>
           <w:tcPr>
-            <w:tcW w:type="dxa" w:w="4649"/>
+            <w:tcW w:type="dxa" w:w="7540"/>
+            <w:shd w:val="clear" w:fill="F4F7FA"/>
           </w:tcPr>
           <w:p>
             <w:pPr>
@@ -2035,9 +2278,9 @@
               <w:rPr>
                 <w:b w:val="0"/>
                 <w:i w:val="0"/>
-                <w:sz w:val="20"/>
-              </w:rPr>
-              <w:t>Ambient Air Quality Monitoring Station</w:t>
+                <w:sz w:val="19"/>
+              </w:rPr>
+              <w:t>Meters per second</w:t>
             </w:r>
           </w:p>
         </w:tc>
@@ -2045,7 +2288,26 @@
       <w:tr>
         <w:tc>
           <w:tcPr>
-            <w:tcW w:type="dxa" w:w="4649"/>
+            <w:tcW w:type="dxa" w:w="1814"/>
+          </w:tcPr>
+          <w:p>
+            <w:pPr>
+              <w:jc w:val="center"/>
+            </w:pPr>
+            <w:r/>
+            <w:r>
+              <w:rPr>
+                <w:b/>
+                <w:i w:val="0"/>
+                <w:sz w:val="19"/>
+              </w:rPr>
+              <w:t>NO</w:t>
+            </w:r>
+          </w:p>
+        </w:tc>
+        <w:tc>
+          <w:tcPr>
+            <w:tcW w:type="dxa" w:w="7540"/>
           </w:tcPr>
           <w:p>
             <w:pPr>
@@ -2054,17 +2316,40 @@
             <w:r/>
             <w:r>
               <w:rPr>
+                <w:b w:val="0"/>
+                <w:i w:val="0"/>
+                <w:sz w:val="19"/>
+              </w:rPr>
+              <w:t>Nitric oxide</w:t>
+            </w:r>
+          </w:p>
+        </w:tc>
+      </w:tr>
+      <w:tr>
+        <w:tc>
+          <w:tcPr>
+            <w:tcW w:type="dxa" w:w="1814"/>
+            <w:shd w:val="clear" w:fill="F4F7FA"/>
+          </w:tcPr>
+          <w:p>
+            <w:pPr>
+              <w:jc w:val="center"/>
+            </w:pPr>
+            <w:r/>
+            <w:r>
+              <w:rPr>
                 <w:b/>
                 <w:i w:val="0"/>
-                <w:sz w:val="20"/>
-              </w:rPr>
-              <w:t>CO</w:t>
+                <w:sz w:val="19"/>
+              </w:rPr>
+              <w:t>NO2</w:t>
             </w:r>
           </w:p>
         </w:tc>
         <w:tc>
           <w:tcPr>
-            <w:tcW w:type="dxa" w:w="4649"/>
+            <w:tcW w:type="dxa" w:w="7540"/>
+            <w:shd w:val="clear" w:fill="F4F7FA"/>
           </w:tcPr>
           <w:p>
             <w:pPr>
@@ -2075,9 +2360,9 @@
               <w:rPr>
                 <w:b w:val="0"/>
                 <w:i w:val="0"/>
-                <w:sz w:val="20"/>
-              </w:rPr>
-              <w:t>Carbon Monoxide</w:t>
+                <w:sz w:val="19"/>
+              </w:rPr>
+              <w:t>Nitrogen dioxide</w:t>
             </w:r>
           </w:p>
         </w:tc>
@@ -2085,7 +2370,26 @@
       <w:tr>
         <w:tc>
           <w:tcPr>
-            <w:tcW w:type="dxa" w:w="4649"/>
+            <w:tcW w:type="dxa" w:w="1814"/>
+          </w:tcPr>
+          <w:p>
+            <w:pPr>
+              <w:jc w:val="center"/>
+            </w:pPr>
+            <w:r/>
+            <w:r>
+              <w:rPr>
+                <w:b/>
+                <w:i w:val="0"/>
+                <w:sz w:val="19"/>
+              </w:rPr>
+              <w:t>NOx</w:t>
+            </w:r>
+          </w:p>
+        </w:tc>
+        <w:tc>
+          <w:tcPr>
+            <w:tcW w:type="dxa" w:w="7540"/>
           </w:tcPr>
           <w:p>
             <w:pPr>
@@ -2094,17 +2398,40 @@
             <w:r/>
             <w:r>
               <w:rPr>
+                <w:b w:val="0"/>
+                <w:i w:val="0"/>
+                <w:sz w:val="19"/>
+              </w:rPr>
+              <w:t>Oxides of Nitrogen</w:t>
+            </w:r>
+          </w:p>
+        </w:tc>
+      </w:tr>
+      <w:tr>
+        <w:tc>
+          <w:tcPr>
+            <w:tcW w:type="dxa" w:w="1814"/>
+            <w:shd w:val="clear" w:fill="F4F7FA"/>
+          </w:tcPr>
+          <w:p>
+            <w:pPr>
+              <w:jc w:val="center"/>
+            </w:pPr>
+            <w:r/>
+            <w:r>
+              <w:rPr>
                 <w:b/>
                 <w:i w:val="0"/>
-                <w:sz w:val="20"/>
-              </w:rPr>
-              <w:t>Deg.</w:t>
+                <w:sz w:val="19"/>
+              </w:rPr>
+              <w:t>O3</w:t>
             </w:r>
           </w:p>
         </w:tc>
         <w:tc>
           <w:tcPr>
-            <w:tcW w:type="dxa" w:w="4649"/>
+            <w:tcW w:type="dxa" w:w="7540"/>
+            <w:shd w:val="clear" w:fill="F4F7FA"/>
           </w:tcPr>
           <w:p>
             <w:pPr>
@@ -2115,9 +2442,9 @@
               <w:rPr>
                 <w:b w:val="0"/>
                 <w:i w:val="0"/>
-                <w:sz w:val="20"/>
-              </w:rPr>
-              <w:t>Degrees (True North)</w:t>
+                <w:sz w:val="19"/>
+              </w:rPr>
+              <w:t>Ozone</w:t>
             </w:r>
           </w:p>
         </w:tc>
@@ -2125,7 +2452,26 @@
       <w:tr>
         <w:tc>
           <w:tcPr>
-            <w:tcW w:type="dxa" w:w="4649"/>
+            <w:tcW w:type="dxa" w:w="1814"/>
+          </w:tcPr>
+          <w:p>
+            <w:pPr>
+              <w:jc w:val="center"/>
+            </w:pPr>
+            <w:r/>
+            <w:r>
+              <w:rPr>
+                <w:b/>
+                <w:i w:val="0"/>
+                <w:sz w:val="19"/>
+              </w:rPr>
+              <w:t>hPa</w:t>
+            </w:r>
+          </w:p>
+        </w:tc>
+        <w:tc>
+          <w:tcPr>
+            <w:tcW w:type="dxa" w:w="7540"/>
           </w:tcPr>
           <w:p>
             <w:pPr>
@@ -2134,17 +2480,40 @@
             <w:r/>
             <w:r>
               <w:rPr>
+                <w:b w:val="0"/>
+                <w:i w:val="0"/>
+                <w:sz w:val="19"/>
+              </w:rPr>
+              <w:t>Hecto Pascal</w:t>
+            </w:r>
+          </w:p>
+        </w:tc>
+      </w:tr>
+      <w:tr>
+        <w:tc>
+          <w:tcPr>
+            <w:tcW w:type="dxa" w:w="1814"/>
+            <w:shd w:val="clear" w:fill="F4F7FA"/>
+          </w:tcPr>
+          <w:p>
+            <w:pPr>
+              <w:jc w:val="center"/>
+            </w:pPr>
+            <w:r/>
+            <w:r>
+              <w:rPr>
                 <w:b/>
                 <w:i w:val="0"/>
-                <w:sz w:val="20"/>
-              </w:rPr>
-              <w:t>H₂S</w:t>
+                <w:sz w:val="19"/>
+              </w:rPr>
+              <w:t>PM10</w:t>
             </w:r>
           </w:p>
         </w:tc>
         <w:tc>
           <w:tcPr>
-            <w:tcW w:type="dxa" w:w="4649"/>
+            <w:tcW w:type="dxa" w:w="7540"/>
+            <w:shd w:val="clear" w:fill="F4F7FA"/>
           </w:tcPr>
           <w:p>
             <w:pPr>
@@ -2155,9 +2524,9 @@
               <w:rPr>
                 <w:b w:val="0"/>
                 <w:i w:val="0"/>
-                <w:sz w:val="20"/>
-              </w:rPr>
-              <w:t>Hydrogen sulfide</w:t>
+                <w:sz w:val="19"/>
+              </w:rPr>
+              <w:t>Particulate less than 10 microns in equivalent aerodynamic diameter</w:t>
             </w:r>
           </w:p>
         </w:tc>
@@ -2165,7 +2534,26 @@
       <w:tr>
         <w:tc>
           <w:tcPr>
-            <w:tcW w:type="dxa" w:w="4649"/>
+            <w:tcW w:type="dxa" w:w="1814"/>
+          </w:tcPr>
+          <w:p>
+            <w:pPr>
+              <w:jc w:val="center"/>
+            </w:pPr>
+            <w:r/>
+            <w:r>
+              <w:rPr>
+                <w:b/>
+                <w:i w:val="0"/>
+                <w:sz w:val="19"/>
+              </w:rPr>
+              <w:t>PM2.5</w:t>
+            </w:r>
+          </w:p>
+        </w:tc>
+        <w:tc>
+          <w:tcPr>
+            <w:tcW w:type="dxa" w:w="7540"/>
           </w:tcPr>
           <w:p>
             <w:pPr>
@@ -2174,17 +2562,40 @@
             <w:r/>
             <w:r>
               <w:rPr>
+                <w:b w:val="0"/>
+                <w:i w:val="0"/>
+                <w:sz w:val="19"/>
+              </w:rPr>
+              <w:t>Particulate less than 2.5 microns in equivalent aerodynamic diameter</w:t>
+            </w:r>
+          </w:p>
+        </w:tc>
+      </w:tr>
+      <w:tr>
+        <w:tc>
+          <w:tcPr>
+            <w:tcW w:type="dxa" w:w="1814"/>
+            <w:shd w:val="clear" w:fill="F4F7FA"/>
+          </w:tcPr>
+          <w:p>
+            <w:pPr>
+              <w:jc w:val="center"/>
+            </w:pPr>
+            <w:r/>
+            <w:r>
+              <w:rPr>
                 <w:b/>
                 <w:i w:val="0"/>
-                <w:sz w:val="20"/>
-              </w:rPr>
-              <w:t>m/s</w:t>
+                <w:sz w:val="19"/>
+              </w:rPr>
+              <w:t>ppb</w:t>
             </w:r>
           </w:p>
         </w:tc>
         <w:tc>
           <w:tcPr>
-            <w:tcW w:type="dxa" w:w="4649"/>
+            <w:tcW w:type="dxa" w:w="7540"/>
+            <w:shd w:val="clear" w:fill="F4F7FA"/>
           </w:tcPr>
           <w:p>
             <w:pPr>
@@ -2195,9 +2606,9 @@
               <w:rPr>
                 <w:b w:val="0"/>
                 <w:i w:val="0"/>
-                <w:sz w:val="20"/>
-              </w:rPr>
-              <w:t>Meters per second</w:t>
+                <w:sz w:val="19"/>
+              </w:rPr>
+              <w:t>Parts per billion</w:t>
             </w:r>
           </w:p>
         </w:tc>
@@ -2205,7 +2616,26 @@
       <w:tr>
         <w:tc>
           <w:tcPr>
-            <w:tcW w:type="dxa" w:w="4649"/>
+            <w:tcW w:type="dxa" w:w="1814"/>
+          </w:tcPr>
+          <w:p>
+            <w:pPr>
+              <w:jc w:val="center"/>
+            </w:pPr>
+            <w:r/>
+            <w:r>
+              <w:rPr>
+                <w:b/>
+                <w:i w:val="0"/>
+                <w:sz w:val="19"/>
+              </w:rPr>
+              <w:t>ppm</w:t>
+            </w:r>
+          </w:p>
+        </w:tc>
+        <w:tc>
+          <w:tcPr>
+            <w:tcW w:type="dxa" w:w="7540"/>
           </w:tcPr>
           <w:p>
             <w:pPr>
@@ -2214,17 +2644,40 @@
             <w:r/>
             <w:r>
               <w:rPr>
+                <w:b w:val="0"/>
+                <w:i w:val="0"/>
+                <w:sz w:val="19"/>
+              </w:rPr>
+              <w:t>Parts per million</w:t>
+            </w:r>
+          </w:p>
+        </w:tc>
+      </w:tr>
+      <w:tr>
+        <w:tc>
+          <w:tcPr>
+            <w:tcW w:type="dxa" w:w="1814"/>
+            <w:shd w:val="clear" w:fill="F4F7FA"/>
+          </w:tcPr>
+          <w:p>
+            <w:pPr>
+              <w:jc w:val="center"/>
+            </w:pPr>
+            <w:r/>
+            <w:r>
+              <w:rPr>
                 <w:b/>
                 <w:i w:val="0"/>
-                <w:sz w:val="20"/>
-              </w:rPr>
-              <w:t>NO</w:t>
+                <w:sz w:val="19"/>
+              </w:rPr>
+              <w:t>RH</w:t>
             </w:r>
           </w:p>
         </w:tc>
         <w:tc>
           <w:tcPr>
-            <w:tcW w:type="dxa" w:w="4649"/>
+            <w:tcW w:type="dxa" w:w="7540"/>
+            <w:shd w:val="clear" w:fill="F4F7FA"/>
           </w:tcPr>
           <w:p>
             <w:pPr>
@@ -2235,9 +2688,9 @@
               <w:rPr>
                 <w:b w:val="0"/>
                 <w:i w:val="0"/>
-                <w:sz w:val="20"/>
-              </w:rPr>
-              <w:t>Nitric oxide</w:t>
+                <w:sz w:val="19"/>
+              </w:rPr>
+              <w:t>Relative Humidity</w:t>
             </w:r>
           </w:p>
         </w:tc>
@@ -2245,7 +2698,26 @@
       <w:tr>
         <w:tc>
           <w:tcPr>
-            <w:tcW w:type="dxa" w:w="4649"/>
+            <w:tcW w:type="dxa" w:w="1814"/>
+          </w:tcPr>
+          <w:p>
+            <w:pPr>
+              <w:jc w:val="center"/>
+            </w:pPr>
+            <w:r/>
+            <w:r>
+              <w:rPr>
+                <w:b/>
+                <w:i w:val="0"/>
+                <w:sz w:val="19"/>
+              </w:rPr>
+              <w:t>SO₂</w:t>
+            </w:r>
+          </w:p>
+        </w:tc>
+        <w:tc>
+          <w:tcPr>
+            <w:tcW w:type="dxa" w:w="7540"/>
           </w:tcPr>
           <w:p>
             <w:pPr>
@@ -2254,17 +2726,40 @@
             <w:r/>
             <w:r>
               <w:rPr>
+                <w:b w:val="0"/>
+                <w:i w:val="0"/>
+                <w:sz w:val="19"/>
+              </w:rPr>
+              <w:t>Sulfur dioxide</w:t>
+            </w:r>
+          </w:p>
+        </w:tc>
+      </w:tr>
+      <w:tr>
+        <w:tc>
+          <w:tcPr>
+            <w:tcW w:type="dxa" w:w="1814"/>
+            <w:shd w:val="clear" w:fill="F4F7FA"/>
+          </w:tcPr>
+          <w:p>
+            <w:pPr>
+              <w:jc w:val="center"/>
+            </w:pPr>
+            <w:r/>
+            <w:r>
+              <w:rPr>
                 <w:b/>
                 <w:i w:val="0"/>
-                <w:sz w:val="20"/>
-              </w:rPr>
-              <w:t>NO2</w:t>
+                <w:sz w:val="19"/>
+              </w:rPr>
+              <w:t>WD</w:t>
             </w:r>
           </w:p>
         </w:tc>
         <w:tc>
           <w:tcPr>
-            <w:tcW w:type="dxa" w:w="4649"/>
+            <w:tcW w:type="dxa" w:w="7540"/>
+            <w:shd w:val="clear" w:fill="F4F7FA"/>
           </w:tcPr>
           <w:p>
             <w:pPr>
@@ -2275,9 +2770,9 @@
               <w:rPr>
                 <w:b w:val="0"/>
                 <w:i w:val="0"/>
-                <w:sz w:val="20"/>
-              </w:rPr>
-              <w:t>Nitrogen dioxide</w:t>
+                <w:sz w:val="19"/>
+              </w:rPr>
+              <w:t>Wind Direction</w:t>
             </w:r>
           </w:p>
         </w:tc>
@@ -2285,7 +2780,26 @@
       <w:tr>
         <w:tc>
           <w:tcPr>
-            <w:tcW w:type="dxa" w:w="4649"/>
+            <w:tcW w:type="dxa" w:w="1814"/>
+          </w:tcPr>
+          <w:p>
+            <w:pPr>
+              <w:jc w:val="center"/>
+            </w:pPr>
+            <w:r/>
+            <w:r>
+              <w:rPr>
+                <w:b/>
+                <w:i w:val="0"/>
+                <w:sz w:val="19"/>
+              </w:rPr>
+              <w:t>WS</w:t>
+            </w:r>
+          </w:p>
+        </w:tc>
+        <w:tc>
+          <w:tcPr>
+            <w:tcW w:type="dxa" w:w="7540"/>
           </w:tcPr>
           <w:p>
             <w:pPr>
@@ -2294,428 +2808,9 @@
             <w:r/>
             <w:r>
               <w:rPr>
-                <w:b/>
-                <w:i w:val="0"/>
-                <w:sz w:val="20"/>
-              </w:rPr>
-              <w:t>NOx</w:t>
-            </w:r>
-          </w:p>
-        </w:tc>
-        <w:tc>
-          <w:tcPr>
-            <w:tcW w:type="dxa" w:w="4649"/>
-          </w:tcPr>
-          <w:p>
-            <w:pPr>
-              <w:jc w:val="left"/>
-            </w:pPr>
-            <w:r/>
-            <w:r>
-              <w:rPr>
                 <w:b w:val="0"/>
                 <w:i w:val="0"/>
-                <w:sz w:val="20"/>
-              </w:rPr>
-              <w:t>Oxides of Nitrogen</w:t>
-            </w:r>
-          </w:p>
-        </w:tc>
-      </w:tr>
-      <w:tr>
-        <w:tc>
-          <w:tcPr>
-            <w:tcW w:type="dxa" w:w="4649"/>
-          </w:tcPr>
-          <w:p>
-            <w:pPr>
-              <w:jc w:val="left"/>
-            </w:pPr>
-            <w:r/>
-            <w:r>
-              <w:rPr>
-                <w:b/>
-                <w:i w:val="0"/>
-                <w:sz w:val="20"/>
-              </w:rPr>
-              <w:t>O3</w:t>
-            </w:r>
-          </w:p>
-        </w:tc>
-        <w:tc>
-          <w:tcPr>
-            <w:tcW w:type="dxa" w:w="4649"/>
-          </w:tcPr>
-          <w:p>
-            <w:pPr>
-              <w:jc w:val="left"/>
-            </w:pPr>
-            <w:r/>
-            <w:r>
-              <w:rPr>
-                <w:b w:val="0"/>
-                <w:i w:val="0"/>
-                <w:sz w:val="20"/>
-              </w:rPr>
-              <w:t>Ozone</w:t>
-            </w:r>
-          </w:p>
-        </w:tc>
-      </w:tr>
-      <w:tr>
-        <w:tc>
-          <w:tcPr>
-            <w:tcW w:type="dxa" w:w="4649"/>
-          </w:tcPr>
-          <w:p>
-            <w:pPr>
-              <w:jc w:val="left"/>
-            </w:pPr>
-            <w:r/>
-            <w:r>
-              <w:rPr>
-                <w:b/>
-                <w:i w:val="0"/>
-                <w:sz w:val="20"/>
-              </w:rPr>
-              <w:t>hPa</w:t>
-            </w:r>
-          </w:p>
-        </w:tc>
-        <w:tc>
-          <w:tcPr>
-            <w:tcW w:type="dxa" w:w="4649"/>
-          </w:tcPr>
-          <w:p>
-            <w:pPr>
-              <w:jc w:val="left"/>
-            </w:pPr>
-            <w:r/>
-            <w:r>
-              <w:rPr>
-                <w:b w:val="0"/>
-                <w:i w:val="0"/>
-                <w:sz w:val="20"/>
-              </w:rPr>
-              <w:t>Hecto Pascal</w:t>
-            </w:r>
-          </w:p>
-        </w:tc>
-      </w:tr>
-      <w:tr>
-        <w:tc>
-          <w:tcPr>
-            <w:tcW w:type="dxa" w:w="4649"/>
-          </w:tcPr>
-          <w:p>
-            <w:pPr>
-              <w:jc w:val="left"/>
-            </w:pPr>
-            <w:r/>
-            <w:r>
-              <w:rPr>
-                <w:b/>
-                <w:i w:val="0"/>
-                <w:sz w:val="20"/>
-              </w:rPr>
-              <w:t>PM10</w:t>
-            </w:r>
-          </w:p>
-        </w:tc>
-        <w:tc>
-          <w:tcPr>
-            <w:tcW w:type="dxa" w:w="4649"/>
-          </w:tcPr>
-          <w:p>
-            <w:pPr>
-              <w:jc w:val="left"/>
-            </w:pPr>
-            <w:r/>
-            <w:r>
-              <w:rPr>
-                <w:b w:val="0"/>
-                <w:i w:val="0"/>
-                <w:sz w:val="20"/>
-              </w:rPr>
-              <w:t>Particulate less than 10 microns in equivalent aerodynamic diameter</w:t>
-            </w:r>
-          </w:p>
-        </w:tc>
-      </w:tr>
-      <w:tr>
-        <w:tc>
-          <w:tcPr>
-            <w:tcW w:type="dxa" w:w="4649"/>
-          </w:tcPr>
-          <w:p>
-            <w:pPr>
-              <w:jc w:val="left"/>
-            </w:pPr>
-            <w:r/>
-            <w:r>
-              <w:rPr>
-                <w:b/>
-                <w:i w:val="0"/>
-                <w:sz w:val="20"/>
-              </w:rPr>
-              <w:t>PM2.5</w:t>
-            </w:r>
-          </w:p>
-        </w:tc>
-        <w:tc>
-          <w:tcPr>
-            <w:tcW w:type="dxa" w:w="4649"/>
-          </w:tcPr>
-          <w:p>
-            <w:pPr>
-              <w:jc w:val="left"/>
-            </w:pPr>
-            <w:r/>
-            <w:r>
-              <w:rPr>
-                <w:b w:val="0"/>
-                <w:i w:val="0"/>
-                <w:sz w:val="20"/>
-              </w:rPr>
-              <w:t>Particulate less than 2.5 microns in equivalent aerodynamic diameter</w:t>
-            </w:r>
-          </w:p>
-        </w:tc>
-      </w:tr>
-      <w:tr>
-        <w:tc>
-          <w:tcPr>
-            <w:tcW w:type="dxa" w:w="4649"/>
-          </w:tcPr>
-          <w:p>
-            <w:pPr>
-              <w:jc w:val="left"/>
-            </w:pPr>
-            <w:r/>
-            <w:r>
-              <w:rPr>
-                <w:b/>
-                <w:i w:val="0"/>
-                <w:sz w:val="20"/>
-              </w:rPr>
-              <w:t>ppb</w:t>
-            </w:r>
-          </w:p>
-        </w:tc>
-        <w:tc>
-          <w:tcPr>
-            <w:tcW w:type="dxa" w:w="4649"/>
-          </w:tcPr>
-          <w:p>
-            <w:pPr>
-              <w:jc w:val="left"/>
-            </w:pPr>
-            <w:r/>
-            <w:r>
-              <w:rPr>
-                <w:b w:val="0"/>
-                <w:i w:val="0"/>
-                <w:sz w:val="20"/>
-              </w:rPr>
-              <w:t>Parts per billion</w:t>
-            </w:r>
-          </w:p>
-        </w:tc>
-      </w:tr>
-      <w:tr>
-        <w:tc>
-          <w:tcPr>
-            <w:tcW w:type="dxa" w:w="4649"/>
-          </w:tcPr>
-          <w:p>
-            <w:pPr>
-              <w:jc w:val="left"/>
-            </w:pPr>
-            <w:r/>
-            <w:r>
-              <w:rPr>
-                <w:b/>
-                <w:i w:val="0"/>
-                <w:sz w:val="20"/>
-              </w:rPr>
-              <w:t>ppm</w:t>
-            </w:r>
-          </w:p>
-        </w:tc>
-        <w:tc>
-          <w:tcPr>
-            <w:tcW w:type="dxa" w:w="4649"/>
-          </w:tcPr>
-          <w:p>
-            <w:pPr>
-              <w:jc w:val="left"/>
-            </w:pPr>
-            <w:r/>
-            <w:r>
-              <w:rPr>
-                <w:b w:val="0"/>
-                <w:i w:val="0"/>
-                <w:sz w:val="20"/>
-              </w:rPr>
-              <w:t>Parts per million</w:t>
-            </w:r>
-          </w:p>
-        </w:tc>
-      </w:tr>
-      <w:tr>
-        <w:tc>
-          <w:tcPr>
-            <w:tcW w:type="dxa" w:w="4649"/>
-          </w:tcPr>
-          <w:p>
-            <w:pPr>
-              <w:jc w:val="left"/>
-            </w:pPr>
-            <w:r/>
-            <w:r>
-              <w:rPr>
-                <w:b/>
-                <w:i w:val="0"/>
-                <w:sz w:val="20"/>
-              </w:rPr>
-              <w:t>RH</w:t>
-            </w:r>
-          </w:p>
-        </w:tc>
-        <w:tc>
-          <w:tcPr>
-            <w:tcW w:type="dxa" w:w="4649"/>
-          </w:tcPr>
-          <w:p>
-            <w:pPr>
-              <w:jc w:val="left"/>
-            </w:pPr>
-            <w:r/>
-            <w:r>
-              <w:rPr>
-                <w:b w:val="0"/>
-                <w:i w:val="0"/>
-                <w:sz w:val="20"/>
-              </w:rPr>
-              <w:t>Relative Humidity</w:t>
-            </w:r>
-          </w:p>
-        </w:tc>
-      </w:tr>
-      <w:tr>
-        <w:tc>
-          <w:tcPr>
-            <w:tcW w:type="dxa" w:w="4649"/>
-          </w:tcPr>
-          <w:p>
-            <w:pPr>
-              <w:jc w:val="left"/>
-            </w:pPr>
-            <w:r/>
-            <w:r>
-              <w:rPr>
-                <w:b/>
-                <w:i w:val="0"/>
-                <w:sz w:val="20"/>
-              </w:rPr>
-              <w:t>SO₂</w:t>
-            </w:r>
-          </w:p>
-        </w:tc>
-        <w:tc>
-          <w:tcPr>
-            <w:tcW w:type="dxa" w:w="4649"/>
-          </w:tcPr>
-          <w:p>
-            <w:pPr>
-              <w:jc w:val="left"/>
-            </w:pPr>
-            <w:r/>
-            <w:r>
-              <w:rPr>
-                <w:b w:val="0"/>
-                <w:i w:val="0"/>
-                <w:sz w:val="20"/>
-              </w:rPr>
-              <w:t>Sulfur dioxide</w:t>
-            </w:r>
-          </w:p>
-        </w:tc>
-      </w:tr>
-      <w:tr>
-        <w:tc>
-          <w:tcPr>
-            <w:tcW w:type="dxa" w:w="4649"/>
-          </w:tcPr>
-          <w:p>
-            <w:pPr>
-              <w:jc w:val="left"/>
-            </w:pPr>
-            <w:r/>
-            <w:r>
-              <w:rPr>
-                <w:b/>
-                <w:i w:val="0"/>
-                <w:sz w:val="20"/>
-              </w:rPr>
-              <w:t>WD</w:t>
-            </w:r>
-          </w:p>
-        </w:tc>
-        <w:tc>
-          <w:tcPr>
-            <w:tcW w:type="dxa" w:w="4649"/>
-          </w:tcPr>
-          <w:p>
-            <w:pPr>
-              <w:jc w:val="left"/>
-            </w:pPr>
-            <w:r/>
-            <w:r>
-              <w:rPr>
-                <w:b w:val="0"/>
-                <w:i w:val="0"/>
-                <w:sz w:val="20"/>
-              </w:rPr>
-              <w:t>Wind Direction</w:t>
-            </w:r>
-          </w:p>
-        </w:tc>
-      </w:tr>
-      <w:tr>
-        <w:tc>
-          <w:tcPr>
-            <w:tcW w:type="dxa" w:w="4649"/>
-          </w:tcPr>
-          <w:p>
-            <w:pPr>
-              <w:jc w:val="left"/>
-            </w:pPr>
-            <w:r/>
-            <w:r>
-              <w:rPr>
-                <w:b/>
-                <w:i w:val="0"/>
-                <w:sz w:val="20"/>
-              </w:rPr>
-              <w:t>WS</w:t>
-            </w:r>
-          </w:p>
-        </w:tc>
-        <w:tc>
-          <w:tcPr>
-            <w:tcW w:type="dxa" w:w="4649"/>
-          </w:tcPr>
-          <w:p>
-            <w:pPr>
-              <w:jc w:val="left"/>
-            </w:pPr>
-            <w:r/>
-            <w:r>
-              <w:rPr>
-                <w:b w:val="0"/>
-                <w:i w:val="0"/>
-                <w:sz w:val="20"/>
+                <w:sz w:val="19"/>
               </w:rPr>
               <w:t>Wind Speed</w:t>
             </w:r>
